--- a/idris/React/Idris_Sadiq.docx
+++ b/idris/React/Idris_Sadiq.docx
@@ -24,6 +24,9 @@
         <w:gridCol w:w="10420"/>
       </w:tblGrid>
       <w:tr>
+        <w:trPr>
+          <w:trHeight w:val="870"/>
+        </w:trPr>
         <w:tc>
           <w:tcPr>
             <w:tcW w:w="0" w:type="auto"/>
@@ -110,7 +113,7 @@
                 <w:rFonts w:ascii="Arial" w:eastAsia="Arial" w:hAnsi="Arial" w:cs="Arial"/>
                 <w:color w:val="BBBBBB"/>
               </w:rPr>
-              <w:t xml:space="preserve">idrissadiqdev@outlook.com  </w:t>
+              <w:t xml:space="preserve">Idrissadiq.pro@outlook.com  </w:t>
             </w:r>
             <w:r>
               <w:rPr>
@@ -124,7 +127,21 @@
                 <w:rFonts w:ascii="Arial" w:eastAsia="Arial" w:hAnsi="Arial" w:cs="Arial"/>
                 <w:color w:val="BBBBBB"/>
               </w:rPr>
-              <w:t>|  Los Angeles, California, United States</w:t>
+              <w:t xml:space="preserve">|  </w:t>
+            </w:r>
+            <w:r>
+              <w:rPr>
+                <w:rFonts w:ascii="Arial" w:eastAsia="Arial" w:hAnsi="Arial" w:cs="Arial"/>
+                <w:color w:val="BBBBBB"/>
+              </w:rPr>
+              <w:t>Spring Valley</w:t>
+            </w:r>
+            <w:r>
+              <w:rPr>
+                <w:rFonts w:ascii="Arial" w:eastAsia="Arial" w:hAnsi="Arial" w:cs="Arial"/>
+                <w:color w:val="BBBBBB"/>
+              </w:rPr>
+              <w:t>, California, United States</w:t>
             </w:r>
           </w:p>
           <w:p>
@@ -136,7 +153,14 @@
                 <w:rFonts w:ascii="Arial" w:eastAsia="Arial" w:hAnsi="Arial" w:cs="Arial"/>
                 <w:color w:val="BBBBBB"/>
               </w:rPr>
-              <w:t>LinkedIn: linkedin.com/in/idris-sadiq-958b453a6</w:t>
+              <w:t xml:space="preserve">LinkedIn: </w:t>
+            </w:r>
+            <w:r>
+              <w:rPr>
+                <w:rFonts w:ascii="Arial" w:eastAsia="Arial" w:hAnsi="Arial" w:cs="Arial"/>
+                <w:color w:val="BBBBBB"/>
+              </w:rPr>
+              <w:t>https://www.linkedin.com/in/idris-sadiq-0640ab3b4/</w:t>
             </w:r>
           </w:p>
         </w:tc>
@@ -295,7 +319,15 @@
         <w:rPr>
           <w:rFonts w:ascii="Arial" w:hAnsi="Arial" w:cs="Arial"/>
         </w:rPr>
-        <w:t xml:space="preserve"> systems that turn ambiguous requirements into measurable outcomes.</w:t>
+        <w:t xml:space="preserve"> systems that turn ambiguo</w:t>
+      </w:r>
+      <w:bookmarkStart w:id="0" w:name="_GoBack"/>
+      <w:bookmarkEnd w:id="0"/>
+      <w:r>
+        <w:rPr>
+          <w:rFonts w:ascii="Arial" w:hAnsi="Arial" w:cs="Arial"/>
+        </w:rPr>
+        <w:t>us requirements into measurable outcomes.</w:t>
       </w:r>
       <w:proofErr w:type="gramEnd"/>
       <w:r>
@@ -375,76 +407,93 @@
     </w:p>
     <w:p>
       <w:pPr>
-        <w:pStyle w:val="NormalWeb"/>
+        <w:pStyle w:val="ListParagraph"/>
         <w:numPr>
           <w:ilvl w:val="0"/>
-          <w:numId w:val="2"/>
+          <w:numId w:val="15"/>
         </w:numPr>
         <w:jc w:val="both"/>
         <w:rPr>
           <w:rFonts w:ascii="Arial" w:hAnsi="Arial" w:cs="Arial"/>
-          <w:sz w:val="20"/>
-        </w:rPr>
-      </w:pPr>
-      <w:r>
-        <w:rPr>
-          <w:rStyle w:val="Strong"/>
-          <w:rFonts w:ascii="Arial" w:hAnsi="Arial" w:cs="Arial"/>
-          <w:sz w:val="20"/>
-        </w:rPr>
-        <w:t>Frontend</w:t>
-      </w:r>
-      <w:r>
-        <w:rPr>
-          <w:rFonts w:ascii="Arial" w:hAnsi="Arial" w:cs="Arial"/>
-          <w:sz w:val="20"/>
-        </w:rPr>
-        <w:t xml:space="preserve"> — </w:t>
-      </w:r>
-      <w:r>
-        <w:rPr>
-          <w:rStyle w:val="Strong"/>
-          <w:rFonts w:ascii="Arial" w:hAnsi="Arial" w:cs="Arial"/>
-          <w:sz w:val="20"/>
-        </w:rPr>
-        <w:t>React</w:t>
-      </w:r>
-      <w:r>
-        <w:rPr>
-          <w:rFonts w:ascii="Arial" w:hAnsi="Arial" w:cs="Arial"/>
-          <w:sz w:val="20"/>
+          <w:sz w:val="18"/>
+        </w:rPr>
+      </w:pPr>
+      <w:r>
+        <w:rPr>
+          <w:rFonts w:ascii="Arial" w:hAnsi="Arial" w:cs="Arial"/>
+          <w:b/>
+          <w:sz w:val="18"/>
+        </w:rPr>
+        <w:t>Frontend —</w:t>
+      </w:r>
+      <w:r>
+        <w:rPr>
+          <w:rFonts w:ascii="Arial" w:hAnsi="Arial" w:cs="Arial"/>
+          <w:sz w:val="18"/>
+        </w:rPr>
+        <w:t xml:space="preserve"> React, Next.js, </w:t>
+      </w:r>
+      <w:proofErr w:type="spellStart"/>
+      <w:r>
+        <w:rPr>
+          <w:rFonts w:ascii="Arial" w:hAnsi="Arial" w:cs="Arial"/>
+          <w:sz w:val="18"/>
+        </w:rPr>
+        <w:t>TypeScript</w:t>
+      </w:r>
+      <w:proofErr w:type="spellEnd"/>
+      <w:r>
+        <w:rPr>
+          <w:rFonts w:ascii="Arial" w:hAnsi="Arial" w:cs="Arial"/>
+          <w:sz w:val="18"/>
         </w:rPr>
         <w:t xml:space="preserve">, </w:t>
       </w:r>
-      <w:r>
-        <w:rPr>
-          <w:rStyle w:val="Strong"/>
-          <w:rFonts w:ascii="Arial" w:hAnsi="Arial" w:cs="Arial"/>
-          <w:sz w:val="20"/>
-        </w:rPr>
-        <w:t>Next.js</w:t>
-      </w:r>
-      <w:r>
-        <w:rPr>
-          <w:rFonts w:ascii="Arial" w:hAnsi="Arial" w:cs="Arial"/>
-          <w:sz w:val="20"/>
+      <w:proofErr w:type="spellStart"/>
+      <w:r>
+        <w:rPr>
+          <w:rFonts w:ascii="Arial" w:hAnsi="Arial" w:cs="Arial"/>
+          <w:sz w:val="18"/>
+        </w:rPr>
+        <w:t>Redux</w:t>
+      </w:r>
+      <w:proofErr w:type="spellEnd"/>
+      <w:r>
+        <w:rPr>
+          <w:rFonts w:ascii="Arial" w:hAnsi="Arial" w:cs="Arial"/>
+          <w:sz w:val="18"/>
+        </w:rPr>
+        <w:t xml:space="preserve">, React Query, </w:t>
+      </w:r>
+      <w:proofErr w:type="spellStart"/>
+      <w:r>
+        <w:rPr>
+          <w:rFonts w:ascii="Arial" w:hAnsi="Arial" w:cs="Arial"/>
+          <w:sz w:val="18"/>
+        </w:rPr>
+        <w:t>Formik</w:t>
+      </w:r>
+      <w:proofErr w:type="spellEnd"/>
+      <w:r>
+        <w:rPr>
+          <w:rFonts w:ascii="Arial" w:hAnsi="Arial" w:cs="Arial"/>
+          <w:sz w:val="18"/>
         </w:rPr>
         <w:t xml:space="preserve">, </w:t>
       </w:r>
       <w:proofErr w:type="spellStart"/>
       <w:r>
         <w:rPr>
-          <w:rStyle w:val="Strong"/>
-          <w:rFonts w:ascii="Arial" w:hAnsi="Arial" w:cs="Arial"/>
-          <w:sz w:val="20"/>
-        </w:rPr>
-        <w:t>TypeScript</w:t>
-      </w:r>
-      <w:proofErr w:type="spellEnd"/>
-      <w:r>
-        <w:rPr>
-          <w:rFonts w:ascii="Arial" w:hAnsi="Arial" w:cs="Arial"/>
-          <w:sz w:val="20"/>
+          <w:rFonts w:ascii="Arial" w:hAnsi="Arial" w:cs="Arial"/>
+          <w:sz w:val="18"/>
+        </w:rPr>
+        <w:t>Vite</w:t>
+      </w:r>
+      <w:proofErr w:type="spellEnd"/>
+      <w:r>
+        <w:rPr>
+          <w:rFonts w:ascii="Arial" w:hAnsi="Arial" w:cs="Arial"/>
+          <w:sz w:val="18"/>
         </w:rPr>
         <w:t xml:space="preserve">, </w:t>
       </w:r>
@@ -452,55 +501,7 @@
       <w:r>
         <w:rPr>
           <w:rFonts w:ascii="Arial" w:hAnsi="Arial" w:cs="Arial"/>
-          <w:sz w:val="20"/>
-        </w:rPr>
-        <w:t>Redux</w:t>
-      </w:r>
-      <w:proofErr w:type="spellEnd"/>
-      <w:r>
-        <w:rPr>
-          <w:rFonts w:ascii="Arial" w:hAnsi="Arial" w:cs="Arial"/>
-          <w:sz w:val="20"/>
-        </w:rPr>
-        <w:t xml:space="preserve">, React Query, </w:t>
-      </w:r>
-      <w:proofErr w:type="spellStart"/>
-      <w:r>
-        <w:rPr>
-          <w:rFonts w:ascii="Arial" w:hAnsi="Arial" w:cs="Arial"/>
-          <w:sz w:val="20"/>
-        </w:rPr>
-        <w:t>Formik</w:t>
-      </w:r>
-      <w:proofErr w:type="spellEnd"/>
-      <w:r>
-        <w:rPr>
-          <w:rFonts w:ascii="Arial" w:hAnsi="Arial" w:cs="Arial"/>
-          <w:sz w:val="20"/>
-        </w:rPr>
-        <w:t xml:space="preserve">, </w:t>
-      </w:r>
-      <w:proofErr w:type="spellStart"/>
-      <w:r>
-        <w:rPr>
-          <w:rFonts w:ascii="Arial" w:hAnsi="Arial" w:cs="Arial"/>
-          <w:sz w:val="20"/>
-        </w:rPr>
-        <w:t>Vite</w:t>
-      </w:r>
-      <w:proofErr w:type="spellEnd"/>
-      <w:r>
-        <w:rPr>
-          <w:rFonts w:ascii="Arial" w:hAnsi="Arial" w:cs="Arial"/>
-          <w:sz w:val="20"/>
-        </w:rPr>
-        <w:t xml:space="preserve">, </w:t>
-      </w:r>
-      <w:proofErr w:type="spellStart"/>
-      <w:r>
-        <w:rPr>
-          <w:rFonts w:ascii="Arial" w:hAnsi="Arial" w:cs="Arial"/>
-          <w:sz w:val="20"/>
+          <w:sz w:val="18"/>
         </w:rPr>
         <w:t>Webpack</w:t>
       </w:r>
@@ -508,107 +509,76 @@
       <w:r>
         <w:rPr>
           <w:rFonts w:ascii="Arial" w:hAnsi="Arial" w:cs="Arial"/>
-          <w:sz w:val="20"/>
+          <w:sz w:val="18"/>
         </w:rPr>
         <w:t>, Tailwind CSS, Material UI, Bootstrap, Storybook, micro-frontend patterns, accessibility-minded UI, Web Vitals/Lighthouse profiling</w:t>
       </w:r>
     </w:p>
     <w:p>
       <w:pPr>
-        <w:pStyle w:val="NormalWeb"/>
+        <w:pStyle w:val="ListParagraph"/>
         <w:numPr>
           <w:ilvl w:val="0"/>
-          <w:numId w:val="2"/>
+          <w:numId w:val="15"/>
         </w:numPr>
         <w:jc w:val="both"/>
         <w:rPr>
           <w:rFonts w:ascii="Arial" w:hAnsi="Arial" w:cs="Arial"/>
-          <w:sz w:val="20"/>
-        </w:rPr>
-      </w:pPr>
-      <w:r>
-        <w:rPr>
-          <w:rStyle w:val="Strong"/>
-          <w:rFonts w:ascii="Arial" w:hAnsi="Arial" w:cs="Arial"/>
-          <w:sz w:val="20"/>
-        </w:rPr>
-        <w:t>Backend &amp; APIs</w:t>
-      </w:r>
-      <w:r>
-        <w:rPr>
-          <w:rFonts w:ascii="Arial" w:hAnsi="Arial" w:cs="Arial"/>
-          <w:sz w:val="20"/>
-        </w:rPr>
-        <w:t xml:space="preserve"> — </w:t>
-      </w:r>
-      <w:r>
-        <w:rPr>
-          <w:rStyle w:val="Strong"/>
-          <w:rFonts w:ascii="Arial" w:hAnsi="Arial" w:cs="Arial"/>
-          <w:sz w:val="20"/>
-        </w:rPr>
-        <w:t>Node.js</w:t>
-      </w:r>
-      <w:r>
-        <w:rPr>
-          <w:rFonts w:ascii="Arial" w:hAnsi="Arial" w:cs="Arial"/>
-          <w:sz w:val="20"/>
+          <w:sz w:val="18"/>
+        </w:rPr>
+      </w:pPr>
+      <w:r>
+        <w:rPr>
+          <w:rFonts w:ascii="Arial" w:hAnsi="Arial" w:cs="Arial"/>
+          <w:b/>
+          <w:sz w:val="18"/>
+        </w:rPr>
+        <w:t>Backend &amp; APIs —</w:t>
+      </w:r>
+      <w:r>
+        <w:rPr>
+          <w:rFonts w:ascii="Arial" w:hAnsi="Arial" w:cs="Arial"/>
+          <w:sz w:val="18"/>
+        </w:rPr>
+        <w:t xml:space="preserve"> Node.js, Express, </w:t>
+      </w:r>
+      <w:proofErr w:type="spellStart"/>
+      <w:r>
+        <w:rPr>
+          <w:rFonts w:ascii="Arial" w:hAnsi="Arial" w:cs="Arial"/>
+          <w:sz w:val="18"/>
+        </w:rPr>
+        <w:t>NestJS</w:t>
+      </w:r>
+      <w:proofErr w:type="spellEnd"/>
+      <w:r>
+        <w:rPr>
+          <w:rFonts w:ascii="Arial" w:hAnsi="Arial" w:cs="Arial"/>
+          <w:sz w:val="18"/>
+        </w:rPr>
+        <w:t xml:space="preserve">, REST, </w:t>
+      </w:r>
+      <w:proofErr w:type="spellStart"/>
+      <w:r>
+        <w:rPr>
+          <w:rFonts w:ascii="Arial" w:hAnsi="Arial" w:cs="Arial"/>
+          <w:sz w:val="18"/>
+        </w:rPr>
+        <w:t>GraphQL</w:t>
+      </w:r>
+      <w:proofErr w:type="spellEnd"/>
+      <w:r>
+        <w:rPr>
+          <w:rFonts w:ascii="Arial" w:hAnsi="Arial" w:cs="Arial"/>
+          <w:sz w:val="18"/>
         </w:rPr>
         <w:t xml:space="preserve">, </w:t>
       </w:r>
-      <w:r>
-        <w:rPr>
-          <w:rStyle w:val="Strong"/>
-          <w:rFonts w:ascii="Arial" w:hAnsi="Arial" w:cs="Arial"/>
-          <w:sz w:val="20"/>
-        </w:rPr>
-        <w:t>Express</w:t>
-      </w:r>
-      <w:r>
-        <w:rPr>
-          <w:rFonts w:ascii="Arial" w:hAnsi="Arial" w:cs="Arial"/>
-          <w:sz w:val="20"/>
-        </w:rPr>
-        <w:t xml:space="preserve">, </w:t>
-      </w:r>
-      <w:proofErr w:type="spellStart"/>
-      <w:r>
-        <w:rPr>
-          <w:rStyle w:val="Strong"/>
-          <w:rFonts w:ascii="Arial" w:hAnsi="Arial" w:cs="Arial"/>
-          <w:sz w:val="20"/>
-        </w:rPr>
-        <w:t>NestJS</w:t>
-      </w:r>
-      <w:proofErr w:type="spellEnd"/>
-      <w:r>
-        <w:rPr>
-          <w:rFonts w:ascii="Arial" w:hAnsi="Arial" w:cs="Arial"/>
-          <w:sz w:val="20"/>
-        </w:rPr>
-        <w:t xml:space="preserve">, REST, </w:t>
-      </w:r>
-      <w:proofErr w:type="spellStart"/>
-      <w:r>
-        <w:rPr>
-          <w:rFonts w:ascii="Arial" w:hAnsi="Arial" w:cs="Arial"/>
-          <w:sz w:val="20"/>
-        </w:rPr>
-        <w:t>GraphQL</w:t>
-      </w:r>
-      <w:proofErr w:type="spellEnd"/>
-      <w:r>
-        <w:rPr>
-          <w:rFonts w:ascii="Arial" w:hAnsi="Arial" w:cs="Arial"/>
-          <w:sz w:val="20"/>
-        </w:rPr>
-        <w:t xml:space="preserve">, </w:t>
-      </w:r>
-      <w:proofErr w:type="spellStart"/>
-      <w:r>
-        <w:rPr>
-          <w:rFonts w:ascii="Arial" w:hAnsi="Arial" w:cs="Arial"/>
-          <w:sz w:val="20"/>
+      <w:proofErr w:type="spellStart"/>
+      <w:r>
+        <w:rPr>
+          <w:rFonts w:ascii="Arial" w:hAnsi="Arial" w:cs="Arial"/>
+          <w:sz w:val="18"/>
         </w:rPr>
         <w:t>WebSockets</w:t>
       </w:r>
@@ -616,7 +586,7 @@
       <w:r>
         <w:rPr>
           <w:rFonts w:ascii="Arial" w:hAnsi="Arial" w:cs="Arial"/>
-          <w:sz w:val="20"/>
+          <w:sz w:val="18"/>
         </w:rPr>
         <w:t xml:space="preserve">, background jobs, event-driven architecture, </w:t>
       </w:r>
@@ -624,7 +594,7 @@
       <w:r>
         <w:rPr>
           <w:rFonts w:ascii="Arial" w:hAnsi="Arial" w:cs="Arial"/>
-          <w:sz w:val="20"/>
+          <w:sz w:val="18"/>
         </w:rPr>
         <w:t>webhook</w:t>
       </w:r>
@@ -632,7 +602,7 @@
       <w:r>
         <w:rPr>
           <w:rFonts w:ascii="Arial" w:hAnsi="Arial" w:cs="Arial"/>
-          <w:sz w:val="20"/>
+          <w:sz w:val="18"/>
         </w:rPr>
         <w:t xml:space="preserve"> verification, caching strategies, </w:t>
       </w:r>
@@ -640,7 +610,7 @@
       <w:r>
         <w:rPr>
           <w:rFonts w:ascii="Arial" w:hAnsi="Arial" w:cs="Arial"/>
-          <w:sz w:val="20"/>
+          <w:sz w:val="18"/>
         </w:rPr>
         <w:t>idempotency</w:t>
       </w:r>
@@ -648,45 +618,59 @@
       <w:r>
         <w:rPr>
           <w:rFonts w:ascii="Arial" w:hAnsi="Arial" w:cs="Arial"/>
-          <w:sz w:val="20"/>
+          <w:sz w:val="18"/>
         </w:rPr>
         <w:t xml:space="preserve"> patterns, schema validation, pagination/filtering/sorting standards</w:t>
       </w:r>
     </w:p>
     <w:p>
       <w:pPr>
-        <w:pStyle w:val="NormalWeb"/>
+        <w:pStyle w:val="ListParagraph"/>
         <w:numPr>
           <w:ilvl w:val="0"/>
-          <w:numId w:val="2"/>
+          <w:numId w:val="15"/>
         </w:numPr>
         <w:jc w:val="both"/>
         <w:rPr>
           <w:rFonts w:ascii="Arial" w:hAnsi="Arial" w:cs="Arial"/>
-          <w:sz w:val="20"/>
-        </w:rPr>
-      </w:pPr>
-      <w:r>
-        <w:rPr>
-          <w:rStyle w:val="Strong"/>
-          <w:rFonts w:ascii="Arial" w:hAnsi="Arial" w:cs="Arial"/>
-          <w:sz w:val="20"/>
-        </w:rPr>
-        <w:t>Data, Messaging &amp; Search</w:t>
-      </w:r>
-      <w:r>
-        <w:rPr>
-          <w:rFonts w:ascii="Arial" w:hAnsi="Arial" w:cs="Arial"/>
-          <w:sz w:val="20"/>
-        </w:rPr>
-        <w:t xml:space="preserve"> — Relational: </w:t>
-      </w:r>
-      <w:proofErr w:type="spellStart"/>
-      <w:r>
-        <w:rPr>
-          <w:rStyle w:val="Strong"/>
-          <w:rFonts w:ascii="Arial" w:hAnsi="Arial" w:cs="Arial"/>
-          <w:sz w:val="20"/>
+          <w:sz w:val="18"/>
+        </w:rPr>
+      </w:pPr>
+      <w:r>
+        <w:rPr>
+          <w:rFonts w:ascii="Arial" w:hAnsi="Arial" w:cs="Arial"/>
+          <w:b/>
+          <w:sz w:val="18"/>
+        </w:rPr>
+        <w:t>Data, Messaging &amp; Search —</w:t>
+      </w:r>
+      <w:r>
+        <w:rPr>
+          <w:rFonts w:ascii="Arial" w:hAnsi="Arial" w:cs="Arial"/>
+          <w:sz w:val="18"/>
+        </w:rPr>
+        <w:t xml:space="preserve"> </w:t>
+      </w:r>
+      <w:r>
+        <w:rPr>
+          <w:rFonts w:ascii="Arial" w:hAnsi="Arial" w:cs="Arial"/>
+          <w:b/>
+          <w:sz w:val="18"/>
+        </w:rPr>
+        <w:t>Relational</w:t>
+      </w:r>
+      <w:r>
+        <w:rPr>
+          <w:rFonts w:ascii="Arial" w:hAnsi="Arial" w:cs="Arial"/>
+          <w:sz w:val="18"/>
+        </w:rPr>
+        <w:t xml:space="preserve">: </w:t>
+      </w:r>
+      <w:proofErr w:type="spellStart"/>
+      <w:r>
+        <w:rPr>
+          <w:rFonts w:ascii="Arial" w:hAnsi="Arial" w:cs="Arial"/>
+          <w:sz w:val="18"/>
         </w:rPr>
         <w:t>PostgreSQL</w:t>
       </w:r>
@@ -694,160 +678,126 @@
       <w:r>
         <w:rPr>
           <w:rFonts w:ascii="Arial" w:hAnsi="Arial" w:cs="Arial"/>
-          <w:sz w:val="20"/>
+          <w:sz w:val="18"/>
+        </w:rPr>
+        <w:t xml:space="preserve">, MySQL, SQL Server | </w:t>
+      </w:r>
+      <w:proofErr w:type="spellStart"/>
+      <w:r>
+        <w:rPr>
+          <w:rFonts w:ascii="Arial" w:hAnsi="Arial" w:cs="Arial"/>
+          <w:b/>
+          <w:sz w:val="18"/>
+        </w:rPr>
+        <w:t>NoSQL</w:t>
+      </w:r>
+      <w:proofErr w:type="spellEnd"/>
+      <w:r>
+        <w:rPr>
+          <w:rFonts w:ascii="Arial" w:hAnsi="Arial" w:cs="Arial"/>
+          <w:sz w:val="18"/>
+        </w:rPr>
+        <w:t xml:space="preserve">: </w:t>
+      </w:r>
+      <w:proofErr w:type="spellStart"/>
+      <w:r>
+        <w:rPr>
+          <w:rFonts w:ascii="Arial" w:hAnsi="Arial" w:cs="Arial"/>
+          <w:sz w:val="18"/>
+        </w:rPr>
+        <w:t>Redis</w:t>
+      </w:r>
+      <w:proofErr w:type="spellEnd"/>
+      <w:r>
+        <w:rPr>
+          <w:rFonts w:ascii="Arial" w:hAnsi="Arial" w:cs="Arial"/>
+          <w:sz w:val="18"/>
         </w:rPr>
         <w:t xml:space="preserve">, </w:t>
       </w:r>
-      <w:r>
-        <w:rPr>
-          <w:rStyle w:val="Strong"/>
-          <w:rFonts w:ascii="Arial" w:hAnsi="Arial" w:cs="Arial"/>
-          <w:sz w:val="20"/>
-        </w:rPr>
-        <w:t>MySQL</w:t>
-      </w:r>
-      <w:r>
-        <w:rPr>
-          <w:rFonts w:ascii="Arial" w:hAnsi="Arial" w:cs="Arial"/>
-          <w:sz w:val="20"/>
+      <w:proofErr w:type="spellStart"/>
+      <w:r>
+        <w:rPr>
+          <w:rFonts w:ascii="Arial" w:hAnsi="Arial" w:cs="Arial"/>
+          <w:sz w:val="18"/>
+        </w:rPr>
+        <w:t>MongoDB</w:t>
+      </w:r>
+      <w:proofErr w:type="spellEnd"/>
+      <w:r>
+        <w:rPr>
+          <w:rFonts w:ascii="Arial" w:hAnsi="Arial" w:cs="Arial"/>
+          <w:sz w:val="18"/>
         </w:rPr>
         <w:t xml:space="preserve">, </w:t>
       </w:r>
-      <w:r>
-        <w:rPr>
-          <w:rStyle w:val="Strong"/>
-          <w:rFonts w:ascii="Arial" w:hAnsi="Arial" w:cs="Arial"/>
-          <w:sz w:val="20"/>
-        </w:rPr>
-        <w:t>SQL Server</w:t>
-      </w:r>
-      <w:r>
-        <w:rPr>
-          <w:rFonts w:ascii="Arial" w:hAnsi="Arial" w:cs="Arial"/>
-          <w:sz w:val="20"/>
+      <w:proofErr w:type="spellStart"/>
+      <w:r>
+        <w:rPr>
+          <w:rFonts w:ascii="Arial" w:hAnsi="Arial" w:cs="Arial"/>
+          <w:sz w:val="18"/>
+        </w:rPr>
+        <w:t>DynamoDB</w:t>
+      </w:r>
+      <w:proofErr w:type="spellEnd"/>
+      <w:r>
+        <w:rPr>
+          <w:rFonts w:ascii="Arial" w:hAnsi="Arial" w:cs="Arial"/>
+          <w:sz w:val="18"/>
         </w:rPr>
         <w:t xml:space="preserve"> | </w:t>
       </w:r>
-      <w:proofErr w:type="spellStart"/>
-      <w:r>
-        <w:rPr>
-          <w:rFonts w:ascii="Arial" w:hAnsi="Arial" w:cs="Arial"/>
-          <w:sz w:val="20"/>
-        </w:rPr>
-        <w:t>NoSQL</w:t>
-      </w:r>
-      <w:proofErr w:type="spellEnd"/>
-      <w:r>
-        <w:rPr>
-          <w:rFonts w:ascii="Arial" w:hAnsi="Arial" w:cs="Arial"/>
-          <w:sz w:val="20"/>
+      <w:r>
+        <w:rPr>
+          <w:rFonts w:ascii="Arial" w:hAnsi="Arial" w:cs="Arial"/>
+          <w:b/>
+          <w:sz w:val="18"/>
+        </w:rPr>
+        <w:t>Queues/streams</w:t>
+      </w:r>
+      <w:r>
+        <w:rPr>
+          <w:rFonts w:ascii="Arial" w:hAnsi="Arial" w:cs="Arial"/>
+          <w:sz w:val="18"/>
+        </w:rPr>
+        <w:t xml:space="preserve">: AWS SQS/SNS, Kafka, </w:t>
+      </w:r>
+      <w:proofErr w:type="spellStart"/>
+      <w:r>
+        <w:rPr>
+          <w:rFonts w:ascii="Arial" w:hAnsi="Arial" w:cs="Arial"/>
+          <w:sz w:val="18"/>
+        </w:rPr>
+        <w:t>RabbitMQ</w:t>
+      </w:r>
+      <w:proofErr w:type="spellEnd"/>
+      <w:r>
+        <w:rPr>
+          <w:rFonts w:ascii="Arial" w:hAnsi="Arial" w:cs="Arial"/>
+          <w:sz w:val="18"/>
+        </w:rPr>
+        <w:t xml:space="preserve"> | </w:t>
+      </w:r>
+      <w:r>
+        <w:rPr>
+          <w:rFonts w:ascii="Arial" w:hAnsi="Arial" w:cs="Arial"/>
+          <w:b/>
+          <w:sz w:val="18"/>
+        </w:rPr>
+        <w:t>Search</w:t>
+      </w:r>
+      <w:r>
+        <w:rPr>
+          <w:rFonts w:ascii="Arial" w:hAnsi="Arial" w:cs="Arial"/>
+          <w:sz w:val="18"/>
         </w:rPr>
         <w:t xml:space="preserve">: </w:t>
       </w:r>
       <w:proofErr w:type="spellStart"/>
       <w:r>
         <w:rPr>
-          <w:rStyle w:val="Strong"/>
-          <w:rFonts w:ascii="Arial" w:hAnsi="Arial" w:cs="Arial"/>
-          <w:sz w:val="20"/>
-        </w:rPr>
-        <w:t>Redis</w:t>
-      </w:r>
-      <w:proofErr w:type="spellEnd"/>
-      <w:r>
-        <w:rPr>
-          <w:rFonts w:ascii="Arial" w:hAnsi="Arial" w:cs="Arial"/>
-          <w:sz w:val="20"/>
-        </w:rPr>
-        <w:t xml:space="preserve">, </w:t>
-      </w:r>
-      <w:proofErr w:type="spellStart"/>
-      <w:r>
-        <w:rPr>
-          <w:rStyle w:val="Strong"/>
-          <w:rFonts w:ascii="Arial" w:hAnsi="Arial" w:cs="Arial"/>
-          <w:sz w:val="20"/>
-        </w:rPr>
-        <w:t>MongoDB</w:t>
-      </w:r>
-      <w:proofErr w:type="spellEnd"/>
-      <w:r>
-        <w:rPr>
-          <w:rFonts w:ascii="Arial" w:hAnsi="Arial" w:cs="Arial"/>
-          <w:sz w:val="20"/>
-        </w:rPr>
-        <w:t xml:space="preserve">, </w:t>
-      </w:r>
-      <w:proofErr w:type="spellStart"/>
-      <w:r>
-        <w:rPr>
-          <w:rStyle w:val="Strong"/>
-          <w:rFonts w:ascii="Arial" w:hAnsi="Arial" w:cs="Arial"/>
-          <w:sz w:val="20"/>
-        </w:rPr>
-        <w:t>DynamoDB</w:t>
-      </w:r>
-      <w:proofErr w:type="spellEnd"/>
-      <w:r>
-        <w:rPr>
-          <w:rFonts w:ascii="Arial" w:hAnsi="Arial" w:cs="Arial"/>
-          <w:sz w:val="20"/>
-        </w:rPr>
-        <w:t xml:space="preserve"> | Queues/streams: </w:t>
-      </w:r>
-      <w:r>
-        <w:rPr>
-          <w:rStyle w:val="Strong"/>
-          <w:rFonts w:ascii="Arial" w:hAnsi="Arial" w:cs="Arial"/>
-          <w:sz w:val="20"/>
-        </w:rPr>
-        <w:t>AWS SQS/SNS</w:t>
-      </w:r>
-      <w:r>
-        <w:rPr>
-          <w:rFonts w:ascii="Arial" w:hAnsi="Arial" w:cs="Arial"/>
-          <w:sz w:val="20"/>
-        </w:rPr>
-        <w:t xml:space="preserve">, </w:t>
-      </w:r>
-      <w:r>
-        <w:rPr>
-          <w:rStyle w:val="Strong"/>
-          <w:rFonts w:ascii="Arial" w:hAnsi="Arial" w:cs="Arial"/>
-          <w:sz w:val="20"/>
-        </w:rPr>
-        <w:t>Kafka</w:t>
-      </w:r>
-      <w:r>
-        <w:rPr>
-          <w:rFonts w:ascii="Arial" w:hAnsi="Arial" w:cs="Arial"/>
-          <w:sz w:val="20"/>
-        </w:rPr>
-        <w:t xml:space="preserve">, </w:t>
-      </w:r>
-      <w:proofErr w:type="spellStart"/>
-      <w:r>
-        <w:rPr>
-          <w:rStyle w:val="Strong"/>
-          <w:rFonts w:ascii="Arial" w:hAnsi="Arial" w:cs="Arial"/>
-          <w:sz w:val="20"/>
-        </w:rPr>
-        <w:t>RabbitMQ</w:t>
-      </w:r>
-      <w:proofErr w:type="spellEnd"/>
-      <w:r>
-        <w:rPr>
-          <w:rFonts w:ascii="Arial" w:hAnsi="Arial" w:cs="Arial"/>
-          <w:sz w:val="20"/>
-        </w:rPr>
-        <w:t xml:space="preserve"> | Search: </w:t>
-      </w:r>
-      <w:proofErr w:type="spellStart"/>
-      <w:r>
-        <w:rPr>
-          <w:rStyle w:val="Strong"/>
-          <w:rFonts w:ascii="Arial" w:hAnsi="Arial" w:cs="Arial"/>
-          <w:sz w:val="20"/>
+          <w:rFonts w:ascii="Arial" w:hAnsi="Arial" w:cs="Arial"/>
+          <w:sz w:val="18"/>
         </w:rPr>
         <w:t>Elasticsearch</w:t>
       </w:r>
@@ -855,46 +805,30 @@
       <w:r>
         <w:rPr>
           <w:rFonts w:ascii="Arial" w:hAnsi="Arial" w:cs="Arial"/>
-          <w:sz w:val="20"/>
-        </w:rPr>
-        <w:t xml:space="preserve">, </w:t>
-      </w:r>
-      <w:r>
-        <w:rPr>
-          <w:rStyle w:val="Strong"/>
-          <w:rFonts w:ascii="Arial" w:hAnsi="Arial" w:cs="Arial"/>
-          <w:sz w:val="20"/>
-        </w:rPr>
-        <w:t>OpenSearch</w:t>
-      </w:r>
-      <w:r>
-        <w:rPr>
-          <w:rFonts w:ascii="Arial" w:hAnsi="Arial" w:cs="Arial"/>
-          <w:sz w:val="20"/>
-        </w:rPr>
-        <w:t xml:space="preserve"> | Analytics: </w:t>
-      </w:r>
-      <w:r>
-        <w:rPr>
-          <w:rStyle w:val="Strong"/>
-          <w:rFonts w:ascii="Arial" w:hAnsi="Arial" w:cs="Arial"/>
-          <w:sz w:val="20"/>
-        </w:rPr>
-        <w:t>Redshift</w:t>
-      </w:r>
-      <w:r>
-        <w:rPr>
-          <w:rFonts w:ascii="Arial" w:hAnsi="Arial" w:cs="Arial"/>
-          <w:sz w:val="20"/>
-        </w:rPr>
-        <w:t xml:space="preserve">, </w:t>
-      </w:r>
-      <w:proofErr w:type="spellStart"/>
-      <w:r>
-        <w:rPr>
-          <w:rStyle w:val="Strong"/>
-          <w:rFonts w:ascii="Arial" w:hAnsi="Arial" w:cs="Arial"/>
-          <w:sz w:val="20"/>
+          <w:sz w:val="18"/>
+        </w:rPr>
+        <w:t xml:space="preserve">, OpenSearch | </w:t>
+      </w:r>
+      <w:r>
+        <w:rPr>
+          <w:rFonts w:ascii="Arial" w:hAnsi="Arial" w:cs="Arial"/>
+          <w:b/>
+          <w:sz w:val="18"/>
+        </w:rPr>
+        <w:t>Analytics</w:t>
+      </w:r>
+      <w:r>
+        <w:rPr>
+          <w:rFonts w:ascii="Arial" w:hAnsi="Arial" w:cs="Arial"/>
+          <w:sz w:val="18"/>
+        </w:rPr>
+        <w:t xml:space="preserve">: Redshift, </w:t>
+      </w:r>
+      <w:proofErr w:type="spellStart"/>
+      <w:r>
+        <w:rPr>
+          <w:rFonts w:ascii="Arial" w:hAnsi="Arial" w:cs="Arial"/>
+          <w:sz w:val="18"/>
         </w:rPr>
         <w:t>BigQuery</w:t>
       </w:r>
@@ -902,31 +836,31 @@
     </w:p>
     <w:p>
       <w:pPr>
-        <w:pStyle w:val="NormalWeb"/>
+        <w:pStyle w:val="ListParagraph"/>
         <w:numPr>
           <w:ilvl w:val="0"/>
-          <w:numId w:val="2"/>
+          <w:numId w:val="15"/>
         </w:numPr>
         <w:jc w:val="both"/>
         <w:rPr>
           <w:rFonts w:ascii="Arial" w:hAnsi="Arial" w:cs="Arial"/>
-          <w:sz w:val="20"/>
-        </w:rPr>
-      </w:pPr>
-      <w:r>
-        <w:rPr>
-          <w:rStyle w:val="Strong"/>
-          <w:rFonts w:ascii="Arial" w:hAnsi="Arial" w:cs="Arial"/>
-          <w:sz w:val="20"/>
+          <w:sz w:val="18"/>
+        </w:rPr>
+      </w:pPr>
+      <w:r>
+        <w:rPr>
+          <w:rFonts w:ascii="Arial" w:hAnsi="Arial" w:cs="Arial"/>
+          <w:b/>
+          <w:sz w:val="18"/>
         </w:rPr>
         <w:t xml:space="preserve">Cloud &amp; </w:t>
       </w:r>
       <w:proofErr w:type="spellStart"/>
       <w:r>
         <w:rPr>
-          <w:rStyle w:val="Strong"/>
-          <w:rFonts w:ascii="Arial" w:hAnsi="Arial" w:cs="Arial"/>
-          <w:sz w:val="20"/>
+          <w:rFonts w:ascii="Arial" w:hAnsi="Arial" w:cs="Arial"/>
+          <w:b/>
+          <w:sz w:val="18"/>
         </w:rPr>
         <w:t>DevOps</w:t>
       </w:r>
@@ -934,513 +868,291 @@
       <w:r>
         <w:rPr>
           <w:rFonts w:ascii="Arial" w:hAnsi="Arial" w:cs="Arial"/>
-          <w:sz w:val="20"/>
-        </w:rPr>
-        <w:t xml:space="preserve"> — </w:t>
-      </w:r>
-      <w:r>
-        <w:rPr>
-          <w:rStyle w:val="Strong"/>
-          <w:rFonts w:ascii="Arial" w:hAnsi="Arial" w:cs="Arial"/>
-          <w:sz w:val="20"/>
-        </w:rPr>
-        <w:t>AWS (primary)</w:t>
-      </w:r>
-      <w:r>
-        <w:rPr>
-          <w:rFonts w:ascii="Arial" w:hAnsi="Arial" w:cs="Arial"/>
-          <w:sz w:val="20"/>
+          <w:b/>
+          <w:sz w:val="18"/>
+        </w:rPr>
+        <w:t xml:space="preserve"> —</w:t>
+      </w:r>
+      <w:r>
+        <w:rPr>
+          <w:rFonts w:ascii="Arial" w:hAnsi="Arial" w:cs="Arial"/>
+          <w:sz w:val="18"/>
+        </w:rPr>
+        <w:t xml:space="preserve"> </w:t>
+      </w:r>
+      <w:proofErr w:type="spellStart"/>
+      <w:r>
+        <w:rPr>
+          <w:rFonts w:ascii="Arial" w:hAnsi="Arial" w:cs="Arial"/>
+          <w:sz w:val="18"/>
+        </w:rPr>
+        <w:t>Docker</w:t>
+      </w:r>
+      <w:proofErr w:type="spellEnd"/>
+      <w:r>
+        <w:rPr>
+          <w:rFonts w:ascii="Arial" w:hAnsi="Arial" w:cs="Arial"/>
+          <w:sz w:val="18"/>
+        </w:rPr>
+        <w:t xml:space="preserve">, </w:t>
+      </w:r>
+      <w:proofErr w:type="spellStart"/>
+      <w:r>
+        <w:rPr>
+          <w:rFonts w:ascii="Arial" w:hAnsi="Arial" w:cs="Arial"/>
+          <w:sz w:val="18"/>
+        </w:rPr>
+        <w:t>Kubernetes</w:t>
+      </w:r>
+      <w:proofErr w:type="spellEnd"/>
+      <w:r>
+        <w:rPr>
+          <w:rFonts w:ascii="Arial" w:hAnsi="Arial" w:cs="Arial"/>
+          <w:sz w:val="18"/>
+        </w:rPr>
+        <w:t xml:space="preserve">, Helm, Argo CD, </w:t>
+      </w:r>
+      <w:proofErr w:type="spellStart"/>
+      <w:r>
+        <w:rPr>
+          <w:rFonts w:ascii="Arial" w:hAnsi="Arial" w:cs="Arial"/>
+          <w:sz w:val="18"/>
+        </w:rPr>
+        <w:t>GitOps</w:t>
+      </w:r>
+      <w:proofErr w:type="spellEnd"/>
+      <w:r>
+        <w:rPr>
+          <w:rFonts w:ascii="Arial" w:hAnsi="Arial" w:cs="Arial"/>
+          <w:sz w:val="18"/>
+        </w:rPr>
+        <w:t xml:space="preserve">, </w:t>
+      </w:r>
+      <w:proofErr w:type="spellStart"/>
+      <w:r>
+        <w:rPr>
+          <w:rFonts w:ascii="Arial" w:hAnsi="Arial" w:cs="Arial"/>
+          <w:sz w:val="18"/>
+        </w:rPr>
+        <w:t>Terraform</w:t>
+      </w:r>
+      <w:proofErr w:type="spellEnd"/>
+      <w:r>
+        <w:rPr>
+          <w:rFonts w:ascii="Arial" w:hAnsi="Arial" w:cs="Arial"/>
+          <w:sz w:val="18"/>
+        </w:rPr>
+        <w:t xml:space="preserve">, </w:t>
+      </w:r>
+      <w:proofErr w:type="spellStart"/>
+      <w:r>
+        <w:rPr>
+          <w:rFonts w:ascii="Arial" w:hAnsi="Arial" w:cs="Arial"/>
+          <w:sz w:val="18"/>
+        </w:rPr>
+        <w:t>CloudFormation</w:t>
+      </w:r>
+      <w:proofErr w:type="spellEnd"/>
+      <w:r>
+        <w:rPr>
+          <w:rFonts w:ascii="Arial" w:hAnsi="Arial" w:cs="Arial"/>
+          <w:sz w:val="18"/>
+        </w:rPr>
+        <w:t xml:space="preserve"> | </w:t>
+      </w:r>
+      <w:r>
+        <w:rPr>
+          <w:rFonts w:ascii="Arial" w:hAnsi="Arial" w:cs="Arial"/>
+          <w:b/>
+          <w:sz w:val="18"/>
+        </w:rPr>
+        <w:t>AWS</w:t>
+      </w:r>
+      <w:r>
+        <w:rPr>
+          <w:rFonts w:ascii="Arial" w:hAnsi="Arial" w:cs="Arial"/>
+          <w:sz w:val="18"/>
+        </w:rPr>
+        <w:t xml:space="preserve">: EKS, ECS, EC2, Lambda, API Gateway, S3, </w:t>
+      </w:r>
+      <w:proofErr w:type="spellStart"/>
+      <w:r>
+        <w:rPr>
+          <w:rFonts w:ascii="Arial" w:hAnsi="Arial" w:cs="Arial"/>
+          <w:sz w:val="18"/>
+        </w:rPr>
+        <w:t>CloudFront</w:t>
+      </w:r>
+      <w:proofErr w:type="spellEnd"/>
+      <w:r>
+        <w:rPr>
+          <w:rFonts w:ascii="Arial" w:hAnsi="Arial" w:cs="Arial"/>
+          <w:sz w:val="18"/>
+        </w:rPr>
+        <w:t xml:space="preserve">, RDS, </w:t>
+      </w:r>
+      <w:proofErr w:type="spellStart"/>
+      <w:r>
+        <w:rPr>
+          <w:rFonts w:ascii="Arial" w:hAnsi="Arial" w:cs="Arial"/>
+          <w:sz w:val="18"/>
+        </w:rPr>
+        <w:t>DynamoDB</w:t>
+      </w:r>
+      <w:proofErr w:type="spellEnd"/>
+      <w:r>
+        <w:rPr>
+          <w:rFonts w:ascii="Arial" w:hAnsi="Arial" w:cs="Arial"/>
+          <w:sz w:val="18"/>
+        </w:rPr>
+        <w:t xml:space="preserve">, </w:t>
+      </w:r>
+      <w:proofErr w:type="spellStart"/>
+      <w:r>
+        <w:rPr>
+          <w:rFonts w:ascii="Arial" w:hAnsi="Arial" w:cs="Arial"/>
+          <w:sz w:val="18"/>
+        </w:rPr>
+        <w:t>ElastiCache</w:t>
+      </w:r>
+      <w:proofErr w:type="spellEnd"/>
+      <w:r>
+        <w:rPr>
+          <w:rFonts w:ascii="Arial" w:hAnsi="Arial" w:cs="Arial"/>
+          <w:sz w:val="18"/>
+        </w:rPr>
+        <w:t xml:space="preserve">, </w:t>
+      </w:r>
+      <w:proofErr w:type="spellStart"/>
+      <w:r>
+        <w:rPr>
+          <w:rFonts w:ascii="Arial" w:hAnsi="Arial" w:cs="Arial"/>
+          <w:sz w:val="18"/>
+        </w:rPr>
+        <w:t>EventBridge</w:t>
+      </w:r>
+      <w:proofErr w:type="spellEnd"/>
+      <w:r>
+        <w:rPr>
+          <w:rFonts w:ascii="Arial" w:hAnsi="Arial" w:cs="Arial"/>
+          <w:sz w:val="18"/>
+        </w:rPr>
+        <w:t xml:space="preserve">, Step Functions, IAM | </w:t>
+      </w:r>
+      <w:r>
+        <w:rPr>
+          <w:rFonts w:ascii="Arial" w:hAnsi="Arial" w:cs="Arial"/>
+          <w:b/>
+          <w:sz w:val="18"/>
+        </w:rPr>
+        <w:t>Azure</w:t>
+      </w:r>
+      <w:r>
+        <w:rPr>
+          <w:rFonts w:ascii="Arial" w:hAnsi="Arial" w:cs="Arial"/>
+          <w:sz w:val="18"/>
+        </w:rPr>
+        <w:t xml:space="preserve">: AKS, App Service, Azure SQL, Service Bus, Key Vault, Application Insights | </w:t>
+      </w:r>
+      <w:r>
+        <w:rPr>
+          <w:rFonts w:ascii="Arial" w:hAnsi="Arial" w:cs="Arial"/>
+          <w:b/>
+          <w:sz w:val="18"/>
+        </w:rPr>
+        <w:t>GCP</w:t>
+      </w:r>
+      <w:r>
+        <w:rPr>
+          <w:rFonts w:ascii="Arial" w:hAnsi="Arial" w:cs="Arial"/>
+          <w:sz w:val="18"/>
+        </w:rPr>
+        <w:t xml:space="preserve">: GKE, Cloud Run, Pub/Sub, Cloud Storage, </w:t>
+      </w:r>
+      <w:proofErr w:type="spellStart"/>
+      <w:r>
+        <w:rPr>
+          <w:rFonts w:ascii="Arial" w:hAnsi="Arial" w:cs="Arial"/>
+          <w:sz w:val="18"/>
+        </w:rPr>
+        <w:t>BigQuery</w:t>
+      </w:r>
+      <w:proofErr w:type="spellEnd"/>
+      <w:r>
+        <w:rPr>
+          <w:rFonts w:ascii="Arial" w:hAnsi="Arial" w:cs="Arial"/>
+          <w:sz w:val="18"/>
+        </w:rPr>
+        <w:t xml:space="preserve"> | </w:t>
+      </w:r>
+      <w:r>
+        <w:rPr>
+          <w:rFonts w:ascii="Arial" w:hAnsi="Arial" w:cs="Arial"/>
+          <w:b/>
+          <w:sz w:val="18"/>
+        </w:rPr>
+        <w:t>CI/CD</w:t>
+      </w:r>
+      <w:r>
+        <w:rPr>
+          <w:rFonts w:ascii="Arial" w:hAnsi="Arial" w:cs="Arial"/>
+          <w:sz w:val="18"/>
         </w:rPr>
         <w:t xml:space="preserve">: </w:t>
       </w:r>
-      <w:r>
-        <w:rPr>
-          <w:rStyle w:val="Strong"/>
-          <w:rFonts w:ascii="Arial" w:hAnsi="Arial" w:cs="Arial"/>
-          <w:sz w:val="20"/>
-        </w:rPr>
-        <w:t>EKS</w:t>
-      </w:r>
-      <w:r>
-        <w:rPr>
-          <w:rFonts w:ascii="Arial" w:hAnsi="Arial" w:cs="Arial"/>
-          <w:sz w:val="20"/>
+      <w:proofErr w:type="spellStart"/>
+      <w:r>
+        <w:rPr>
+          <w:rFonts w:ascii="Arial" w:hAnsi="Arial" w:cs="Arial"/>
+          <w:sz w:val="18"/>
+        </w:rPr>
+        <w:t>GitHub</w:t>
+      </w:r>
+      <w:proofErr w:type="spellEnd"/>
+      <w:r>
+        <w:rPr>
+          <w:rFonts w:ascii="Arial" w:hAnsi="Arial" w:cs="Arial"/>
+          <w:sz w:val="18"/>
+        </w:rPr>
+        <w:t xml:space="preserve"> Actions, </w:t>
+      </w:r>
+      <w:proofErr w:type="spellStart"/>
+      <w:r>
+        <w:rPr>
+          <w:rFonts w:ascii="Arial" w:hAnsi="Arial" w:cs="Arial"/>
+          <w:sz w:val="18"/>
+        </w:rPr>
+        <w:t>GitLab</w:t>
+      </w:r>
+      <w:proofErr w:type="spellEnd"/>
+      <w:r>
+        <w:rPr>
+          <w:rFonts w:ascii="Arial" w:hAnsi="Arial" w:cs="Arial"/>
+          <w:sz w:val="18"/>
+        </w:rPr>
+        <w:t xml:space="preserve"> CI, Jenkins, Azure </w:t>
+      </w:r>
+      <w:proofErr w:type="spellStart"/>
+      <w:r>
+        <w:rPr>
+          <w:rFonts w:ascii="Arial" w:hAnsi="Arial" w:cs="Arial"/>
+          <w:sz w:val="18"/>
+        </w:rPr>
+        <w:t>DevOps</w:t>
+      </w:r>
+      <w:proofErr w:type="spellEnd"/>
+      <w:r>
+        <w:rPr>
+          <w:rFonts w:ascii="Arial" w:hAnsi="Arial" w:cs="Arial"/>
+          <w:sz w:val="18"/>
         </w:rPr>
         <w:t xml:space="preserve">, </w:t>
       </w:r>
-      <w:r>
-        <w:rPr>
-          <w:rStyle w:val="Strong"/>
-          <w:rFonts w:ascii="Arial" w:hAnsi="Arial" w:cs="Arial"/>
-          <w:sz w:val="20"/>
-        </w:rPr>
-        <w:t>ECS</w:t>
-      </w:r>
-      <w:r>
-        <w:rPr>
-          <w:rFonts w:ascii="Arial" w:hAnsi="Arial" w:cs="Arial"/>
-          <w:sz w:val="20"/>
-        </w:rPr>
-        <w:t xml:space="preserve">, </w:t>
-      </w:r>
-      <w:r>
-        <w:rPr>
-          <w:rStyle w:val="Strong"/>
-          <w:rFonts w:ascii="Arial" w:hAnsi="Arial" w:cs="Arial"/>
-          <w:sz w:val="20"/>
-        </w:rPr>
-        <w:t>EC2</w:t>
-      </w:r>
-      <w:r>
-        <w:rPr>
-          <w:rFonts w:ascii="Arial" w:hAnsi="Arial" w:cs="Arial"/>
-          <w:sz w:val="20"/>
-        </w:rPr>
-        <w:t xml:space="preserve">, </w:t>
-      </w:r>
-      <w:r>
-        <w:rPr>
-          <w:rStyle w:val="Strong"/>
-          <w:rFonts w:ascii="Arial" w:hAnsi="Arial" w:cs="Arial"/>
-          <w:sz w:val="20"/>
-        </w:rPr>
-        <w:t>Lambda</w:t>
-      </w:r>
-      <w:r>
-        <w:rPr>
-          <w:rFonts w:ascii="Arial" w:hAnsi="Arial" w:cs="Arial"/>
-          <w:sz w:val="20"/>
-        </w:rPr>
-        <w:t xml:space="preserve">, </w:t>
-      </w:r>
-      <w:r>
-        <w:rPr>
-          <w:rStyle w:val="Strong"/>
-          <w:rFonts w:ascii="Arial" w:hAnsi="Arial" w:cs="Arial"/>
-          <w:sz w:val="20"/>
-        </w:rPr>
-        <w:t>API Gateway</w:t>
-      </w:r>
-      <w:r>
-        <w:rPr>
-          <w:rFonts w:ascii="Arial" w:hAnsi="Arial" w:cs="Arial"/>
-          <w:sz w:val="20"/>
-        </w:rPr>
-        <w:t xml:space="preserve">, </w:t>
-      </w:r>
-      <w:r>
-        <w:rPr>
-          <w:rStyle w:val="Strong"/>
-          <w:rFonts w:ascii="Arial" w:hAnsi="Arial" w:cs="Arial"/>
-          <w:sz w:val="20"/>
-        </w:rPr>
-        <w:t>S3</w:t>
-      </w:r>
-      <w:r>
-        <w:rPr>
-          <w:rFonts w:ascii="Arial" w:hAnsi="Arial" w:cs="Arial"/>
-          <w:sz w:val="20"/>
-        </w:rPr>
-        <w:t xml:space="preserve">, </w:t>
-      </w:r>
-      <w:proofErr w:type="spellStart"/>
-      <w:r>
-        <w:rPr>
-          <w:rStyle w:val="Strong"/>
-          <w:rFonts w:ascii="Arial" w:hAnsi="Arial" w:cs="Arial"/>
-          <w:sz w:val="20"/>
-        </w:rPr>
-        <w:t>CloudFront</w:t>
-      </w:r>
-      <w:proofErr w:type="spellEnd"/>
-      <w:r>
-        <w:rPr>
-          <w:rFonts w:ascii="Arial" w:hAnsi="Arial" w:cs="Arial"/>
-          <w:sz w:val="20"/>
-        </w:rPr>
-        <w:t xml:space="preserve">, </w:t>
-      </w:r>
-      <w:r>
-        <w:rPr>
-          <w:rStyle w:val="Strong"/>
-          <w:rFonts w:ascii="Arial" w:hAnsi="Arial" w:cs="Arial"/>
-          <w:sz w:val="20"/>
-        </w:rPr>
-        <w:t>RDS</w:t>
-      </w:r>
-      <w:r>
-        <w:rPr>
-          <w:rFonts w:ascii="Arial" w:hAnsi="Arial" w:cs="Arial"/>
-          <w:sz w:val="20"/>
-        </w:rPr>
-        <w:t xml:space="preserve">, </w:t>
-      </w:r>
-      <w:proofErr w:type="spellStart"/>
-      <w:r>
-        <w:rPr>
-          <w:rStyle w:val="Strong"/>
-          <w:rFonts w:ascii="Arial" w:hAnsi="Arial" w:cs="Arial"/>
-          <w:sz w:val="20"/>
-        </w:rPr>
-        <w:t>DynamoDB</w:t>
-      </w:r>
-      <w:proofErr w:type="spellEnd"/>
-      <w:r>
-        <w:rPr>
-          <w:rFonts w:ascii="Arial" w:hAnsi="Arial" w:cs="Arial"/>
-          <w:sz w:val="20"/>
-        </w:rPr>
-        <w:t xml:space="preserve">, </w:t>
-      </w:r>
-      <w:proofErr w:type="spellStart"/>
-      <w:r>
-        <w:rPr>
-          <w:rStyle w:val="Strong"/>
-          <w:rFonts w:ascii="Arial" w:hAnsi="Arial" w:cs="Arial"/>
-          <w:sz w:val="20"/>
-        </w:rPr>
-        <w:t>ElastiCache</w:t>
-      </w:r>
-      <w:proofErr w:type="spellEnd"/>
-      <w:r>
-        <w:rPr>
-          <w:rFonts w:ascii="Arial" w:hAnsi="Arial" w:cs="Arial"/>
-          <w:sz w:val="20"/>
-        </w:rPr>
-        <w:t xml:space="preserve">, </w:t>
-      </w:r>
-      <w:proofErr w:type="spellStart"/>
-      <w:r>
-        <w:rPr>
-          <w:rStyle w:val="Strong"/>
-          <w:rFonts w:ascii="Arial" w:hAnsi="Arial" w:cs="Arial"/>
-          <w:sz w:val="20"/>
-        </w:rPr>
-        <w:t>EventBridge</w:t>
-      </w:r>
-      <w:proofErr w:type="spellEnd"/>
-      <w:r>
-        <w:rPr>
-          <w:rFonts w:ascii="Arial" w:hAnsi="Arial" w:cs="Arial"/>
-          <w:sz w:val="20"/>
-        </w:rPr>
-        <w:t xml:space="preserve">, </w:t>
-      </w:r>
-      <w:r>
-        <w:rPr>
-          <w:rStyle w:val="Strong"/>
-          <w:rFonts w:ascii="Arial" w:hAnsi="Arial" w:cs="Arial"/>
-          <w:sz w:val="20"/>
-        </w:rPr>
-        <w:t>Step Functions</w:t>
-      </w:r>
-      <w:r>
-        <w:rPr>
-          <w:rFonts w:ascii="Arial" w:hAnsi="Arial" w:cs="Arial"/>
-          <w:sz w:val="20"/>
-        </w:rPr>
-        <w:t xml:space="preserve">, </w:t>
-      </w:r>
-      <w:r>
-        <w:rPr>
-          <w:rStyle w:val="Strong"/>
-          <w:rFonts w:ascii="Arial" w:hAnsi="Arial" w:cs="Arial"/>
-          <w:sz w:val="20"/>
-        </w:rPr>
-        <w:t>IAM</w:t>
-      </w:r>
-      <w:r>
-        <w:rPr>
-          <w:rFonts w:ascii="Arial" w:hAnsi="Arial" w:cs="Arial"/>
-          <w:sz w:val="20"/>
-        </w:rPr>
-        <w:t xml:space="preserve"> | </w:t>
-      </w:r>
-      <w:r>
-        <w:rPr>
-          <w:rStyle w:val="Strong"/>
-          <w:rFonts w:ascii="Arial" w:hAnsi="Arial" w:cs="Arial"/>
-          <w:sz w:val="20"/>
-        </w:rPr>
-        <w:t>Azure</w:t>
-      </w:r>
-      <w:r>
-        <w:rPr>
-          <w:rFonts w:ascii="Arial" w:hAnsi="Arial" w:cs="Arial"/>
-          <w:sz w:val="20"/>
-        </w:rPr>
-        <w:t xml:space="preserve">: </w:t>
-      </w:r>
-      <w:r>
-        <w:rPr>
-          <w:rStyle w:val="Strong"/>
-          <w:rFonts w:ascii="Arial" w:hAnsi="Arial" w:cs="Arial"/>
-          <w:sz w:val="20"/>
-        </w:rPr>
-        <w:t>AKS</w:t>
-      </w:r>
-      <w:r>
-        <w:rPr>
-          <w:rFonts w:ascii="Arial" w:hAnsi="Arial" w:cs="Arial"/>
-          <w:sz w:val="20"/>
-        </w:rPr>
-        <w:t xml:space="preserve">, App Service, </w:t>
-      </w:r>
-      <w:r>
-        <w:rPr>
-          <w:rStyle w:val="Strong"/>
-          <w:rFonts w:ascii="Arial" w:hAnsi="Arial" w:cs="Arial"/>
-          <w:sz w:val="20"/>
-        </w:rPr>
-        <w:t>Azure SQL</w:t>
-      </w:r>
-      <w:r>
-        <w:rPr>
-          <w:rFonts w:ascii="Arial" w:hAnsi="Arial" w:cs="Arial"/>
-          <w:sz w:val="20"/>
-        </w:rPr>
-        <w:t xml:space="preserve">, </w:t>
-      </w:r>
-      <w:r>
-        <w:rPr>
-          <w:rStyle w:val="Strong"/>
-          <w:rFonts w:ascii="Arial" w:hAnsi="Arial" w:cs="Arial"/>
-          <w:sz w:val="20"/>
-        </w:rPr>
-        <w:t>Service Bus</w:t>
-      </w:r>
-      <w:r>
-        <w:rPr>
-          <w:rFonts w:ascii="Arial" w:hAnsi="Arial" w:cs="Arial"/>
-          <w:sz w:val="20"/>
-        </w:rPr>
-        <w:t xml:space="preserve">, </w:t>
-      </w:r>
-      <w:r>
-        <w:rPr>
-          <w:rStyle w:val="Strong"/>
-          <w:rFonts w:ascii="Arial" w:hAnsi="Arial" w:cs="Arial"/>
-          <w:sz w:val="20"/>
-        </w:rPr>
-        <w:t>Key Vault</w:t>
-      </w:r>
-      <w:r>
-        <w:rPr>
-          <w:rFonts w:ascii="Arial" w:hAnsi="Arial" w:cs="Arial"/>
-          <w:sz w:val="20"/>
-        </w:rPr>
-        <w:t xml:space="preserve">, </w:t>
-      </w:r>
-      <w:r>
-        <w:rPr>
-          <w:rStyle w:val="Strong"/>
-          <w:rFonts w:ascii="Arial" w:hAnsi="Arial" w:cs="Arial"/>
-          <w:sz w:val="20"/>
-        </w:rPr>
-        <w:t>Application Insights</w:t>
-      </w:r>
-      <w:r>
-        <w:rPr>
-          <w:rFonts w:ascii="Arial" w:hAnsi="Arial" w:cs="Arial"/>
-          <w:sz w:val="20"/>
-        </w:rPr>
-        <w:t xml:space="preserve"> | </w:t>
-      </w:r>
-      <w:r>
-        <w:rPr>
-          <w:rStyle w:val="Strong"/>
-          <w:rFonts w:ascii="Arial" w:hAnsi="Arial" w:cs="Arial"/>
-          <w:sz w:val="20"/>
-        </w:rPr>
-        <w:t>GCP</w:t>
-      </w:r>
-      <w:r>
-        <w:rPr>
-          <w:rFonts w:ascii="Arial" w:hAnsi="Arial" w:cs="Arial"/>
-          <w:sz w:val="20"/>
-        </w:rPr>
-        <w:t xml:space="preserve">: </w:t>
-      </w:r>
-      <w:r>
-        <w:rPr>
-          <w:rStyle w:val="Strong"/>
-          <w:rFonts w:ascii="Arial" w:hAnsi="Arial" w:cs="Arial"/>
-          <w:sz w:val="20"/>
-        </w:rPr>
-        <w:t>GKE</w:t>
-      </w:r>
-      <w:r>
-        <w:rPr>
-          <w:rFonts w:ascii="Arial" w:hAnsi="Arial" w:cs="Arial"/>
-          <w:sz w:val="20"/>
-        </w:rPr>
-        <w:t xml:space="preserve">, Cloud Run, </w:t>
-      </w:r>
-      <w:r>
-        <w:rPr>
-          <w:rStyle w:val="Strong"/>
-          <w:rFonts w:ascii="Arial" w:hAnsi="Arial" w:cs="Arial"/>
-          <w:sz w:val="20"/>
-        </w:rPr>
-        <w:t>Pub/Sub</w:t>
-      </w:r>
-      <w:r>
-        <w:rPr>
-          <w:rFonts w:ascii="Arial" w:hAnsi="Arial" w:cs="Arial"/>
-          <w:sz w:val="20"/>
-        </w:rPr>
-        <w:t xml:space="preserve">, Cloud Storage, </w:t>
-      </w:r>
-      <w:proofErr w:type="spellStart"/>
-      <w:r>
-        <w:rPr>
-          <w:rStyle w:val="Strong"/>
-          <w:rFonts w:ascii="Arial" w:hAnsi="Arial" w:cs="Arial"/>
-          <w:sz w:val="20"/>
-        </w:rPr>
-        <w:t>BigQuery</w:t>
-      </w:r>
-      <w:proofErr w:type="spellEnd"/>
-      <w:r>
-        <w:rPr>
-          <w:rFonts w:ascii="Arial" w:hAnsi="Arial" w:cs="Arial"/>
-          <w:sz w:val="20"/>
-        </w:rPr>
-        <w:t xml:space="preserve"> | </w:t>
-      </w:r>
-      <w:proofErr w:type="spellStart"/>
-      <w:r>
-        <w:rPr>
-          <w:rFonts w:ascii="Arial" w:hAnsi="Arial" w:cs="Arial"/>
-          <w:sz w:val="20"/>
-        </w:rPr>
-        <w:t>Docker</w:t>
-      </w:r>
-      <w:proofErr w:type="spellEnd"/>
-      <w:r>
-        <w:rPr>
-          <w:rFonts w:ascii="Arial" w:hAnsi="Arial" w:cs="Arial"/>
-          <w:sz w:val="20"/>
-        </w:rPr>
-        <w:t xml:space="preserve">, </w:t>
-      </w:r>
-      <w:proofErr w:type="spellStart"/>
-      <w:r>
-        <w:rPr>
-          <w:rFonts w:ascii="Arial" w:hAnsi="Arial" w:cs="Arial"/>
-          <w:sz w:val="20"/>
-        </w:rPr>
-        <w:t>Kubernetes</w:t>
-      </w:r>
-      <w:proofErr w:type="spellEnd"/>
-      <w:r>
-        <w:rPr>
-          <w:rFonts w:ascii="Arial" w:hAnsi="Arial" w:cs="Arial"/>
-          <w:sz w:val="20"/>
-        </w:rPr>
-        <w:t xml:space="preserve">, Helm, Argo CD, </w:t>
-      </w:r>
-      <w:proofErr w:type="spellStart"/>
-      <w:r>
-        <w:rPr>
-          <w:rFonts w:ascii="Arial" w:hAnsi="Arial" w:cs="Arial"/>
-          <w:sz w:val="20"/>
-        </w:rPr>
-        <w:t>GitOps</w:t>
-      </w:r>
-      <w:proofErr w:type="spellEnd"/>
-      <w:r>
-        <w:rPr>
-          <w:rFonts w:ascii="Arial" w:hAnsi="Arial" w:cs="Arial"/>
-          <w:sz w:val="20"/>
-        </w:rPr>
-        <w:t xml:space="preserve">, </w:t>
-      </w:r>
-      <w:proofErr w:type="spellStart"/>
-      <w:r>
-        <w:rPr>
-          <w:rFonts w:ascii="Arial" w:hAnsi="Arial" w:cs="Arial"/>
-          <w:sz w:val="20"/>
-        </w:rPr>
-        <w:t>Terraform</w:t>
-      </w:r>
-      <w:proofErr w:type="spellEnd"/>
-      <w:r>
-        <w:rPr>
-          <w:rFonts w:ascii="Arial" w:hAnsi="Arial" w:cs="Arial"/>
-          <w:sz w:val="20"/>
-        </w:rPr>
-        <w:t xml:space="preserve">, </w:t>
-      </w:r>
-      <w:proofErr w:type="spellStart"/>
-      <w:r>
-        <w:rPr>
-          <w:rFonts w:ascii="Arial" w:hAnsi="Arial" w:cs="Arial"/>
-          <w:sz w:val="20"/>
-        </w:rPr>
-        <w:t>CloudFormation</w:t>
-      </w:r>
-      <w:proofErr w:type="spellEnd"/>
-      <w:r>
-        <w:rPr>
-          <w:rFonts w:ascii="Arial" w:hAnsi="Arial" w:cs="Arial"/>
-          <w:sz w:val="20"/>
-        </w:rPr>
-        <w:t xml:space="preserve"> | CI/CD: </w:t>
-      </w:r>
-      <w:proofErr w:type="spellStart"/>
-      <w:r>
-        <w:rPr>
-          <w:rFonts w:ascii="Arial" w:hAnsi="Arial" w:cs="Arial"/>
-          <w:sz w:val="20"/>
-        </w:rPr>
-        <w:t>GitHub</w:t>
-      </w:r>
-      <w:proofErr w:type="spellEnd"/>
-      <w:r>
-        <w:rPr>
-          <w:rFonts w:ascii="Arial" w:hAnsi="Arial" w:cs="Arial"/>
-          <w:sz w:val="20"/>
-        </w:rPr>
-        <w:t xml:space="preserve"> Actions, </w:t>
-      </w:r>
-      <w:proofErr w:type="spellStart"/>
-      <w:r>
-        <w:rPr>
-          <w:rFonts w:ascii="Arial" w:hAnsi="Arial" w:cs="Arial"/>
-          <w:sz w:val="20"/>
-        </w:rPr>
-        <w:t>GitLab</w:t>
-      </w:r>
-      <w:proofErr w:type="spellEnd"/>
-      <w:r>
-        <w:rPr>
-          <w:rFonts w:ascii="Arial" w:hAnsi="Arial" w:cs="Arial"/>
-          <w:sz w:val="20"/>
-        </w:rPr>
-        <w:t xml:space="preserve"> CI, Jenkins, Azure </w:t>
-      </w:r>
-      <w:proofErr w:type="spellStart"/>
-      <w:r>
-        <w:rPr>
-          <w:rFonts w:ascii="Arial" w:hAnsi="Arial" w:cs="Arial"/>
-          <w:sz w:val="20"/>
-        </w:rPr>
-        <w:t>DevOps</w:t>
-      </w:r>
-      <w:proofErr w:type="spellEnd"/>
-      <w:r>
-        <w:rPr>
-          <w:rFonts w:ascii="Arial" w:hAnsi="Arial" w:cs="Arial"/>
-          <w:sz w:val="20"/>
-        </w:rPr>
-        <w:t xml:space="preserve">, </w:t>
-      </w:r>
-      <w:proofErr w:type="spellStart"/>
-      <w:r>
-        <w:rPr>
-          <w:rFonts w:ascii="Arial" w:hAnsi="Arial" w:cs="Arial"/>
-          <w:sz w:val="20"/>
+      <w:proofErr w:type="spellStart"/>
+      <w:r>
+        <w:rPr>
+          <w:rFonts w:ascii="Arial" w:hAnsi="Arial" w:cs="Arial"/>
+          <w:sz w:val="18"/>
         </w:rPr>
         <w:t>CircleCI</w:t>
       </w:r>
@@ -1448,47 +1160,47 @@
     </w:p>
     <w:p>
       <w:pPr>
-        <w:pStyle w:val="NormalWeb"/>
+        <w:pStyle w:val="ListParagraph"/>
         <w:numPr>
           <w:ilvl w:val="0"/>
-          <w:numId w:val="2"/>
+          <w:numId w:val="15"/>
         </w:numPr>
         <w:jc w:val="both"/>
         <w:rPr>
           <w:rFonts w:ascii="Arial" w:hAnsi="Arial" w:cs="Arial"/>
-        </w:rPr>
-      </w:pPr>
-      <w:proofErr w:type="spellStart"/>
-      <w:r>
-        <w:rPr>
-          <w:rStyle w:val="Strong"/>
-          <w:rFonts w:ascii="Arial" w:hAnsi="Arial" w:cs="Arial"/>
-          <w:sz w:val="20"/>
+          <w:sz w:val="18"/>
+        </w:rPr>
+      </w:pPr>
+      <w:proofErr w:type="spellStart"/>
+      <w:r>
+        <w:rPr>
+          <w:rFonts w:ascii="Arial" w:hAnsi="Arial" w:cs="Arial"/>
+          <w:b/>
+          <w:sz w:val="18"/>
         </w:rPr>
         <w:t>Observability</w:t>
       </w:r>
       <w:proofErr w:type="spellEnd"/>
       <w:r>
         <w:rPr>
-          <w:rStyle w:val="Strong"/>
-          <w:rFonts w:ascii="Arial" w:hAnsi="Arial" w:cs="Arial"/>
-          <w:sz w:val="20"/>
-        </w:rPr>
-        <w:t>, Quality &amp; Security</w:t>
-      </w:r>
-      <w:r>
-        <w:rPr>
-          <w:rFonts w:ascii="Arial" w:hAnsi="Arial" w:cs="Arial"/>
-          <w:sz w:val="20"/>
-        </w:rPr>
-        <w:t xml:space="preserve"> — </w:t>
-      </w:r>
-      <w:proofErr w:type="spellStart"/>
-      <w:r>
-        <w:rPr>
-          <w:rStyle w:val="Strong"/>
-          <w:rFonts w:ascii="Arial" w:hAnsi="Arial" w:cs="Arial"/>
-          <w:sz w:val="20"/>
+          <w:rFonts w:ascii="Arial" w:hAnsi="Arial" w:cs="Arial"/>
+          <w:b/>
+          <w:sz w:val="18"/>
+        </w:rPr>
+        <w:t>, Quality &amp; Security —</w:t>
+      </w:r>
+      <w:r>
+        <w:rPr>
+          <w:rFonts w:ascii="Arial" w:hAnsi="Arial" w:cs="Arial"/>
+          <w:sz w:val="18"/>
+        </w:rPr>
+        <w:t xml:space="preserve"> </w:t>
+      </w:r>
+      <w:proofErr w:type="spellStart"/>
+      <w:r>
+        <w:rPr>
+          <w:rFonts w:ascii="Arial" w:hAnsi="Arial" w:cs="Arial"/>
+          <w:sz w:val="18"/>
         </w:rPr>
         <w:t>OpenTelemetry</w:t>
       </w:r>
@@ -1496,16 +1208,15 @@
       <w:r>
         <w:rPr>
           <w:rFonts w:ascii="Arial" w:hAnsi="Arial" w:cs="Arial"/>
-          <w:sz w:val="20"/>
+          <w:sz w:val="18"/>
         </w:rPr>
         <w:t xml:space="preserve">, </w:t>
       </w:r>
       <w:proofErr w:type="spellStart"/>
       <w:r>
         <w:rPr>
-          <w:rStyle w:val="Strong"/>
-          <w:rFonts w:ascii="Arial" w:hAnsi="Arial" w:cs="Arial"/>
-          <w:sz w:val="20"/>
+          <w:rFonts w:ascii="Arial" w:hAnsi="Arial" w:cs="Arial"/>
+          <w:sz w:val="18"/>
         </w:rPr>
         <w:t>Datadog</w:t>
       </w:r>
@@ -1513,31 +1224,15 @@
       <w:r>
         <w:rPr>
           <w:rFonts w:ascii="Arial" w:hAnsi="Arial" w:cs="Arial"/>
-          <w:sz w:val="20"/>
-        </w:rPr>
-        <w:t xml:space="preserve">, </w:t>
-      </w:r>
-      <w:r>
-        <w:rPr>
-          <w:rStyle w:val="Strong"/>
-          <w:rFonts w:ascii="Arial" w:hAnsi="Arial" w:cs="Arial"/>
-          <w:sz w:val="20"/>
-        </w:rPr>
-        <w:t>Prometheus</w:t>
-      </w:r>
-      <w:r>
-        <w:rPr>
-          <w:rFonts w:ascii="Arial" w:hAnsi="Arial" w:cs="Arial"/>
-          <w:sz w:val="20"/>
-        </w:rPr>
-        <w:t xml:space="preserve">, </w:t>
-      </w:r>
-      <w:proofErr w:type="spellStart"/>
-      <w:r>
-        <w:rPr>
-          <w:rStyle w:val="Strong"/>
-          <w:rFonts w:ascii="Arial" w:hAnsi="Arial" w:cs="Arial"/>
-          <w:sz w:val="20"/>
+          <w:sz w:val="18"/>
+        </w:rPr>
+        <w:t xml:space="preserve">, Prometheus, </w:t>
+      </w:r>
+      <w:proofErr w:type="spellStart"/>
+      <w:r>
+        <w:rPr>
+          <w:rFonts w:ascii="Arial" w:hAnsi="Arial" w:cs="Arial"/>
+          <w:sz w:val="18"/>
         </w:rPr>
         <w:t>Grafana</w:t>
       </w:r>
@@ -1545,31 +1240,15 @@
       <w:r>
         <w:rPr>
           <w:rFonts w:ascii="Arial" w:hAnsi="Arial" w:cs="Arial"/>
-          <w:sz w:val="20"/>
-        </w:rPr>
-        <w:t xml:space="preserve">, </w:t>
-      </w:r>
-      <w:r>
-        <w:rPr>
-          <w:rStyle w:val="Strong"/>
-          <w:rFonts w:ascii="Arial" w:hAnsi="Arial" w:cs="Arial"/>
-          <w:sz w:val="20"/>
-        </w:rPr>
-        <w:t>ELK/EFK</w:t>
-      </w:r>
-      <w:r>
-        <w:rPr>
-          <w:rFonts w:ascii="Arial" w:hAnsi="Arial" w:cs="Arial"/>
-          <w:sz w:val="20"/>
-        </w:rPr>
-        <w:t xml:space="preserve">, </w:t>
-      </w:r>
-      <w:proofErr w:type="spellStart"/>
-      <w:r>
-        <w:rPr>
-          <w:rStyle w:val="Strong"/>
-          <w:rFonts w:ascii="Arial" w:hAnsi="Arial" w:cs="Arial"/>
-          <w:sz w:val="20"/>
+          <w:sz w:val="18"/>
+        </w:rPr>
+        <w:t xml:space="preserve">, ELK/EFK, </w:t>
+      </w:r>
+      <w:proofErr w:type="spellStart"/>
+      <w:r>
+        <w:rPr>
+          <w:rFonts w:ascii="Arial" w:hAnsi="Arial" w:cs="Arial"/>
+          <w:sz w:val="18"/>
         </w:rPr>
         <w:t>CloudWatch</w:t>
       </w:r>
@@ -1577,161 +1256,61 @@
       <w:r>
         <w:rPr>
           <w:rFonts w:ascii="Arial" w:hAnsi="Arial" w:cs="Arial"/>
-          <w:sz w:val="20"/>
-        </w:rPr>
-        <w:t xml:space="preserve">, structured logging | Testing: </w:t>
-      </w:r>
-      <w:r>
-        <w:rPr>
-          <w:rStyle w:val="Strong"/>
-          <w:rFonts w:ascii="Arial" w:hAnsi="Arial" w:cs="Arial"/>
-          <w:sz w:val="20"/>
-        </w:rPr>
-        <w:t>Jest</w:t>
-      </w:r>
-      <w:r>
-        <w:rPr>
-          <w:rFonts w:ascii="Arial" w:hAnsi="Arial" w:cs="Arial"/>
-          <w:sz w:val="20"/>
-        </w:rPr>
-        <w:t xml:space="preserve">, </w:t>
-      </w:r>
-      <w:r>
-        <w:rPr>
-          <w:rStyle w:val="Strong"/>
-          <w:rFonts w:ascii="Arial" w:hAnsi="Arial" w:cs="Arial"/>
-          <w:sz w:val="20"/>
-        </w:rPr>
-        <w:t>Mocha</w:t>
-      </w:r>
-      <w:r>
-        <w:rPr>
-          <w:rFonts w:ascii="Arial" w:hAnsi="Arial" w:cs="Arial"/>
-          <w:sz w:val="20"/>
-        </w:rPr>
-        <w:t xml:space="preserve">, </w:t>
-      </w:r>
-      <w:r>
-        <w:rPr>
-          <w:rStyle w:val="Strong"/>
-          <w:rFonts w:ascii="Arial" w:hAnsi="Arial" w:cs="Arial"/>
-          <w:sz w:val="20"/>
-        </w:rPr>
-        <w:t>Chai</w:t>
-      </w:r>
-      <w:r>
-        <w:rPr>
-          <w:rFonts w:ascii="Arial" w:hAnsi="Arial" w:cs="Arial"/>
-          <w:sz w:val="20"/>
-        </w:rPr>
-        <w:t xml:space="preserve">, </w:t>
-      </w:r>
-      <w:r>
-        <w:rPr>
-          <w:rStyle w:val="Strong"/>
-          <w:rFonts w:ascii="Arial" w:hAnsi="Arial" w:cs="Arial"/>
-          <w:sz w:val="20"/>
-        </w:rPr>
-        <w:t>React Testing Library</w:t>
-      </w:r>
-      <w:r>
-        <w:rPr>
-          <w:rFonts w:ascii="Arial" w:hAnsi="Arial" w:cs="Arial"/>
-          <w:sz w:val="20"/>
-        </w:rPr>
-        <w:t xml:space="preserve">, </w:t>
-      </w:r>
-      <w:r>
-        <w:rPr>
-          <w:rStyle w:val="Strong"/>
-          <w:rFonts w:ascii="Arial" w:hAnsi="Arial" w:cs="Arial"/>
-          <w:sz w:val="20"/>
-        </w:rPr>
-        <w:t>Cypress</w:t>
-      </w:r>
-      <w:r>
-        <w:rPr>
-          <w:rFonts w:ascii="Arial" w:hAnsi="Arial" w:cs="Arial"/>
-          <w:sz w:val="20"/>
-        </w:rPr>
-        <w:t xml:space="preserve">, </w:t>
-      </w:r>
-      <w:r>
-        <w:rPr>
-          <w:rStyle w:val="Strong"/>
-          <w:rFonts w:ascii="Arial" w:hAnsi="Arial" w:cs="Arial"/>
-          <w:sz w:val="20"/>
-        </w:rPr>
-        <w:t>Playwright</w:t>
-      </w:r>
-      <w:r>
-        <w:rPr>
-          <w:rFonts w:ascii="Arial" w:hAnsi="Arial" w:cs="Arial"/>
-          <w:sz w:val="20"/>
-        </w:rPr>
-        <w:t xml:space="preserve">, API contract tests (Pact-style) | Security: </w:t>
-      </w:r>
-      <w:r>
-        <w:rPr>
-          <w:rStyle w:val="Strong"/>
-          <w:rFonts w:ascii="Arial" w:hAnsi="Arial" w:cs="Arial"/>
-          <w:sz w:val="20"/>
-        </w:rPr>
-        <w:t>OAuth2</w:t>
-      </w:r>
-      <w:r>
-        <w:rPr>
-          <w:rFonts w:ascii="Arial" w:hAnsi="Arial" w:cs="Arial"/>
-          <w:sz w:val="20"/>
-        </w:rPr>
-        <w:t xml:space="preserve">, </w:t>
-      </w:r>
-      <w:proofErr w:type="spellStart"/>
-      <w:r>
-        <w:rPr>
-          <w:rStyle w:val="Strong"/>
-          <w:rFonts w:ascii="Arial" w:hAnsi="Arial" w:cs="Arial"/>
-          <w:sz w:val="20"/>
+          <w:sz w:val="18"/>
+        </w:rPr>
+        <w:t xml:space="preserve">, structured logging | </w:t>
+      </w:r>
+      <w:r>
+        <w:rPr>
+          <w:rFonts w:ascii="Arial" w:hAnsi="Arial" w:cs="Arial"/>
+          <w:b/>
+          <w:sz w:val="18"/>
+        </w:rPr>
+        <w:t>Testing</w:t>
+      </w:r>
+      <w:r>
+        <w:rPr>
+          <w:rFonts w:ascii="Arial" w:hAnsi="Arial" w:cs="Arial"/>
+          <w:sz w:val="18"/>
+        </w:rPr>
+        <w:t xml:space="preserve">: Jest, Mocha, Chai, React Testing Library, Cypress, Playwright, API contract tests (Pact-style) | </w:t>
+      </w:r>
+      <w:r>
+        <w:rPr>
+          <w:rFonts w:ascii="Arial" w:hAnsi="Arial" w:cs="Arial"/>
+          <w:b/>
+          <w:sz w:val="18"/>
+        </w:rPr>
+        <w:t>Security</w:t>
+      </w:r>
+      <w:r>
+        <w:rPr>
+          <w:rFonts w:ascii="Arial" w:hAnsi="Arial" w:cs="Arial"/>
+          <w:sz w:val="18"/>
+        </w:rPr>
+        <w:t xml:space="preserve">: OAuth2, </w:t>
+      </w:r>
+      <w:proofErr w:type="spellStart"/>
+      <w:r>
+        <w:rPr>
+          <w:rFonts w:ascii="Arial" w:hAnsi="Arial" w:cs="Arial"/>
+          <w:sz w:val="18"/>
         </w:rPr>
         <w:t>OpenID</w:t>
       </w:r>
       <w:proofErr w:type="spellEnd"/>
       <w:r>
         <w:rPr>
-          <w:rStyle w:val="Strong"/>
-          <w:rFonts w:ascii="Arial" w:hAnsi="Arial" w:cs="Arial"/>
-          <w:sz w:val="20"/>
-        </w:rPr>
-        <w:t xml:space="preserve"> Connect</w:t>
-      </w:r>
-      <w:r>
-        <w:rPr>
-          <w:rFonts w:ascii="Arial" w:hAnsi="Arial" w:cs="Arial"/>
-          <w:sz w:val="20"/>
-        </w:rPr>
-        <w:t xml:space="preserve">, </w:t>
-      </w:r>
-      <w:r>
-        <w:rPr>
-          <w:rStyle w:val="Strong"/>
-          <w:rFonts w:ascii="Arial" w:hAnsi="Arial" w:cs="Arial"/>
-          <w:sz w:val="20"/>
-        </w:rPr>
-        <w:t>JWT</w:t>
-      </w:r>
-      <w:r>
-        <w:rPr>
-          <w:rFonts w:ascii="Arial" w:hAnsi="Arial" w:cs="Arial"/>
-          <w:sz w:val="20"/>
-        </w:rPr>
-        <w:t xml:space="preserve">, </w:t>
-      </w:r>
-      <w:proofErr w:type="spellStart"/>
-      <w:r>
-        <w:rPr>
-          <w:rStyle w:val="Strong"/>
-          <w:rFonts w:ascii="Arial" w:hAnsi="Arial" w:cs="Arial"/>
-          <w:sz w:val="20"/>
+          <w:rFonts w:ascii="Arial" w:hAnsi="Arial" w:cs="Arial"/>
+          <w:sz w:val="18"/>
+        </w:rPr>
+        <w:t xml:space="preserve"> Connect, JWT, </w:t>
+      </w:r>
+      <w:proofErr w:type="spellStart"/>
+      <w:r>
+        <w:rPr>
+          <w:rFonts w:ascii="Arial" w:hAnsi="Arial" w:cs="Arial"/>
+          <w:sz w:val="18"/>
         </w:rPr>
         <w:t>Okta</w:t>
       </w:r>
@@ -1739,39 +1318,15 @@
       <w:r>
         <w:rPr>
           <w:rFonts w:ascii="Arial" w:hAnsi="Arial" w:cs="Arial"/>
-          <w:sz w:val="20"/>
-        </w:rPr>
-        <w:t xml:space="preserve">, </w:t>
-      </w:r>
-      <w:r>
-        <w:rPr>
-          <w:rStyle w:val="Strong"/>
-          <w:rFonts w:ascii="Arial" w:hAnsi="Arial" w:cs="Arial"/>
-          <w:sz w:val="20"/>
-        </w:rPr>
-        <w:t>Auth0</w:t>
-      </w:r>
-      <w:r>
-        <w:rPr>
-          <w:rFonts w:ascii="Arial" w:hAnsi="Arial" w:cs="Arial"/>
-          <w:sz w:val="20"/>
-        </w:rPr>
-        <w:t xml:space="preserve">, </w:t>
-      </w:r>
-      <w:r>
-        <w:rPr>
-          <w:rStyle w:val="Strong"/>
-          <w:rFonts w:ascii="Arial" w:hAnsi="Arial" w:cs="Arial"/>
-          <w:sz w:val="20"/>
-        </w:rPr>
-        <w:t xml:space="preserve">AWS </w:t>
-      </w:r>
-      <w:proofErr w:type="spellStart"/>
-      <w:r>
-        <w:rPr>
-          <w:rStyle w:val="Strong"/>
-          <w:rFonts w:ascii="Arial" w:hAnsi="Arial" w:cs="Arial"/>
-          <w:sz w:val="20"/>
+          <w:sz w:val="18"/>
+        </w:rPr>
+        <w:t xml:space="preserve">, Auth0, AWS </w:t>
+      </w:r>
+      <w:proofErr w:type="spellStart"/>
+      <w:r>
+        <w:rPr>
+          <w:rFonts w:ascii="Arial" w:hAnsi="Arial" w:cs="Arial"/>
+          <w:sz w:val="18"/>
         </w:rPr>
         <w:t>Cognito</w:t>
       </w:r>
@@ -1779,24 +1334,9 @@
       <w:r>
         <w:rPr>
           <w:rFonts w:ascii="Arial" w:hAnsi="Arial" w:cs="Arial"/>
-          <w:sz w:val="20"/>
-        </w:rPr>
-        <w:t xml:space="preserve">, rate limiting, </w:t>
-      </w:r>
-      <w:r>
-        <w:rPr>
-          <w:rStyle w:val="Strong"/>
-          <w:rFonts w:ascii="Arial" w:hAnsi="Arial" w:cs="Arial"/>
-          <w:sz w:val="20"/>
-        </w:rPr>
-        <w:t>RBAC/ABAC</w:t>
-      </w:r>
-      <w:r>
-        <w:rPr>
-          <w:rFonts w:ascii="Arial" w:hAnsi="Arial" w:cs="Arial"/>
-          <w:sz w:val="20"/>
-        </w:rPr>
-        <w:t>, audit logging</w:t>
+          <w:sz w:val="18"/>
+        </w:rPr>
+        <w:t>, rate limiting, RBAC/ABAC, audit logging</w:t>
       </w:r>
     </w:p>
     <w:p>
@@ -1873,13 +1413,13 @@
         <w:jc w:val="both"/>
         <w:rPr>
           <w:rFonts w:ascii="Arial" w:hAnsi="Arial" w:cs="Arial"/>
-          <w:sz w:val="20"/>
-        </w:rPr>
-      </w:pPr>
-      <w:r>
-        <w:rPr>
-          <w:rFonts w:ascii="Arial" w:hAnsi="Arial" w:cs="Arial"/>
-          <w:sz w:val="20"/>
+          <w:sz w:val="18"/>
+        </w:rPr>
+      </w:pPr>
+      <w:r>
+        <w:rPr>
+          <w:rFonts w:ascii="Arial" w:hAnsi="Arial" w:cs="Arial"/>
+          <w:sz w:val="18"/>
         </w:rPr>
         <w:t xml:space="preserve">Led a </w:t>
       </w:r>
@@ -1887,14 +1427,14 @@
         <w:rPr>
           <w:rStyle w:val="Strong"/>
           <w:rFonts w:ascii="Arial" w:hAnsi="Arial" w:cs="Arial"/>
-          <w:sz w:val="20"/>
+          <w:sz w:val="18"/>
         </w:rPr>
         <w:t>React</w:t>
       </w:r>
       <w:r>
         <w:rPr>
           <w:rFonts w:ascii="Arial" w:hAnsi="Arial" w:cs="Arial"/>
-          <w:sz w:val="20"/>
+          <w:sz w:val="18"/>
         </w:rPr>
         <w:t xml:space="preserve"> + </w:t>
       </w:r>
@@ -1903,7 +1443,7 @@
         <w:rPr>
           <w:rStyle w:val="Strong"/>
           <w:rFonts w:ascii="Arial" w:hAnsi="Arial" w:cs="Arial"/>
-          <w:sz w:val="20"/>
+          <w:sz w:val="18"/>
         </w:rPr>
         <w:t>TypeScript</w:t>
       </w:r>
@@ -1911,7 +1451,7 @@
       <w:r>
         <w:rPr>
           <w:rFonts w:ascii="Arial" w:hAnsi="Arial" w:cs="Arial"/>
-          <w:sz w:val="20"/>
+          <w:sz w:val="18"/>
         </w:rPr>
         <w:t xml:space="preserve"> modernization that replaced legacy UI layers with </w:t>
       </w:r>
@@ -1919,7 +1459,7 @@
       <w:r>
         <w:rPr>
           <w:rFonts w:ascii="Arial" w:hAnsi="Arial" w:cs="Arial"/>
-          <w:sz w:val="20"/>
+          <w:sz w:val="18"/>
         </w:rPr>
         <w:t>composable</w:t>
       </w:r>
@@ -1927,7 +1467,7 @@
       <w:r>
         <w:rPr>
           <w:rFonts w:ascii="Arial" w:hAnsi="Arial" w:cs="Arial"/>
-          <w:sz w:val="20"/>
+          <w:sz w:val="18"/>
         </w:rPr>
         <w:t xml:space="preserve"> components and improved release confidence via predictable state boundaries.</w:t>
       </w:r>
@@ -1942,13 +1482,13 @@
         <w:jc w:val="both"/>
         <w:rPr>
           <w:rFonts w:ascii="Arial" w:hAnsi="Arial" w:cs="Arial"/>
-          <w:sz w:val="20"/>
-        </w:rPr>
-      </w:pPr>
-      <w:r>
-        <w:rPr>
-          <w:rFonts w:ascii="Arial" w:hAnsi="Arial" w:cs="Arial"/>
-          <w:sz w:val="20"/>
+          <w:sz w:val="18"/>
+        </w:rPr>
+      </w:pPr>
+      <w:r>
+        <w:rPr>
+          <w:rFonts w:ascii="Arial" w:hAnsi="Arial" w:cs="Arial"/>
+          <w:sz w:val="18"/>
         </w:rPr>
         <w:t>Built a scalable UI architecture using shared primitives, feature-level composition, and route-level split delivery to improve real-user performance on critical flows.</w:t>
       </w:r>
@@ -1963,13 +1503,13 @@
         <w:jc w:val="both"/>
         <w:rPr>
           <w:rFonts w:ascii="Arial" w:hAnsi="Arial" w:cs="Arial"/>
-          <w:sz w:val="20"/>
-        </w:rPr>
-      </w:pPr>
-      <w:r>
-        <w:rPr>
-          <w:rFonts w:ascii="Arial" w:hAnsi="Arial" w:cs="Arial"/>
-          <w:sz w:val="20"/>
+          <w:sz w:val="18"/>
+        </w:rPr>
+      </w:pPr>
+      <w:r>
+        <w:rPr>
+          <w:rFonts w:ascii="Arial" w:hAnsi="Arial" w:cs="Arial"/>
+          <w:sz w:val="18"/>
         </w:rPr>
         <w:t xml:space="preserve">Delivered an internal component library with </w:t>
       </w:r>
@@ -1977,14 +1517,14 @@
         <w:rPr>
           <w:rStyle w:val="Strong"/>
           <w:rFonts w:ascii="Arial" w:hAnsi="Arial" w:cs="Arial"/>
-          <w:sz w:val="20"/>
+          <w:sz w:val="18"/>
         </w:rPr>
         <w:t>Storybook</w:t>
       </w:r>
       <w:r>
         <w:rPr>
           <w:rFonts w:ascii="Arial" w:hAnsi="Arial" w:cs="Arial"/>
-          <w:sz w:val="20"/>
+          <w:sz w:val="18"/>
         </w:rPr>
         <w:t xml:space="preserve"> governance, accessibility checks, and design tokens so teams shipped consistent UX across complex workflows.</w:t>
       </w:r>
@@ -1999,13 +1539,13 @@
         <w:jc w:val="both"/>
         <w:rPr>
           <w:rFonts w:ascii="Arial" w:hAnsi="Arial" w:cs="Arial"/>
-          <w:sz w:val="20"/>
-        </w:rPr>
-      </w:pPr>
-      <w:r>
-        <w:rPr>
-          <w:rFonts w:ascii="Arial" w:hAnsi="Arial" w:cs="Arial"/>
-          <w:sz w:val="20"/>
+          <w:sz w:val="18"/>
+        </w:rPr>
+      </w:pPr>
+      <w:r>
+        <w:rPr>
+          <w:rFonts w:ascii="Arial" w:hAnsi="Arial" w:cs="Arial"/>
+          <w:sz w:val="18"/>
         </w:rPr>
         <w:t xml:space="preserve">Implemented resilient data-fetching with </w:t>
       </w:r>
@@ -2013,7 +1553,7 @@
       <w:r>
         <w:rPr>
           <w:rFonts w:ascii="Arial" w:hAnsi="Arial" w:cs="Arial"/>
-          <w:sz w:val="20"/>
+          <w:sz w:val="18"/>
         </w:rPr>
         <w:t>deduplication</w:t>
       </w:r>
@@ -2021,7 +1561,7 @@
       <w:r>
         <w:rPr>
           <w:rFonts w:ascii="Arial" w:hAnsi="Arial" w:cs="Arial"/>
-          <w:sz w:val="20"/>
+          <w:sz w:val="18"/>
         </w:rPr>
         <w:t>, cache control, and safe retries, reducing noisy loading states and preventing accidental double-submits.</w:t>
       </w:r>
@@ -2036,13 +1576,13 @@
         <w:jc w:val="both"/>
         <w:rPr>
           <w:rFonts w:ascii="Arial" w:hAnsi="Arial" w:cs="Arial"/>
-          <w:sz w:val="20"/>
-        </w:rPr>
-      </w:pPr>
-      <w:r>
-        <w:rPr>
-          <w:rFonts w:ascii="Arial" w:hAnsi="Arial" w:cs="Arial"/>
-          <w:sz w:val="20"/>
+          <w:sz w:val="18"/>
+        </w:rPr>
+      </w:pPr>
+      <w:r>
+        <w:rPr>
+          <w:rFonts w:ascii="Arial" w:hAnsi="Arial" w:cs="Arial"/>
+          <w:sz w:val="18"/>
         </w:rPr>
         <w:t xml:space="preserve">Owned </w:t>
       </w:r>
@@ -2050,14 +1590,14 @@
         <w:rPr>
           <w:rStyle w:val="Strong"/>
           <w:rFonts w:ascii="Arial" w:hAnsi="Arial" w:cs="Arial"/>
-          <w:sz w:val="20"/>
+          <w:sz w:val="18"/>
         </w:rPr>
         <w:t>Node.js</w:t>
       </w:r>
       <w:r>
         <w:rPr>
           <w:rFonts w:ascii="Arial" w:hAnsi="Arial" w:cs="Arial"/>
-          <w:sz w:val="20"/>
+          <w:sz w:val="18"/>
         </w:rPr>
         <w:t xml:space="preserve"> services and delivered versioned REST endpoints with strict validation, consistent error contracts, and idempotent writes for customer-facing workflows.</w:t>
       </w:r>
@@ -2072,13 +1612,13 @@
         <w:jc w:val="both"/>
         <w:rPr>
           <w:rFonts w:ascii="Arial" w:hAnsi="Arial" w:cs="Arial"/>
-          <w:sz w:val="20"/>
-        </w:rPr>
-      </w:pPr>
-      <w:r>
-        <w:rPr>
-          <w:rFonts w:ascii="Arial" w:hAnsi="Arial" w:cs="Arial"/>
-          <w:sz w:val="20"/>
+          <w:sz w:val="18"/>
+        </w:rPr>
+      </w:pPr>
+      <w:r>
+        <w:rPr>
+          <w:rFonts w:ascii="Arial" w:hAnsi="Arial" w:cs="Arial"/>
+          <w:sz w:val="18"/>
         </w:rPr>
         <w:t xml:space="preserve">Implemented </w:t>
       </w:r>
@@ -2086,14 +1626,14 @@
         <w:rPr>
           <w:rStyle w:val="Strong"/>
           <w:rFonts w:ascii="Arial" w:hAnsi="Arial" w:cs="Arial"/>
-          <w:sz w:val="20"/>
+          <w:sz w:val="18"/>
         </w:rPr>
         <w:t>OAuth2</w:t>
       </w:r>
       <w:r>
         <w:rPr>
           <w:rFonts w:ascii="Arial" w:hAnsi="Arial" w:cs="Arial"/>
-          <w:sz w:val="20"/>
+          <w:sz w:val="18"/>
         </w:rPr>
         <w:t xml:space="preserve"> / </w:t>
       </w:r>
@@ -2102,7 +1642,7 @@
         <w:rPr>
           <w:rStyle w:val="Strong"/>
           <w:rFonts w:ascii="Arial" w:hAnsi="Arial" w:cs="Arial"/>
-          <w:sz w:val="20"/>
+          <w:sz w:val="18"/>
         </w:rPr>
         <w:t>OpenID</w:t>
       </w:r>
@@ -2111,14 +1651,14 @@
         <w:rPr>
           <w:rStyle w:val="Strong"/>
           <w:rFonts w:ascii="Arial" w:hAnsi="Arial" w:cs="Arial"/>
-          <w:sz w:val="20"/>
+          <w:sz w:val="18"/>
         </w:rPr>
         <w:t xml:space="preserve"> Connect</w:t>
       </w:r>
       <w:r>
         <w:rPr>
           <w:rFonts w:ascii="Arial" w:hAnsi="Arial" w:cs="Arial"/>
-          <w:sz w:val="20"/>
+          <w:sz w:val="18"/>
         </w:rPr>
         <w:t xml:space="preserve"> sign-in with </w:t>
       </w:r>
@@ -2126,14 +1666,14 @@
         <w:rPr>
           <w:rStyle w:val="Strong"/>
           <w:rFonts w:ascii="Arial" w:hAnsi="Arial" w:cs="Arial"/>
-          <w:sz w:val="20"/>
+          <w:sz w:val="18"/>
         </w:rPr>
         <w:t>JWT</w:t>
       </w:r>
       <w:r>
         <w:rPr>
           <w:rFonts w:ascii="Arial" w:hAnsi="Arial" w:cs="Arial"/>
-          <w:sz w:val="20"/>
+          <w:sz w:val="18"/>
         </w:rPr>
         <w:t xml:space="preserve"> and enforced </w:t>
       </w:r>
@@ -2141,14 +1681,14 @@
         <w:rPr>
           <w:rStyle w:val="Strong"/>
           <w:rFonts w:ascii="Arial" w:hAnsi="Arial" w:cs="Arial"/>
-          <w:sz w:val="20"/>
+          <w:sz w:val="18"/>
         </w:rPr>
         <w:t>RBAC/ABAC</w:t>
       </w:r>
       <w:r>
         <w:rPr>
           <w:rFonts w:ascii="Arial" w:hAnsi="Arial" w:cs="Arial"/>
-          <w:sz w:val="20"/>
+          <w:sz w:val="18"/>
         </w:rPr>
         <w:t xml:space="preserve"> consistently across UI, APIs, and internal tools with auditable permission checks.</w:t>
       </w:r>
@@ -2163,13 +1703,13 @@
         <w:jc w:val="both"/>
         <w:rPr>
           <w:rFonts w:ascii="Arial" w:hAnsi="Arial" w:cs="Arial"/>
-          <w:sz w:val="20"/>
-        </w:rPr>
-      </w:pPr>
-      <w:r>
-        <w:rPr>
-          <w:rFonts w:ascii="Arial" w:hAnsi="Arial" w:cs="Arial"/>
-          <w:sz w:val="20"/>
+          <w:sz w:val="18"/>
+        </w:rPr>
+      </w:pPr>
+      <w:r>
+        <w:rPr>
+          <w:rFonts w:ascii="Arial" w:hAnsi="Arial" w:cs="Arial"/>
+          <w:sz w:val="18"/>
         </w:rPr>
         <w:t xml:space="preserve">Designed event-driven processing using </w:t>
       </w:r>
@@ -2177,14 +1717,14 @@
         <w:rPr>
           <w:rStyle w:val="Strong"/>
           <w:rFonts w:ascii="Arial" w:hAnsi="Arial" w:cs="Arial"/>
-          <w:sz w:val="20"/>
+          <w:sz w:val="18"/>
         </w:rPr>
         <w:t>AWS SQS/SNS</w:t>
       </w:r>
       <w:r>
         <w:rPr>
           <w:rFonts w:ascii="Arial" w:hAnsi="Arial" w:cs="Arial"/>
-          <w:sz w:val="20"/>
+          <w:sz w:val="18"/>
         </w:rPr>
         <w:t xml:space="preserve">, </w:t>
       </w:r>
@@ -2192,14 +1732,14 @@
         <w:rPr>
           <w:rStyle w:val="Strong"/>
           <w:rFonts w:ascii="Arial" w:hAnsi="Arial" w:cs="Arial"/>
-          <w:sz w:val="20"/>
+          <w:sz w:val="18"/>
         </w:rPr>
         <w:t>Kafka</w:t>
       </w:r>
       <w:r>
         <w:rPr>
           <w:rFonts w:ascii="Arial" w:hAnsi="Arial" w:cs="Arial"/>
-          <w:sz w:val="20"/>
+          <w:sz w:val="18"/>
         </w:rPr>
         <w:t>, and worker services, adding retry policies and dead-letter flows to keep user-facing APIs responsive.</w:t>
       </w:r>
@@ -2214,13 +1754,13 @@
         <w:jc w:val="both"/>
         <w:rPr>
           <w:rFonts w:ascii="Arial" w:hAnsi="Arial" w:cs="Arial"/>
-          <w:sz w:val="20"/>
-        </w:rPr>
-      </w:pPr>
-      <w:r>
-        <w:rPr>
-          <w:rFonts w:ascii="Arial" w:hAnsi="Arial" w:cs="Arial"/>
-          <w:sz w:val="20"/>
+          <w:sz w:val="18"/>
+        </w:rPr>
+      </w:pPr>
+      <w:r>
+        <w:rPr>
+          <w:rFonts w:ascii="Arial" w:hAnsi="Arial" w:cs="Arial"/>
+          <w:sz w:val="18"/>
         </w:rPr>
         <w:t xml:space="preserve">Built long-running workflow orchestration with </w:t>
       </w:r>
@@ -2229,7 +1769,7 @@
         <w:rPr>
           <w:rStyle w:val="Strong"/>
           <w:rFonts w:ascii="Arial" w:hAnsi="Arial" w:cs="Arial"/>
-          <w:sz w:val="20"/>
+          <w:sz w:val="18"/>
         </w:rPr>
         <w:t>EventBridge</w:t>
       </w:r>
@@ -2237,7 +1777,7 @@
       <w:r>
         <w:rPr>
           <w:rFonts w:ascii="Arial" w:hAnsi="Arial" w:cs="Arial"/>
-          <w:sz w:val="20"/>
+          <w:sz w:val="18"/>
         </w:rPr>
         <w:t xml:space="preserve"> and </w:t>
       </w:r>
@@ -2245,14 +1785,14 @@
         <w:rPr>
           <w:rStyle w:val="Strong"/>
           <w:rFonts w:ascii="Arial" w:hAnsi="Arial" w:cs="Arial"/>
-          <w:sz w:val="20"/>
+          <w:sz w:val="18"/>
         </w:rPr>
         <w:t>Step Functions</w:t>
       </w:r>
       <w:r>
         <w:rPr>
           <w:rFonts w:ascii="Arial" w:hAnsi="Arial" w:cs="Arial"/>
-          <w:sz w:val="20"/>
+          <w:sz w:val="18"/>
         </w:rPr>
         <w:t xml:space="preserve">, ensuring resilient state transitions, timeout handling, and </w:t>
       </w:r>
@@ -2260,7 +1800,7 @@
       <w:r>
         <w:rPr>
           <w:rFonts w:ascii="Arial" w:hAnsi="Arial" w:cs="Arial"/>
-          <w:sz w:val="20"/>
+          <w:sz w:val="18"/>
         </w:rPr>
         <w:t>replayable</w:t>
       </w:r>
@@ -2268,7 +1808,7 @@
       <w:r>
         <w:rPr>
           <w:rFonts w:ascii="Arial" w:hAnsi="Arial" w:cs="Arial"/>
-          <w:sz w:val="20"/>
+          <w:sz w:val="18"/>
         </w:rPr>
         <w:t xml:space="preserve"> execution paths.</w:t>
       </w:r>
@@ -2283,13 +1823,13 @@
         <w:jc w:val="both"/>
         <w:rPr>
           <w:rFonts w:ascii="Arial" w:hAnsi="Arial" w:cs="Arial"/>
-          <w:sz w:val="20"/>
-        </w:rPr>
-      </w:pPr>
-      <w:r>
-        <w:rPr>
-          <w:rFonts w:ascii="Arial" w:hAnsi="Arial" w:cs="Arial"/>
-          <w:sz w:val="20"/>
+          <w:sz w:val="18"/>
+        </w:rPr>
+      </w:pPr>
+      <w:r>
+        <w:rPr>
+          <w:rFonts w:ascii="Arial" w:hAnsi="Arial" w:cs="Arial"/>
+          <w:sz w:val="18"/>
         </w:rPr>
         <w:t xml:space="preserve">Modeled multi-tenant schemas in </w:t>
       </w:r>
@@ -2298,7 +1838,7 @@
         <w:rPr>
           <w:rStyle w:val="Strong"/>
           <w:rFonts w:ascii="Arial" w:hAnsi="Arial" w:cs="Arial"/>
-          <w:sz w:val="20"/>
+          <w:sz w:val="18"/>
         </w:rPr>
         <w:t>PostgreSQL</w:t>
       </w:r>
@@ -2306,7 +1846,7 @@
       <w:r>
         <w:rPr>
           <w:rFonts w:ascii="Arial" w:hAnsi="Arial" w:cs="Arial"/>
-          <w:sz w:val="20"/>
+          <w:sz w:val="18"/>
         </w:rPr>
         <w:t xml:space="preserve"> (with targeted indexing and query tuning) and used </w:t>
       </w:r>
@@ -2315,7 +1855,7 @@
         <w:rPr>
           <w:rStyle w:val="Strong"/>
           <w:rFonts w:ascii="Arial" w:hAnsi="Arial" w:cs="Arial"/>
-          <w:sz w:val="20"/>
+          <w:sz w:val="18"/>
         </w:rPr>
         <w:t>Redis</w:t>
       </w:r>
@@ -2324,7 +1864,7 @@
         <w:rPr>
           <w:rStyle w:val="Strong"/>
           <w:rFonts w:ascii="Arial" w:hAnsi="Arial" w:cs="Arial"/>
-          <w:sz w:val="20"/>
+          <w:sz w:val="18"/>
         </w:rPr>
         <w:t>/</w:t>
       </w:r>
@@ -2333,7 +1873,7 @@
         <w:rPr>
           <w:rStyle w:val="Strong"/>
           <w:rFonts w:ascii="Arial" w:hAnsi="Arial" w:cs="Arial"/>
-          <w:sz w:val="20"/>
+          <w:sz w:val="18"/>
         </w:rPr>
         <w:t>ElastiCache</w:t>
       </w:r>
@@ -2341,7 +1881,7 @@
       <w:r>
         <w:rPr>
           <w:rFonts w:ascii="Arial" w:hAnsi="Arial" w:cs="Arial"/>
-          <w:sz w:val="20"/>
+          <w:sz w:val="18"/>
         </w:rPr>
         <w:t xml:space="preserve"> for hot-path caching to stabilize p95 latency.</w:t>
       </w:r>
@@ -2356,13 +1896,13 @@
         <w:jc w:val="both"/>
         <w:rPr>
           <w:rFonts w:ascii="Arial" w:hAnsi="Arial" w:cs="Arial"/>
-          <w:sz w:val="20"/>
-        </w:rPr>
-      </w:pPr>
-      <w:r>
-        <w:rPr>
-          <w:rFonts w:ascii="Arial" w:hAnsi="Arial" w:cs="Arial"/>
-          <w:sz w:val="20"/>
+          <w:sz w:val="18"/>
+        </w:rPr>
+      </w:pPr>
+      <w:r>
+        <w:rPr>
+          <w:rFonts w:ascii="Arial" w:hAnsi="Arial" w:cs="Arial"/>
+          <w:sz w:val="18"/>
         </w:rPr>
         <w:t xml:space="preserve">Introduced search indexing with </w:t>
       </w:r>
@@ -2371,7 +1911,7 @@
         <w:rPr>
           <w:rStyle w:val="Strong"/>
           <w:rFonts w:ascii="Arial" w:hAnsi="Arial" w:cs="Arial"/>
-          <w:sz w:val="20"/>
+          <w:sz w:val="18"/>
         </w:rPr>
         <w:t>Elasticsearch</w:t>
       </w:r>
@@ -2379,7 +1919,7 @@
       <w:r>
         <w:rPr>
           <w:rFonts w:ascii="Arial" w:hAnsi="Arial" w:cs="Arial"/>
-          <w:sz w:val="20"/>
+          <w:sz w:val="18"/>
         </w:rPr>
         <w:t xml:space="preserve"> and </w:t>
       </w:r>
@@ -2387,14 +1927,14 @@
         <w:rPr>
           <w:rStyle w:val="Strong"/>
           <w:rFonts w:ascii="Arial" w:hAnsi="Arial" w:cs="Arial"/>
-          <w:sz w:val="20"/>
+          <w:sz w:val="18"/>
         </w:rPr>
         <w:t>OpenSearch</w:t>
       </w:r>
       <w:r>
         <w:rPr>
           <w:rFonts w:ascii="Arial" w:hAnsi="Arial" w:cs="Arial"/>
-          <w:sz w:val="20"/>
+          <w:sz w:val="18"/>
         </w:rPr>
         <w:t xml:space="preserve"> for operational discovery, improving investigation speed and reducing manual support overhead.</w:t>
       </w:r>
@@ -2409,29 +1949,28 @@
         <w:jc w:val="both"/>
         <w:rPr>
           <w:rFonts w:ascii="Arial" w:hAnsi="Arial" w:cs="Arial"/>
-          <w:sz w:val="20"/>
-        </w:rPr>
-      </w:pPr>
-      <w:r>
-        <w:rPr>
-          <w:rFonts w:ascii="Arial" w:hAnsi="Arial" w:cs="Arial"/>
-          <w:sz w:val="20"/>
-        </w:rPr>
-        <w:lastRenderedPageBreak/>
+          <w:sz w:val="18"/>
+        </w:rPr>
+      </w:pPr>
+      <w:r>
+        <w:rPr>
+          <w:rFonts w:ascii="Arial" w:hAnsi="Arial" w:cs="Arial"/>
+          <w:sz w:val="18"/>
+        </w:rPr>
         <w:t xml:space="preserve">Delivered analytics pipelines that landed curated events into </w:t>
       </w:r>
       <w:r>
         <w:rPr>
           <w:rStyle w:val="Strong"/>
           <w:rFonts w:ascii="Arial" w:hAnsi="Arial" w:cs="Arial"/>
-          <w:sz w:val="20"/>
+          <w:sz w:val="18"/>
         </w:rPr>
         <w:t>Redshift</w:t>
       </w:r>
       <w:r>
         <w:rPr>
           <w:rFonts w:ascii="Arial" w:hAnsi="Arial" w:cs="Arial"/>
-          <w:sz w:val="20"/>
+          <w:sz w:val="18"/>
         </w:rPr>
         <w:t xml:space="preserve"> and integrated consumer reporting via </w:t>
       </w:r>
@@ -2440,7 +1979,7 @@
         <w:rPr>
           <w:rStyle w:val="Strong"/>
           <w:rFonts w:ascii="Arial" w:hAnsi="Arial" w:cs="Arial"/>
-          <w:sz w:val="20"/>
+          <w:sz w:val="18"/>
         </w:rPr>
         <w:t>BigQuery</w:t>
       </w:r>
@@ -2448,7 +1987,7 @@
       <w:r>
         <w:rPr>
           <w:rFonts w:ascii="Arial" w:hAnsi="Arial" w:cs="Arial"/>
-          <w:sz w:val="20"/>
+          <w:sz w:val="18"/>
         </w:rPr>
         <w:t xml:space="preserve"> for cross-team visibility into product usage.</w:t>
       </w:r>
@@ -2463,13 +2002,13 @@
         <w:jc w:val="both"/>
         <w:rPr>
           <w:rFonts w:ascii="Arial" w:hAnsi="Arial" w:cs="Arial"/>
-          <w:sz w:val="20"/>
-        </w:rPr>
-      </w:pPr>
-      <w:r>
-        <w:rPr>
-          <w:rFonts w:ascii="Arial" w:hAnsi="Arial" w:cs="Arial"/>
-          <w:sz w:val="20"/>
+          <w:sz w:val="18"/>
+        </w:rPr>
+      </w:pPr>
+      <w:r>
+        <w:rPr>
+          <w:rFonts w:ascii="Arial" w:hAnsi="Arial" w:cs="Arial"/>
+          <w:sz w:val="18"/>
         </w:rPr>
         <w:t xml:space="preserve">Hardened file/media workflows using </w:t>
       </w:r>
@@ -2477,14 +2016,14 @@
         <w:rPr>
           <w:rStyle w:val="Strong"/>
           <w:rFonts w:ascii="Arial" w:hAnsi="Arial" w:cs="Arial"/>
-          <w:sz w:val="20"/>
+          <w:sz w:val="18"/>
         </w:rPr>
         <w:t>S3</w:t>
       </w:r>
       <w:r>
         <w:rPr>
           <w:rFonts w:ascii="Arial" w:hAnsi="Arial" w:cs="Arial"/>
-          <w:sz w:val="20"/>
+          <w:sz w:val="18"/>
         </w:rPr>
         <w:t xml:space="preserve"> signed URLs and server-side verification, fronted by </w:t>
       </w:r>
@@ -2493,7 +2032,7 @@
         <w:rPr>
           <w:rStyle w:val="Strong"/>
           <w:rFonts w:ascii="Arial" w:hAnsi="Arial" w:cs="Arial"/>
-          <w:sz w:val="20"/>
+          <w:sz w:val="18"/>
         </w:rPr>
         <w:t>CloudFront</w:t>
       </w:r>
@@ -2501,7 +2040,7 @@
       <w:r>
         <w:rPr>
           <w:rFonts w:ascii="Arial" w:hAnsi="Arial" w:cs="Arial"/>
-          <w:sz w:val="20"/>
+          <w:sz w:val="18"/>
         </w:rPr>
         <w:t xml:space="preserve"> for predictable delivery and safe large uploads.</w:t>
       </w:r>
@@ -2516,13 +2055,13 @@
         <w:jc w:val="both"/>
         <w:rPr>
           <w:rFonts w:ascii="Arial" w:hAnsi="Arial" w:cs="Arial"/>
-          <w:sz w:val="20"/>
-        </w:rPr>
-      </w:pPr>
-      <w:r>
-        <w:rPr>
-          <w:rFonts w:ascii="Arial" w:hAnsi="Arial" w:cs="Arial"/>
-          <w:sz w:val="20"/>
+          <w:sz w:val="18"/>
+        </w:rPr>
+      </w:pPr>
+      <w:r>
+        <w:rPr>
+          <w:rFonts w:ascii="Arial" w:hAnsi="Arial" w:cs="Arial"/>
+          <w:sz w:val="18"/>
         </w:rPr>
         <w:t xml:space="preserve">Migrated workloads onto </w:t>
       </w:r>
@@ -2530,14 +2069,14 @@
         <w:rPr>
           <w:rStyle w:val="Strong"/>
           <w:rFonts w:ascii="Arial" w:hAnsi="Arial" w:cs="Arial"/>
-          <w:sz w:val="20"/>
+          <w:sz w:val="18"/>
         </w:rPr>
         <w:t>EKS</w:t>
       </w:r>
       <w:r>
         <w:rPr>
           <w:rFonts w:ascii="Arial" w:hAnsi="Arial" w:cs="Arial"/>
-          <w:sz w:val="20"/>
+          <w:sz w:val="18"/>
         </w:rPr>
         <w:t xml:space="preserve"> and </w:t>
       </w:r>
@@ -2545,14 +2084,14 @@
         <w:rPr>
           <w:rStyle w:val="Strong"/>
           <w:rFonts w:ascii="Arial" w:hAnsi="Arial" w:cs="Arial"/>
-          <w:sz w:val="20"/>
+          <w:sz w:val="18"/>
         </w:rPr>
         <w:t>ECS</w:t>
       </w:r>
       <w:r>
         <w:rPr>
           <w:rFonts w:ascii="Arial" w:hAnsi="Arial" w:cs="Arial"/>
-          <w:sz w:val="20"/>
+          <w:sz w:val="18"/>
         </w:rPr>
         <w:t xml:space="preserve"> with </w:t>
       </w:r>
@@ -2560,7 +2099,7 @@
       <w:r>
         <w:rPr>
           <w:rFonts w:ascii="Arial" w:hAnsi="Arial" w:cs="Arial"/>
-          <w:sz w:val="20"/>
+          <w:sz w:val="18"/>
         </w:rPr>
         <w:t>Dockerized</w:t>
       </w:r>
@@ -2568,7 +2107,7 @@
       <w:r>
         <w:rPr>
           <w:rFonts w:ascii="Arial" w:hAnsi="Arial" w:cs="Arial"/>
-          <w:sz w:val="20"/>
+          <w:sz w:val="18"/>
         </w:rPr>
         <w:t xml:space="preserve"> services, Helm releases, and </w:t>
       </w:r>
@@ -2576,7 +2115,7 @@
       <w:r>
         <w:rPr>
           <w:rFonts w:ascii="Arial" w:hAnsi="Arial" w:cs="Arial"/>
-          <w:sz w:val="20"/>
+          <w:sz w:val="18"/>
         </w:rPr>
         <w:t>GitOps</w:t>
       </w:r>
@@ -2584,7 +2123,7 @@
       <w:r>
         <w:rPr>
           <w:rFonts w:ascii="Arial" w:hAnsi="Arial" w:cs="Arial"/>
-          <w:sz w:val="20"/>
+          <w:sz w:val="18"/>
         </w:rPr>
         <w:t xml:space="preserve"> patterns to standardize deploys across environments.</w:t>
       </w:r>
@@ -2599,13 +2138,13 @@
         <w:jc w:val="both"/>
         <w:rPr>
           <w:rFonts w:ascii="Arial" w:hAnsi="Arial" w:cs="Arial"/>
-          <w:sz w:val="20"/>
-        </w:rPr>
-      </w:pPr>
-      <w:r>
-        <w:rPr>
-          <w:rFonts w:ascii="Arial" w:hAnsi="Arial" w:cs="Arial"/>
-          <w:sz w:val="20"/>
+          <w:sz w:val="18"/>
+        </w:rPr>
+      </w:pPr>
+      <w:r>
+        <w:rPr>
+          <w:rFonts w:ascii="Arial" w:hAnsi="Arial" w:cs="Arial"/>
+          <w:sz w:val="18"/>
         </w:rPr>
         <w:t xml:space="preserve">Implemented </w:t>
       </w:r>
@@ -2614,7 +2153,7 @@
         <w:rPr>
           <w:rStyle w:val="Strong"/>
           <w:rFonts w:ascii="Arial" w:hAnsi="Arial" w:cs="Arial"/>
-          <w:sz w:val="20"/>
+          <w:sz w:val="18"/>
         </w:rPr>
         <w:t>OpenTelemetry</w:t>
       </w:r>
@@ -2622,7 +2161,7 @@
       <w:r>
         <w:rPr>
           <w:rFonts w:ascii="Arial" w:hAnsi="Arial" w:cs="Arial"/>
-          <w:sz w:val="20"/>
+          <w:sz w:val="18"/>
         </w:rPr>
         <w:t xml:space="preserve"> tracing with structured logs into </w:t>
       </w:r>
@@ -2631,7 +2170,7 @@
         <w:rPr>
           <w:rStyle w:val="Strong"/>
           <w:rFonts w:ascii="Arial" w:hAnsi="Arial" w:cs="Arial"/>
-          <w:sz w:val="20"/>
+          <w:sz w:val="18"/>
         </w:rPr>
         <w:t>Datadog</w:t>
       </w:r>
@@ -2639,7 +2178,7 @@
       <w:r>
         <w:rPr>
           <w:rFonts w:ascii="Arial" w:hAnsi="Arial" w:cs="Arial"/>
-          <w:sz w:val="20"/>
+          <w:sz w:val="18"/>
         </w:rPr>
         <w:t xml:space="preserve">, </w:t>
       </w:r>
@@ -2648,7 +2187,7 @@
         <w:rPr>
           <w:rStyle w:val="Strong"/>
           <w:rFonts w:ascii="Arial" w:hAnsi="Arial" w:cs="Arial"/>
-          <w:sz w:val="20"/>
+          <w:sz w:val="18"/>
         </w:rPr>
         <w:t>Grafana</w:t>
       </w:r>
@@ -2657,14 +2196,14 @@
         <w:rPr>
           <w:rStyle w:val="Strong"/>
           <w:rFonts w:ascii="Arial" w:hAnsi="Arial" w:cs="Arial"/>
-          <w:sz w:val="20"/>
+          <w:sz w:val="18"/>
         </w:rPr>
         <w:t>/Prometheus</w:t>
       </w:r>
       <w:r>
         <w:rPr>
           <w:rFonts w:ascii="Arial" w:hAnsi="Arial" w:cs="Arial"/>
-          <w:sz w:val="20"/>
+          <w:sz w:val="18"/>
         </w:rPr>
         <w:t xml:space="preserve">, </w:t>
       </w:r>
@@ -2672,14 +2211,14 @@
         <w:rPr>
           <w:rStyle w:val="Strong"/>
           <w:rFonts w:ascii="Arial" w:hAnsi="Arial" w:cs="Arial"/>
-          <w:sz w:val="20"/>
+          <w:sz w:val="18"/>
         </w:rPr>
         <w:t>ELK/EFK</w:t>
       </w:r>
       <w:r>
         <w:rPr>
           <w:rFonts w:ascii="Arial" w:hAnsi="Arial" w:cs="Arial"/>
-          <w:sz w:val="20"/>
+          <w:sz w:val="18"/>
         </w:rPr>
         <w:t xml:space="preserve">, and </w:t>
       </w:r>
@@ -2688,7 +2227,7 @@
         <w:rPr>
           <w:rStyle w:val="Strong"/>
           <w:rFonts w:ascii="Arial" w:hAnsi="Arial" w:cs="Arial"/>
-          <w:sz w:val="20"/>
+          <w:sz w:val="18"/>
         </w:rPr>
         <w:t>CloudWatch</w:t>
       </w:r>
@@ -2696,7 +2235,7 @@
       <w:r>
         <w:rPr>
           <w:rFonts w:ascii="Arial" w:hAnsi="Arial" w:cs="Arial"/>
-          <w:sz w:val="20"/>
+          <w:sz w:val="18"/>
         </w:rPr>
         <w:t>, cutting incident triage time materially.</w:t>
       </w:r>
@@ -2709,12 +2248,17 @@
           <w:numId w:val="3"/>
         </w:numPr>
         <w:jc w:val="both"/>
-      </w:pPr>
-      <w:r>
-        <w:rPr>
-          <w:rFonts w:ascii="Arial" w:hAnsi="Arial" w:cs="Arial"/>
-          <w:sz w:val="20"/>
-        </w:rPr>
+        <w:rPr>
+          <w:rFonts w:ascii="Arial" w:hAnsi="Arial" w:cs="Arial"/>
+          <w:sz w:val="18"/>
+        </w:rPr>
+      </w:pPr>
+      <w:r>
+        <w:rPr>
+          <w:rFonts w:ascii="Arial" w:hAnsi="Arial" w:cs="Arial"/>
+          <w:sz w:val="18"/>
+        </w:rPr>
+        <w:lastRenderedPageBreak/>
         <w:t xml:space="preserve">Improved delivery reliability using </w:t>
       </w:r>
       <w:proofErr w:type="spellStart"/>
@@ -2722,7 +2266,7 @@
         <w:rPr>
           <w:rStyle w:val="Strong"/>
           <w:rFonts w:ascii="Arial" w:hAnsi="Arial" w:cs="Arial"/>
-          <w:sz w:val="20"/>
+          <w:sz w:val="18"/>
         </w:rPr>
         <w:t>Terraform</w:t>
       </w:r>
@@ -2730,7 +2274,7 @@
       <w:r>
         <w:rPr>
           <w:rFonts w:ascii="Arial" w:hAnsi="Arial" w:cs="Arial"/>
-          <w:sz w:val="20"/>
+          <w:sz w:val="18"/>
         </w:rPr>
         <w:t xml:space="preserve"> and </w:t>
       </w:r>
@@ -2739,7 +2283,7 @@
         <w:rPr>
           <w:rStyle w:val="Strong"/>
           <w:rFonts w:ascii="Arial" w:hAnsi="Arial" w:cs="Arial"/>
-          <w:sz w:val="20"/>
+          <w:sz w:val="18"/>
         </w:rPr>
         <w:t>CloudFormation</w:t>
       </w:r>
@@ -2747,7 +2291,7 @@
       <w:r>
         <w:rPr>
           <w:rFonts w:ascii="Arial" w:hAnsi="Arial" w:cs="Arial"/>
-          <w:sz w:val="20"/>
+          <w:sz w:val="18"/>
         </w:rPr>
         <w:t xml:space="preserve"> with least-privilege </w:t>
       </w:r>
@@ -2755,14 +2299,14 @@
         <w:rPr>
           <w:rStyle w:val="Strong"/>
           <w:rFonts w:ascii="Arial" w:hAnsi="Arial" w:cs="Arial"/>
-          <w:sz w:val="20"/>
+          <w:sz w:val="18"/>
         </w:rPr>
         <w:t>IAM</w:t>
       </w:r>
       <w:r>
         <w:rPr>
           <w:rFonts w:ascii="Arial" w:hAnsi="Arial" w:cs="Arial"/>
-          <w:sz w:val="20"/>
+          <w:sz w:val="18"/>
         </w:rPr>
         <w:t>, plus CI/CD pipelines (</w:t>
       </w:r>
@@ -2770,7 +2314,7 @@
       <w:r>
         <w:rPr>
           <w:rFonts w:ascii="Arial" w:hAnsi="Arial" w:cs="Arial"/>
-          <w:sz w:val="20"/>
+          <w:sz w:val="18"/>
         </w:rPr>
         <w:t>GitHub</w:t>
       </w:r>
@@ -2778,7 +2322,7 @@
       <w:r>
         <w:rPr>
           <w:rFonts w:ascii="Arial" w:hAnsi="Arial" w:cs="Arial"/>
-          <w:sz w:val="20"/>
+          <w:sz w:val="18"/>
         </w:rPr>
         <w:t xml:space="preserve"> Actions/Jenkins) gated by unit, integration, and contract tests.</w:t>
       </w:r>
@@ -2837,13 +2381,13 @@
         <w:jc w:val="both"/>
         <w:rPr>
           <w:rFonts w:ascii="Arial" w:hAnsi="Arial" w:cs="Arial"/>
-          <w:sz w:val="20"/>
-        </w:rPr>
-      </w:pPr>
-      <w:r>
-        <w:rPr>
-          <w:rFonts w:ascii="Arial" w:hAnsi="Arial" w:cs="Arial"/>
-          <w:sz w:val="20"/>
+          <w:sz w:val="18"/>
+        </w:rPr>
+      </w:pPr>
+      <w:r>
+        <w:rPr>
+          <w:rFonts w:ascii="Arial" w:hAnsi="Arial" w:cs="Arial"/>
+          <w:sz w:val="18"/>
         </w:rPr>
         <w:t xml:space="preserve">Owned a </w:t>
       </w:r>
@@ -2851,14 +2395,14 @@
         <w:rPr>
           <w:rStyle w:val="Strong"/>
           <w:rFonts w:ascii="Arial" w:hAnsi="Arial" w:cs="Arial"/>
-          <w:sz w:val="20"/>
+          <w:sz w:val="18"/>
         </w:rPr>
         <w:t>React</w:t>
       </w:r>
       <w:r>
         <w:rPr>
           <w:rFonts w:ascii="Arial" w:hAnsi="Arial" w:cs="Arial"/>
-          <w:sz w:val="20"/>
+          <w:sz w:val="18"/>
         </w:rPr>
         <w:t xml:space="preserve"> single-page application for operational workflows, restructuring screens into domain modules that reduced coupling and improved delivery predictability.</w:t>
       </w:r>
@@ -2873,13 +2417,13 @@
         <w:jc w:val="both"/>
         <w:rPr>
           <w:rFonts w:ascii="Arial" w:hAnsi="Arial" w:cs="Arial"/>
-          <w:sz w:val="20"/>
-        </w:rPr>
-      </w:pPr>
-      <w:r>
-        <w:rPr>
-          <w:rFonts w:ascii="Arial" w:hAnsi="Arial" w:cs="Arial"/>
-          <w:sz w:val="20"/>
+          <w:sz w:val="18"/>
+        </w:rPr>
+      </w:pPr>
+      <w:r>
+        <w:rPr>
+          <w:rFonts w:ascii="Arial" w:hAnsi="Arial" w:cs="Arial"/>
+          <w:sz w:val="18"/>
         </w:rPr>
         <w:t>Standardized component patterns and state boundaries, reducing UI regressions and simplifying cross-team contributions to shared surfaces.</w:t>
       </w:r>
@@ -2894,13 +2438,13 @@
         <w:jc w:val="both"/>
         <w:rPr>
           <w:rFonts w:ascii="Arial" w:hAnsi="Arial" w:cs="Arial"/>
-          <w:sz w:val="20"/>
-        </w:rPr>
-      </w:pPr>
-      <w:r>
-        <w:rPr>
-          <w:rFonts w:ascii="Arial" w:hAnsi="Arial" w:cs="Arial"/>
-          <w:sz w:val="20"/>
+          <w:sz w:val="18"/>
+        </w:rPr>
+      </w:pPr>
+      <w:r>
+        <w:rPr>
+          <w:rFonts w:ascii="Arial" w:hAnsi="Arial" w:cs="Arial"/>
+          <w:sz w:val="18"/>
         </w:rPr>
         <w:t>Built reusable table/filter/pagination primitives and server-driven query patterns, enabling consistent UX for data-heavy reporting and admin views.</w:t>
       </w:r>
@@ -2915,13 +2459,13 @@
         <w:jc w:val="both"/>
         <w:rPr>
           <w:rFonts w:ascii="Arial" w:hAnsi="Arial" w:cs="Arial"/>
-          <w:sz w:val="20"/>
-        </w:rPr>
-      </w:pPr>
-      <w:r>
-        <w:rPr>
-          <w:rFonts w:ascii="Arial" w:hAnsi="Arial" w:cs="Arial"/>
-          <w:sz w:val="20"/>
+          <w:sz w:val="18"/>
+        </w:rPr>
+      </w:pPr>
+      <w:r>
+        <w:rPr>
+          <w:rFonts w:ascii="Arial" w:hAnsi="Arial" w:cs="Arial"/>
+          <w:sz w:val="18"/>
         </w:rPr>
         <w:t xml:space="preserve">Optimized frontend performance through render profiling, </w:t>
       </w:r>
@@ -2929,7 +2473,7 @@
       <w:r>
         <w:rPr>
           <w:rFonts w:ascii="Arial" w:hAnsi="Arial" w:cs="Arial"/>
-          <w:sz w:val="20"/>
+          <w:sz w:val="18"/>
         </w:rPr>
         <w:t>memoization</w:t>
       </w:r>
@@ -2937,7 +2481,7 @@
       <w:r>
         <w:rPr>
           <w:rFonts w:ascii="Arial" w:hAnsi="Arial" w:cs="Arial"/>
-          <w:sz w:val="20"/>
+          <w:sz w:val="18"/>
         </w:rPr>
         <w:t>/virtualization patterns, and route-based chunking to improve responsiveness under constrained networks.</w:t>
       </w:r>
@@ -2952,13 +2496,13 @@
         <w:jc w:val="both"/>
         <w:rPr>
           <w:rFonts w:ascii="Arial" w:hAnsi="Arial" w:cs="Arial"/>
-          <w:sz w:val="20"/>
-        </w:rPr>
-      </w:pPr>
-      <w:r>
-        <w:rPr>
-          <w:rFonts w:ascii="Arial" w:hAnsi="Arial" w:cs="Arial"/>
-          <w:sz w:val="20"/>
+          <w:sz w:val="18"/>
+        </w:rPr>
+      </w:pPr>
+      <w:r>
+        <w:rPr>
+          <w:rFonts w:ascii="Arial" w:hAnsi="Arial" w:cs="Arial"/>
+          <w:sz w:val="18"/>
         </w:rPr>
         <w:t xml:space="preserve">Developed </w:t>
       </w:r>
@@ -2966,14 +2510,14 @@
         <w:rPr>
           <w:rStyle w:val="Strong"/>
           <w:rFonts w:ascii="Arial" w:hAnsi="Arial" w:cs="Arial"/>
-          <w:sz w:val="20"/>
+          <w:sz w:val="18"/>
         </w:rPr>
         <w:t>Node.js</w:t>
       </w:r>
       <w:r>
         <w:rPr>
           <w:rFonts w:ascii="Arial" w:hAnsi="Arial" w:cs="Arial"/>
-          <w:sz w:val="20"/>
+          <w:sz w:val="18"/>
         </w:rPr>
         <w:t xml:space="preserve"> and Express APIs with consistent request validation, response envelopes, and backward-compatible pagination/filtering/sorting semantics.</w:t>
       </w:r>
@@ -2988,13 +2532,13 @@
         <w:jc w:val="both"/>
         <w:rPr>
           <w:rFonts w:ascii="Arial" w:hAnsi="Arial" w:cs="Arial"/>
-          <w:sz w:val="20"/>
-        </w:rPr>
-      </w:pPr>
-      <w:r>
-        <w:rPr>
-          <w:rFonts w:ascii="Arial" w:hAnsi="Arial" w:cs="Arial"/>
-          <w:sz w:val="20"/>
+          <w:sz w:val="18"/>
+        </w:rPr>
+      </w:pPr>
+      <w:r>
+        <w:rPr>
+          <w:rFonts w:ascii="Arial" w:hAnsi="Arial" w:cs="Arial"/>
+          <w:sz w:val="18"/>
         </w:rPr>
         <w:t xml:space="preserve">Implemented caching strategies using </w:t>
       </w:r>
@@ -3004,7 +2548,7 @@
         <w:rPr>
           <w:rStyle w:val="Strong"/>
           <w:rFonts w:ascii="Arial" w:hAnsi="Arial" w:cs="Arial"/>
-          <w:sz w:val="20"/>
+          <w:sz w:val="18"/>
         </w:rPr>
         <w:t>Redis</w:t>
       </w:r>
@@ -3013,7 +2557,7 @@
       <w:r>
         <w:rPr>
           <w:rFonts w:ascii="Arial" w:hAnsi="Arial" w:cs="Arial"/>
-          <w:sz w:val="20"/>
+          <w:sz w:val="18"/>
         </w:rPr>
         <w:t xml:space="preserve"> with explicit invalidation rules, improving throughput while protecting correctness under frequent updates.</w:t>
       </w:r>
@@ -3028,13 +2572,13 @@
         <w:jc w:val="both"/>
         <w:rPr>
           <w:rFonts w:ascii="Arial" w:hAnsi="Arial" w:cs="Arial"/>
-          <w:sz w:val="20"/>
-        </w:rPr>
-      </w:pPr>
-      <w:r>
-        <w:rPr>
-          <w:rFonts w:ascii="Arial" w:hAnsi="Arial" w:cs="Arial"/>
-          <w:sz w:val="20"/>
+          <w:sz w:val="18"/>
+        </w:rPr>
+      </w:pPr>
+      <w:r>
+        <w:rPr>
+          <w:rFonts w:ascii="Arial" w:hAnsi="Arial" w:cs="Arial"/>
+          <w:sz w:val="18"/>
         </w:rPr>
         <w:t xml:space="preserve">Added reliability controls with rate limiting, retries, and </w:t>
       </w:r>
@@ -3042,7 +2586,7 @@
       <w:r>
         <w:rPr>
           <w:rFonts w:ascii="Arial" w:hAnsi="Arial" w:cs="Arial"/>
-          <w:sz w:val="20"/>
+          <w:sz w:val="18"/>
         </w:rPr>
         <w:t>idempotency</w:t>
       </w:r>
@@ -3050,7 +2594,7 @@
       <w:r>
         <w:rPr>
           <w:rFonts w:ascii="Arial" w:hAnsi="Arial" w:cs="Arial"/>
-          <w:sz w:val="20"/>
+          <w:sz w:val="18"/>
         </w:rPr>
         <w:t xml:space="preserve"> on critical operations to prevent duplicate writes and cascading failures.</w:t>
       </w:r>
@@ -3065,13 +2609,13 @@
         <w:jc w:val="both"/>
         <w:rPr>
           <w:rFonts w:ascii="Arial" w:hAnsi="Arial" w:cs="Arial"/>
-          <w:sz w:val="20"/>
-        </w:rPr>
-      </w:pPr>
-      <w:r>
-        <w:rPr>
-          <w:rFonts w:ascii="Arial" w:hAnsi="Arial" w:cs="Arial"/>
-          <w:sz w:val="20"/>
+          <w:sz w:val="18"/>
+        </w:rPr>
+      </w:pPr>
+      <w:r>
+        <w:rPr>
+          <w:rFonts w:ascii="Arial" w:hAnsi="Arial" w:cs="Arial"/>
+          <w:sz w:val="18"/>
         </w:rPr>
         <w:t xml:space="preserve">Introduced asynchronous processing via </w:t>
       </w:r>
@@ -3080,7 +2624,7 @@
         <w:rPr>
           <w:rStyle w:val="Strong"/>
           <w:rFonts w:ascii="Arial" w:hAnsi="Arial" w:cs="Arial"/>
-          <w:sz w:val="20"/>
+          <w:sz w:val="18"/>
         </w:rPr>
         <w:t>RabbitMQ</w:t>
       </w:r>
@@ -3088,7 +2632,7 @@
       <w:r>
         <w:rPr>
           <w:rFonts w:ascii="Arial" w:hAnsi="Arial" w:cs="Arial"/>
-          <w:sz w:val="20"/>
+          <w:sz w:val="18"/>
         </w:rPr>
         <w:t xml:space="preserve"> and </w:t>
       </w:r>
@@ -3096,14 +2640,14 @@
         <w:rPr>
           <w:rStyle w:val="Strong"/>
           <w:rFonts w:ascii="Arial" w:hAnsi="Arial" w:cs="Arial"/>
-          <w:sz w:val="20"/>
+          <w:sz w:val="18"/>
         </w:rPr>
         <w:t>Kafka</w:t>
       </w:r>
       <w:r>
         <w:rPr>
           <w:rFonts w:ascii="Arial" w:hAnsi="Arial" w:cs="Arial"/>
-          <w:sz w:val="20"/>
+          <w:sz w:val="18"/>
         </w:rPr>
         <w:t xml:space="preserve"> consumers with DLQ handling, reducing API latency while supporting long-running tasks.</w:t>
       </w:r>
@@ -3118,13 +2662,13 @@
         <w:jc w:val="both"/>
         <w:rPr>
           <w:rFonts w:ascii="Arial" w:hAnsi="Arial" w:cs="Arial"/>
-          <w:sz w:val="20"/>
-        </w:rPr>
-      </w:pPr>
-      <w:r>
-        <w:rPr>
-          <w:rFonts w:ascii="Arial" w:hAnsi="Arial" w:cs="Arial"/>
-          <w:sz w:val="20"/>
+          <w:sz w:val="18"/>
+        </w:rPr>
+      </w:pPr>
+      <w:r>
+        <w:rPr>
+          <w:rFonts w:ascii="Arial" w:hAnsi="Arial" w:cs="Arial"/>
+          <w:sz w:val="18"/>
         </w:rPr>
         <w:t xml:space="preserve">Implemented search features backed by </w:t>
       </w:r>
@@ -3133,7 +2677,7 @@
         <w:rPr>
           <w:rStyle w:val="Strong"/>
           <w:rFonts w:ascii="Arial" w:hAnsi="Arial" w:cs="Arial"/>
-          <w:sz w:val="20"/>
+          <w:sz w:val="18"/>
         </w:rPr>
         <w:t>Elasticsearch</w:t>
       </w:r>
@@ -3142,14 +2686,14 @@
         <w:rPr>
           <w:rStyle w:val="Strong"/>
           <w:rFonts w:ascii="Arial" w:hAnsi="Arial" w:cs="Arial"/>
-          <w:sz w:val="20"/>
+          <w:sz w:val="18"/>
         </w:rPr>
         <w:t>/OpenSearch</w:t>
       </w:r>
       <w:r>
         <w:rPr>
           <w:rFonts w:ascii="Arial" w:hAnsi="Arial" w:cs="Arial"/>
-          <w:sz w:val="20"/>
+          <w:sz w:val="18"/>
         </w:rPr>
         <w:t xml:space="preserve"> for fast lookup of operational records and investigation-friendly filtering.</w:t>
       </w:r>
@@ -3164,13 +2708,13 @@
         <w:jc w:val="both"/>
         <w:rPr>
           <w:rFonts w:ascii="Arial" w:hAnsi="Arial" w:cs="Arial"/>
-          <w:sz w:val="20"/>
-        </w:rPr>
-      </w:pPr>
-      <w:r>
-        <w:rPr>
-          <w:rFonts w:ascii="Arial" w:hAnsi="Arial" w:cs="Arial"/>
-          <w:sz w:val="20"/>
+          <w:sz w:val="18"/>
+        </w:rPr>
+      </w:pPr>
+      <w:r>
+        <w:rPr>
+          <w:rFonts w:ascii="Arial" w:hAnsi="Arial" w:cs="Arial"/>
+          <w:sz w:val="18"/>
         </w:rPr>
         <w:t xml:space="preserve">Improved </w:t>
       </w:r>
@@ -3178,7 +2722,7 @@
       <w:r>
         <w:rPr>
           <w:rFonts w:ascii="Arial" w:hAnsi="Arial" w:cs="Arial"/>
-          <w:sz w:val="20"/>
+          <w:sz w:val="18"/>
         </w:rPr>
         <w:t>observability</w:t>
       </w:r>
@@ -3186,7 +2730,7 @@
       <w:r>
         <w:rPr>
           <w:rFonts w:ascii="Arial" w:hAnsi="Arial" w:cs="Arial"/>
-          <w:sz w:val="20"/>
+          <w:sz w:val="18"/>
         </w:rPr>
         <w:t xml:space="preserve"> with structured logging, correlation IDs, and dashboards in </w:t>
       </w:r>
@@ -3195,7 +2739,7 @@
         <w:rPr>
           <w:rStyle w:val="Strong"/>
           <w:rFonts w:ascii="Arial" w:hAnsi="Arial" w:cs="Arial"/>
-          <w:sz w:val="20"/>
+          <w:sz w:val="18"/>
         </w:rPr>
         <w:t>Datadog</w:t>
       </w:r>
@@ -3203,7 +2747,7 @@
       <w:r>
         <w:rPr>
           <w:rFonts w:ascii="Arial" w:hAnsi="Arial" w:cs="Arial"/>
-          <w:sz w:val="20"/>
+          <w:sz w:val="18"/>
         </w:rPr>
         <w:t xml:space="preserve">, </w:t>
       </w:r>
@@ -3211,7 +2755,7 @@
         <w:rPr>
           <w:rStyle w:val="Strong"/>
           <w:rFonts w:ascii="Arial" w:hAnsi="Arial" w:cs="Arial"/>
-          <w:sz w:val="20"/>
+          <w:sz w:val="18"/>
         </w:rPr>
         <w:t>Prometheus/</w:t>
       </w:r>
@@ -3220,7 +2764,7 @@
         <w:rPr>
           <w:rStyle w:val="Strong"/>
           <w:rFonts w:ascii="Arial" w:hAnsi="Arial" w:cs="Arial"/>
-          <w:sz w:val="20"/>
+          <w:sz w:val="18"/>
         </w:rPr>
         <w:t>Grafana</w:t>
       </w:r>
@@ -3228,7 +2772,7 @@
       <w:r>
         <w:rPr>
           <w:rFonts w:ascii="Arial" w:hAnsi="Arial" w:cs="Arial"/>
-          <w:sz w:val="20"/>
+          <w:sz w:val="18"/>
         </w:rPr>
         <w:t xml:space="preserve">, and </w:t>
       </w:r>
@@ -3236,14 +2780,14 @@
         <w:rPr>
           <w:rStyle w:val="Strong"/>
           <w:rFonts w:ascii="Arial" w:hAnsi="Arial" w:cs="Arial"/>
-          <w:sz w:val="20"/>
+          <w:sz w:val="18"/>
         </w:rPr>
         <w:t>ELK/EFK</w:t>
       </w:r>
       <w:r>
         <w:rPr>
           <w:rFonts w:ascii="Arial" w:hAnsi="Arial" w:cs="Arial"/>
-          <w:sz w:val="20"/>
+          <w:sz w:val="18"/>
         </w:rPr>
         <w:t xml:space="preserve"> to reduce alert noise.</w:t>
       </w:r>
@@ -3258,13 +2802,13 @@
         <w:jc w:val="both"/>
         <w:rPr>
           <w:rFonts w:ascii="Arial" w:hAnsi="Arial" w:cs="Arial"/>
-          <w:sz w:val="20"/>
-        </w:rPr>
-      </w:pPr>
-      <w:r>
-        <w:rPr>
-          <w:rFonts w:ascii="Arial" w:hAnsi="Arial" w:cs="Arial"/>
-          <w:sz w:val="20"/>
+          <w:sz w:val="18"/>
+        </w:rPr>
+      </w:pPr>
+      <w:r>
+        <w:rPr>
+          <w:rFonts w:ascii="Arial" w:hAnsi="Arial" w:cs="Arial"/>
+          <w:sz w:val="18"/>
         </w:rPr>
         <w:t xml:space="preserve">Built CI/CD workflows using </w:t>
       </w:r>
@@ -3272,7 +2816,7 @@
       <w:r>
         <w:rPr>
           <w:rFonts w:ascii="Arial" w:hAnsi="Arial" w:cs="Arial"/>
-          <w:sz w:val="20"/>
+          <w:sz w:val="18"/>
         </w:rPr>
         <w:t>GitHub</w:t>
       </w:r>
@@ -3280,7 +2824,7 @@
       <w:r>
         <w:rPr>
           <w:rFonts w:ascii="Arial" w:hAnsi="Arial" w:cs="Arial"/>
-          <w:sz w:val="20"/>
+          <w:sz w:val="18"/>
         </w:rPr>
         <w:t xml:space="preserve"> Actions and Jenkins that gated deploys on </w:t>
       </w:r>
@@ -3288,14 +2832,14 @@
         <w:rPr>
           <w:rStyle w:val="Strong"/>
           <w:rFonts w:ascii="Arial" w:hAnsi="Arial" w:cs="Arial"/>
-          <w:sz w:val="20"/>
+          <w:sz w:val="18"/>
         </w:rPr>
         <w:t>Jest</w:t>
       </w:r>
       <w:r>
         <w:rPr>
           <w:rFonts w:ascii="Arial" w:hAnsi="Arial" w:cs="Arial"/>
-          <w:sz w:val="20"/>
+          <w:sz w:val="18"/>
         </w:rPr>
         <w:t xml:space="preserve">, </w:t>
       </w:r>
@@ -3303,14 +2847,14 @@
         <w:rPr>
           <w:rStyle w:val="Strong"/>
           <w:rFonts w:ascii="Arial" w:hAnsi="Arial" w:cs="Arial"/>
-          <w:sz w:val="20"/>
+          <w:sz w:val="18"/>
         </w:rPr>
         <w:t>Mocha/Chai</w:t>
       </w:r>
       <w:r>
         <w:rPr>
           <w:rFonts w:ascii="Arial" w:hAnsi="Arial" w:cs="Arial"/>
-          <w:sz w:val="20"/>
+          <w:sz w:val="18"/>
         </w:rPr>
         <w:t xml:space="preserve">, </w:t>
       </w:r>
@@ -3318,14 +2862,14 @@
         <w:rPr>
           <w:rStyle w:val="Strong"/>
           <w:rFonts w:ascii="Arial" w:hAnsi="Arial" w:cs="Arial"/>
-          <w:sz w:val="20"/>
+          <w:sz w:val="18"/>
         </w:rPr>
         <w:t>React Testing Library</w:t>
       </w:r>
       <w:r>
         <w:rPr>
           <w:rFonts w:ascii="Arial" w:hAnsi="Arial" w:cs="Arial"/>
-          <w:sz w:val="20"/>
+          <w:sz w:val="18"/>
         </w:rPr>
         <w:t xml:space="preserve">, and </w:t>
       </w:r>
@@ -3333,14 +2877,14 @@
         <w:rPr>
           <w:rStyle w:val="Strong"/>
           <w:rFonts w:ascii="Arial" w:hAnsi="Arial" w:cs="Arial"/>
-          <w:sz w:val="20"/>
+          <w:sz w:val="18"/>
         </w:rPr>
         <w:t>Cypress</w:t>
       </w:r>
       <w:r>
         <w:rPr>
           <w:rFonts w:ascii="Arial" w:hAnsi="Arial" w:cs="Arial"/>
-          <w:sz w:val="20"/>
+          <w:sz w:val="18"/>
         </w:rPr>
         <w:t xml:space="preserve"> coverage.</w:t>
       </w:r>
@@ -3355,13 +2899,13 @@
         <w:jc w:val="both"/>
         <w:rPr>
           <w:rFonts w:ascii="Arial" w:hAnsi="Arial" w:cs="Arial"/>
-          <w:sz w:val="20"/>
-        </w:rPr>
-      </w:pPr>
-      <w:r>
-        <w:rPr>
-          <w:rFonts w:ascii="Arial" w:hAnsi="Arial" w:cs="Arial"/>
-          <w:sz w:val="20"/>
+          <w:sz w:val="18"/>
+        </w:rPr>
+      </w:pPr>
+      <w:r>
+        <w:rPr>
+          <w:rFonts w:ascii="Arial" w:hAnsi="Arial" w:cs="Arial"/>
+          <w:sz w:val="18"/>
         </w:rPr>
         <w:t xml:space="preserve">Integrated secure authentication flows using </w:t>
       </w:r>
@@ -3369,14 +2913,14 @@
         <w:rPr>
           <w:rStyle w:val="Strong"/>
           <w:rFonts w:ascii="Arial" w:hAnsi="Arial" w:cs="Arial"/>
-          <w:sz w:val="20"/>
+          <w:sz w:val="18"/>
         </w:rPr>
         <w:t>JWT</w:t>
       </w:r>
       <w:r>
         <w:rPr>
           <w:rFonts w:ascii="Arial" w:hAnsi="Arial" w:cs="Arial"/>
-          <w:sz w:val="20"/>
+          <w:sz w:val="18"/>
         </w:rPr>
         <w:t xml:space="preserve"> and enterprise providers (</w:t>
       </w:r>
@@ -3385,7 +2929,7 @@
         <w:rPr>
           <w:rStyle w:val="Strong"/>
           <w:rFonts w:ascii="Arial" w:hAnsi="Arial" w:cs="Arial"/>
-          <w:sz w:val="20"/>
+          <w:sz w:val="18"/>
         </w:rPr>
         <w:t>Okta</w:t>
       </w:r>
@@ -3394,14 +2938,14 @@
         <w:rPr>
           <w:rStyle w:val="Strong"/>
           <w:rFonts w:ascii="Arial" w:hAnsi="Arial" w:cs="Arial"/>
-          <w:sz w:val="20"/>
+          <w:sz w:val="18"/>
         </w:rPr>
         <w:t>/Auth0</w:t>
       </w:r>
       <w:r>
         <w:rPr>
           <w:rFonts w:ascii="Arial" w:hAnsi="Arial" w:cs="Arial"/>
-          <w:sz w:val="20"/>
+          <w:sz w:val="18"/>
         </w:rPr>
         <w:t xml:space="preserve"> patterns), ensuring consistent authorization checks across services.</w:t>
       </w:r>
@@ -3414,11 +2958,15 @@
           <w:numId w:val="5"/>
         </w:numPr>
         <w:jc w:val="both"/>
-      </w:pPr>
-      <w:r>
-        <w:rPr>
-          <w:rFonts w:ascii="Arial" w:hAnsi="Arial" w:cs="Arial"/>
-          <w:sz w:val="20"/>
+        <w:rPr>
+          <w:rFonts w:ascii="Arial" w:hAnsi="Arial" w:cs="Arial"/>
+          <w:sz w:val="18"/>
+        </w:rPr>
+      </w:pPr>
+      <w:r>
+        <w:rPr>
+          <w:rFonts w:ascii="Arial" w:hAnsi="Arial" w:cs="Arial"/>
+          <w:sz w:val="18"/>
         </w:rPr>
         <w:t xml:space="preserve">Partnered with product and support to define </w:t>
       </w:r>
@@ -3426,7 +2974,7 @@
       <w:r>
         <w:rPr>
           <w:rFonts w:ascii="Arial" w:hAnsi="Arial" w:cs="Arial"/>
-          <w:sz w:val="20"/>
+          <w:sz w:val="18"/>
         </w:rPr>
         <w:t>runbooks</w:t>
       </w:r>
@@ -3434,7 +2982,7 @@
       <w:r>
         <w:rPr>
           <w:rFonts w:ascii="Arial" w:hAnsi="Arial" w:cs="Arial"/>
-          <w:sz w:val="20"/>
+          <w:sz w:val="18"/>
         </w:rPr>
         <w:t xml:space="preserve"> and rollout plans, turning recurring issues into documented operational workflows.</w:t>
       </w:r>
@@ -3504,13 +3052,13 @@
         <w:jc w:val="both"/>
         <w:rPr>
           <w:rFonts w:ascii="Arial" w:hAnsi="Arial" w:cs="Arial"/>
-          <w:sz w:val="20"/>
-        </w:rPr>
-      </w:pPr>
-      <w:r>
-        <w:rPr>
-          <w:rFonts w:ascii="Arial" w:hAnsi="Arial" w:cs="Arial"/>
-          <w:sz w:val="20"/>
+          <w:sz w:val="18"/>
+        </w:rPr>
+      </w:pPr>
+      <w:r>
+        <w:rPr>
+          <w:rFonts w:ascii="Arial" w:hAnsi="Arial" w:cs="Arial"/>
+          <w:sz w:val="18"/>
         </w:rPr>
         <w:t>Delivered React-based UI features that progressively replaced server-rendered pages while maintaining behavior parity and improving usability in multi-step workflows.</w:t>
       </w:r>
@@ -3525,13 +3073,13 @@
         <w:jc w:val="both"/>
         <w:rPr>
           <w:rFonts w:ascii="Arial" w:hAnsi="Arial" w:cs="Arial"/>
-          <w:sz w:val="20"/>
-        </w:rPr>
-      </w:pPr>
-      <w:r>
-        <w:rPr>
-          <w:rFonts w:ascii="Arial" w:hAnsi="Arial" w:cs="Arial"/>
-          <w:sz w:val="20"/>
+          <w:sz w:val="18"/>
+        </w:rPr>
+      </w:pPr>
+      <w:r>
+        <w:rPr>
+          <w:rFonts w:ascii="Arial" w:hAnsi="Arial" w:cs="Arial"/>
+          <w:sz w:val="18"/>
         </w:rPr>
         <w:t>Built predictable client-side state handling and reusable form/navigation primitives to reduce duplication and speed iterative enhancements.</w:t>
       </w:r>
@@ -3546,13 +3094,13 @@
         <w:jc w:val="both"/>
         <w:rPr>
           <w:rFonts w:ascii="Arial" w:hAnsi="Arial" w:cs="Arial"/>
-          <w:sz w:val="20"/>
-        </w:rPr>
-      </w:pPr>
-      <w:r>
-        <w:rPr>
-          <w:rFonts w:ascii="Arial" w:hAnsi="Arial" w:cs="Arial"/>
-          <w:sz w:val="20"/>
+          <w:sz w:val="18"/>
+        </w:rPr>
+      </w:pPr>
+      <w:r>
+        <w:rPr>
+          <w:rFonts w:ascii="Arial" w:hAnsi="Arial" w:cs="Arial"/>
+          <w:sz w:val="18"/>
         </w:rPr>
         <w:t xml:space="preserve">Implemented </w:t>
       </w:r>
@@ -3560,14 +3108,14 @@
         <w:rPr>
           <w:rStyle w:val="Strong"/>
           <w:rFonts w:ascii="Arial" w:hAnsi="Arial" w:cs="Arial"/>
-          <w:sz w:val="20"/>
+          <w:sz w:val="18"/>
         </w:rPr>
         <w:t>Node.js</w:t>
       </w:r>
       <w:r>
         <w:rPr>
           <w:rFonts w:ascii="Arial" w:hAnsi="Arial" w:cs="Arial"/>
-          <w:sz w:val="20"/>
+          <w:sz w:val="18"/>
         </w:rPr>
         <w:t xml:space="preserve"> services for internal tools and customer modules with strict request validation, consistent errors, and support-friendly diagnostics.</w:t>
       </w:r>
@@ -3582,13 +3130,13 @@
         <w:jc w:val="both"/>
         <w:rPr>
           <w:rFonts w:ascii="Arial" w:hAnsi="Arial" w:cs="Arial"/>
-          <w:sz w:val="20"/>
-        </w:rPr>
-      </w:pPr>
-      <w:r>
-        <w:rPr>
-          <w:rFonts w:ascii="Arial" w:hAnsi="Arial" w:cs="Arial"/>
-          <w:sz w:val="20"/>
+          <w:sz w:val="18"/>
+        </w:rPr>
+      </w:pPr>
+      <w:r>
+        <w:rPr>
+          <w:rFonts w:ascii="Arial" w:hAnsi="Arial" w:cs="Arial"/>
+          <w:sz w:val="18"/>
         </w:rPr>
         <w:t>Designed REST endpoints with clear semantics, safe defaults, and stable pagination/filtering to simplify consumer integration across environments.</w:t>
       </w:r>
@@ -3603,13 +3151,13 @@
         <w:jc w:val="both"/>
         <w:rPr>
           <w:rFonts w:ascii="Arial" w:hAnsi="Arial" w:cs="Arial"/>
-          <w:sz w:val="20"/>
-        </w:rPr>
-      </w:pPr>
-      <w:r>
-        <w:rPr>
-          <w:rFonts w:ascii="Arial" w:hAnsi="Arial" w:cs="Arial"/>
-          <w:sz w:val="20"/>
+          <w:sz w:val="18"/>
+        </w:rPr>
+      </w:pPr>
+      <w:r>
+        <w:rPr>
+          <w:rFonts w:ascii="Arial" w:hAnsi="Arial" w:cs="Arial"/>
+          <w:sz w:val="18"/>
         </w:rPr>
         <w:t xml:space="preserve">Modeled relational data across </w:t>
       </w:r>
@@ -3617,14 +3165,14 @@
         <w:rPr>
           <w:rStyle w:val="Strong"/>
           <w:rFonts w:ascii="Arial" w:hAnsi="Arial" w:cs="Arial"/>
-          <w:sz w:val="20"/>
+          <w:sz w:val="18"/>
         </w:rPr>
         <w:t>MySQL</w:t>
       </w:r>
       <w:r>
         <w:rPr>
           <w:rFonts w:ascii="Arial" w:hAnsi="Arial" w:cs="Arial"/>
-          <w:sz w:val="20"/>
+          <w:sz w:val="18"/>
         </w:rPr>
         <w:t xml:space="preserve"> and </w:t>
       </w:r>
@@ -3632,14 +3180,14 @@
         <w:rPr>
           <w:rStyle w:val="Strong"/>
           <w:rFonts w:ascii="Arial" w:hAnsi="Arial" w:cs="Arial"/>
-          <w:sz w:val="20"/>
+          <w:sz w:val="18"/>
         </w:rPr>
         <w:t>SQL Server</w:t>
       </w:r>
       <w:r>
         <w:rPr>
           <w:rFonts w:ascii="Arial" w:hAnsi="Arial" w:cs="Arial"/>
-          <w:sz w:val="20"/>
+          <w:sz w:val="18"/>
         </w:rPr>
         <w:t>, applying indexing strategies and query tuning to protect latency on high-traffic endpoints.</w:t>
       </w:r>
@@ -3654,13 +3202,13 @@
         <w:jc w:val="both"/>
         <w:rPr>
           <w:rFonts w:ascii="Arial" w:hAnsi="Arial" w:cs="Arial"/>
-          <w:sz w:val="20"/>
-        </w:rPr>
-      </w:pPr>
-      <w:r>
-        <w:rPr>
-          <w:rFonts w:ascii="Arial" w:hAnsi="Arial" w:cs="Arial"/>
-          <w:sz w:val="20"/>
+          <w:sz w:val="18"/>
+        </w:rPr>
+      </w:pPr>
+      <w:r>
+        <w:rPr>
+          <w:rFonts w:ascii="Arial" w:hAnsi="Arial" w:cs="Arial"/>
+          <w:sz w:val="18"/>
         </w:rPr>
         <w:t xml:space="preserve">Added caching patterns with </w:t>
       </w:r>
@@ -3669,7 +3217,7 @@
         <w:rPr>
           <w:rStyle w:val="Strong"/>
           <w:rFonts w:ascii="Arial" w:hAnsi="Arial" w:cs="Arial"/>
-          <w:sz w:val="20"/>
+          <w:sz w:val="18"/>
         </w:rPr>
         <w:t>Redis</w:t>
       </w:r>
@@ -3677,7 +3225,7 @@
       <w:r>
         <w:rPr>
           <w:rFonts w:ascii="Arial" w:hAnsi="Arial" w:cs="Arial"/>
-          <w:sz w:val="20"/>
+          <w:sz w:val="18"/>
         </w:rPr>
         <w:t xml:space="preserve"> to reduce database load and improve responsiveness for read-heavy screens and multi-step journeys.</w:t>
       </w:r>
@@ -3692,13 +3240,13 @@
         <w:jc w:val="both"/>
         <w:rPr>
           <w:rFonts w:ascii="Arial" w:hAnsi="Arial" w:cs="Arial"/>
-          <w:sz w:val="20"/>
-        </w:rPr>
-      </w:pPr>
-      <w:r>
-        <w:rPr>
-          <w:rFonts w:ascii="Arial" w:hAnsi="Arial" w:cs="Arial"/>
-          <w:sz w:val="20"/>
+          <w:sz w:val="18"/>
+        </w:rPr>
+      </w:pPr>
+      <w:r>
+        <w:rPr>
+          <w:rFonts w:ascii="Arial" w:hAnsi="Arial" w:cs="Arial"/>
+          <w:sz w:val="18"/>
         </w:rPr>
         <w:t xml:space="preserve">Introduced asynchronous processing using </w:t>
       </w:r>
@@ -3707,7 +3255,7 @@
         <w:rPr>
           <w:rStyle w:val="Strong"/>
           <w:rFonts w:ascii="Arial" w:hAnsi="Arial" w:cs="Arial"/>
-          <w:sz w:val="20"/>
+          <w:sz w:val="18"/>
         </w:rPr>
         <w:t>RabbitMQ</w:t>
       </w:r>
@@ -3715,7 +3263,7 @@
       <w:r>
         <w:rPr>
           <w:rFonts w:ascii="Arial" w:hAnsi="Arial" w:cs="Arial"/>
-          <w:sz w:val="20"/>
+          <w:sz w:val="18"/>
         </w:rPr>
         <w:t xml:space="preserve"> and early queue-backed job patterns to keep UI requests non-blocking and reliable.</w:t>
       </w:r>
@@ -3730,15 +3278,14 @@
         <w:jc w:val="both"/>
         <w:rPr>
           <w:rFonts w:ascii="Arial" w:hAnsi="Arial" w:cs="Arial"/>
-          <w:sz w:val="20"/>
-        </w:rPr>
-      </w:pPr>
-      <w:r>
-        <w:rPr>
-          <w:rFonts w:ascii="Arial" w:hAnsi="Arial" w:cs="Arial"/>
-          <w:sz w:val="20"/>
-        </w:rPr>
-        <w:lastRenderedPageBreak/>
+          <w:sz w:val="18"/>
+        </w:rPr>
+      </w:pPr>
+      <w:r>
+        <w:rPr>
+          <w:rFonts w:ascii="Arial" w:hAnsi="Arial" w:cs="Arial"/>
+          <w:sz w:val="18"/>
+        </w:rPr>
         <w:t xml:space="preserve">Implemented search indexing with </w:t>
       </w:r>
       <w:proofErr w:type="spellStart"/>
@@ -3746,7 +3293,7 @@
         <w:rPr>
           <w:rStyle w:val="Strong"/>
           <w:rFonts w:ascii="Arial" w:hAnsi="Arial" w:cs="Arial"/>
-          <w:sz w:val="20"/>
+          <w:sz w:val="18"/>
         </w:rPr>
         <w:t>Elasticsearch</w:t>
       </w:r>
@@ -3754,7 +3301,7 @@
       <w:r>
         <w:rPr>
           <w:rFonts w:ascii="Arial" w:hAnsi="Arial" w:cs="Arial"/>
-          <w:sz w:val="20"/>
+          <w:sz w:val="18"/>
         </w:rPr>
         <w:t xml:space="preserve"> to improve record discoverability and reduce manual support effort during investigations.</w:t>
       </w:r>
@@ -3769,13 +3316,13 @@
         <w:jc w:val="both"/>
         <w:rPr>
           <w:rFonts w:ascii="Arial" w:hAnsi="Arial" w:cs="Arial"/>
-          <w:sz w:val="20"/>
-        </w:rPr>
-      </w:pPr>
-      <w:r>
-        <w:rPr>
-          <w:rFonts w:ascii="Arial" w:hAnsi="Arial" w:cs="Arial"/>
-          <w:sz w:val="20"/>
+          <w:sz w:val="18"/>
+        </w:rPr>
+      </w:pPr>
+      <w:r>
+        <w:rPr>
+          <w:rFonts w:ascii="Arial" w:hAnsi="Arial" w:cs="Arial"/>
+          <w:sz w:val="18"/>
         </w:rPr>
         <w:t xml:space="preserve">Containerized key services with </w:t>
       </w:r>
@@ -3783,7 +3330,7 @@
       <w:r>
         <w:rPr>
           <w:rFonts w:ascii="Arial" w:hAnsi="Arial" w:cs="Arial"/>
-          <w:sz w:val="20"/>
+          <w:sz w:val="18"/>
         </w:rPr>
         <w:t>Docker</w:t>
       </w:r>
@@ -3791,7 +3338,7 @@
       <w:r>
         <w:rPr>
           <w:rFonts w:ascii="Arial" w:hAnsi="Arial" w:cs="Arial"/>
-          <w:sz w:val="20"/>
+          <w:sz w:val="18"/>
         </w:rPr>
         <w:t xml:space="preserve"> and supported repeatable builds to reduce environment drift and onboarding friction.</w:t>
       </w:r>
@@ -3806,13 +3353,13 @@
         <w:jc w:val="both"/>
         <w:rPr>
           <w:rFonts w:ascii="Arial" w:hAnsi="Arial" w:cs="Arial"/>
-          <w:sz w:val="20"/>
-        </w:rPr>
-      </w:pPr>
-      <w:r>
-        <w:rPr>
-          <w:rFonts w:ascii="Arial" w:hAnsi="Arial" w:cs="Arial"/>
-          <w:sz w:val="20"/>
+          <w:sz w:val="18"/>
+        </w:rPr>
+      </w:pPr>
+      <w:r>
+        <w:rPr>
+          <w:rFonts w:ascii="Arial" w:hAnsi="Arial" w:cs="Arial"/>
+          <w:sz w:val="18"/>
         </w:rPr>
         <w:t xml:space="preserve">Established infrastructure automation foundations using </w:t>
       </w:r>
@@ -3821,7 +3368,7 @@
         <w:rPr>
           <w:rStyle w:val="Strong"/>
           <w:rFonts w:ascii="Arial" w:hAnsi="Arial" w:cs="Arial"/>
-          <w:sz w:val="20"/>
+          <w:sz w:val="18"/>
         </w:rPr>
         <w:t>Terraform</w:t>
       </w:r>
@@ -3830,7 +3377,7 @@
         <w:rPr>
           <w:rStyle w:val="Strong"/>
           <w:rFonts w:ascii="Arial" w:hAnsi="Arial" w:cs="Arial"/>
-          <w:sz w:val="20"/>
+          <w:sz w:val="18"/>
         </w:rPr>
         <w:t>/</w:t>
       </w:r>
@@ -3839,7 +3386,7 @@
         <w:rPr>
           <w:rStyle w:val="Strong"/>
           <w:rFonts w:ascii="Arial" w:hAnsi="Arial" w:cs="Arial"/>
-          <w:sz w:val="20"/>
+          <w:sz w:val="18"/>
         </w:rPr>
         <w:t>CloudFormation</w:t>
       </w:r>
@@ -3847,7 +3394,7 @@
       <w:r>
         <w:rPr>
           <w:rFonts w:ascii="Arial" w:hAnsi="Arial" w:cs="Arial"/>
-          <w:sz w:val="20"/>
+          <w:sz w:val="18"/>
         </w:rPr>
         <w:t xml:space="preserve"> patterns and least-privilege </w:t>
       </w:r>
@@ -3855,14 +3402,14 @@
         <w:rPr>
           <w:rStyle w:val="Strong"/>
           <w:rFonts w:ascii="Arial" w:hAnsi="Arial" w:cs="Arial"/>
-          <w:sz w:val="20"/>
+          <w:sz w:val="18"/>
         </w:rPr>
         <w:t>IAM</w:t>
       </w:r>
       <w:r>
         <w:rPr>
           <w:rFonts w:ascii="Arial" w:hAnsi="Arial" w:cs="Arial"/>
-          <w:sz w:val="20"/>
+          <w:sz w:val="18"/>
         </w:rPr>
         <w:t xml:space="preserve"> concepts for safer deployments.</w:t>
       </w:r>
@@ -3875,11 +3422,15 @@
           <w:numId w:val="7"/>
         </w:numPr>
         <w:jc w:val="both"/>
-      </w:pPr>
-      <w:r>
-        <w:rPr>
-          <w:rFonts w:ascii="Arial" w:hAnsi="Arial" w:cs="Arial"/>
-          <w:sz w:val="20"/>
+        <w:rPr>
+          <w:rFonts w:ascii="Arial" w:hAnsi="Arial" w:cs="Arial"/>
+          <w:sz w:val="18"/>
+        </w:rPr>
+      </w:pPr>
+      <w:r>
+        <w:rPr>
+          <w:rFonts w:ascii="Arial" w:hAnsi="Arial" w:cs="Arial"/>
+          <w:sz w:val="18"/>
         </w:rPr>
         <w:t xml:space="preserve">Improved release reliability by wiring monitoring hooks and structured logs into </w:t>
       </w:r>
@@ -3888,7 +3439,7 @@
         <w:rPr>
           <w:rStyle w:val="Strong"/>
           <w:rFonts w:ascii="Arial" w:hAnsi="Arial" w:cs="Arial"/>
-          <w:sz w:val="20"/>
+          <w:sz w:val="18"/>
         </w:rPr>
         <w:t>CloudWatch</w:t>
       </w:r>
@@ -3896,7 +3447,7 @@
       <w:r>
         <w:rPr>
           <w:rFonts w:ascii="Arial" w:hAnsi="Arial" w:cs="Arial"/>
-          <w:sz w:val="20"/>
+          <w:sz w:val="18"/>
         </w:rPr>
         <w:t xml:space="preserve"> and </w:t>
       </w:r>
@@ -3904,14 +3455,14 @@
         <w:rPr>
           <w:rStyle w:val="Strong"/>
           <w:rFonts w:ascii="Arial" w:hAnsi="Arial" w:cs="Arial"/>
-          <w:sz w:val="20"/>
+          <w:sz w:val="18"/>
         </w:rPr>
         <w:t>ELK/EFK</w:t>
       </w:r>
       <w:r>
         <w:rPr>
           <w:rFonts w:ascii="Arial" w:hAnsi="Arial" w:cs="Arial"/>
-          <w:sz w:val="20"/>
+          <w:sz w:val="18"/>
         </w:rPr>
         <w:t>, enabling faster detection and triage.</w:t>
       </w:r>
@@ -3960,12 +3511,15 @@
         </w:numPr>
         <w:spacing w:after="40"/>
         <w:jc w:val="both"/>
+        <w:rPr>
+          <w:sz w:val="16"/>
+        </w:rPr>
       </w:pPr>
       <w:r>
         <w:rPr>
           <w:rFonts w:ascii="Arial" w:eastAsia="Arial" w:hAnsi="Arial" w:cs="Arial"/>
           <w:color w:val="111111"/>
-          <w:sz w:val="21"/>
+          <w:sz w:val="18"/>
           <w:szCs w:val="21"/>
         </w:rPr>
         <w:t>Contributed to a web-facing product area by implementing React UI enhancements and improving client-side reliability, shipping changes through review gates aligned with team quality standards.</w:t>
@@ -3980,14 +3534,18 @@
         </w:numPr>
         <w:spacing w:after="40"/>
         <w:jc w:val="both"/>
+        <w:rPr>
+          <w:sz w:val="16"/>
+        </w:rPr>
       </w:pPr>
       <w:r>
         <w:rPr>
           <w:rFonts w:ascii="Arial" w:eastAsia="Arial" w:hAnsi="Arial" w:cs="Arial"/>
           <w:color w:val="111111"/>
-          <w:sz w:val="21"/>
+          <w:sz w:val="18"/>
           <w:szCs w:val="21"/>
         </w:rPr>
+        <w:lastRenderedPageBreak/>
         <w:t>Built small Node.js utilities and service endpoints to support internal workflows, focusing on clear input validation and predictable outputs so the tools were safe to reuse across teams.</w:t>
       </w:r>
     </w:p>
@@ -4000,12 +3558,15 @@
         </w:numPr>
         <w:spacing w:after="40"/>
         <w:jc w:val="both"/>
+        <w:rPr>
+          <w:sz w:val="16"/>
+        </w:rPr>
       </w:pPr>
       <w:r>
         <w:rPr>
           <w:rFonts w:ascii="Arial" w:eastAsia="Arial" w:hAnsi="Arial" w:cs="Arial"/>
           <w:color w:val="111111"/>
-          <w:sz w:val="21"/>
+          <w:sz w:val="18"/>
           <w:szCs w:val="21"/>
         </w:rPr>
         <w:t>Worked with mentors to triage bugs, reproduce issues, and deliver focused fixes, improving user experience while learning disciplined engineering habits in a production environment.</w:t>
@@ -4020,12 +3581,15 @@
         </w:numPr>
         <w:spacing w:after="40"/>
         <w:jc w:val="both"/>
+        <w:rPr>
+          <w:sz w:val="16"/>
+        </w:rPr>
       </w:pPr>
       <w:r>
         <w:rPr>
           <w:rFonts w:ascii="Arial" w:eastAsia="Arial" w:hAnsi="Arial" w:cs="Arial"/>
           <w:color w:val="111111"/>
-          <w:sz w:val="21"/>
+          <w:sz w:val="18"/>
           <w:szCs w:val="21"/>
         </w:rPr>
         <w:t>Improved page responsiveness by addressing inefficient client-side logic and reducing unnecessary network requests, helping key screens load faster under common user scenarios.</w:t>
@@ -4040,12 +3604,15 @@
         </w:numPr>
         <w:spacing w:after="40"/>
         <w:jc w:val="both"/>
+        <w:rPr>
+          <w:sz w:val="16"/>
+        </w:rPr>
       </w:pPr>
       <w:r>
         <w:rPr>
           <w:rFonts w:ascii="Arial" w:eastAsia="Arial" w:hAnsi="Arial" w:cs="Arial"/>
           <w:color w:val="111111"/>
-          <w:sz w:val="21"/>
+          <w:sz w:val="18"/>
           <w:szCs w:val="21"/>
         </w:rPr>
         <w:t>Collaborated with designers and PMs to clarify requirements early, ensuring implemented changes matched expected behavior and reduced rework during integration and testing cycles.</w:t>
@@ -4060,12 +3627,15 @@
         </w:numPr>
         <w:spacing w:after="40"/>
         <w:jc w:val="both"/>
+        <w:rPr>
+          <w:sz w:val="16"/>
+        </w:rPr>
       </w:pPr>
       <w:r>
         <w:rPr>
           <w:rFonts w:ascii="Arial" w:eastAsia="Arial" w:hAnsi="Arial" w:cs="Arial"/>
           <w:color w:val="111111"/>
-          <w:sz w:val="21"/>
+          <w:sz w:val="18"/>
           <w:szCs w:val="21"/>
         </w:rPr>
         <w:t>Wrote concise documentation for new utilities and configuration steps, making it easier for teammates to adopt the tooling and maintain it across iterative releases.</w:t>
@@ -4080,12 +3650,15 @@
         </w:numPr>
         <w:spacing w:after="40"/>
         <w:jc w:val="both"/>
+        <w:rPr>
+          <w:sz w:val="16"/>
+        </w:rPr>
       </w:pPr>
       <w:r>
         <w:rPr>
           <w:rFonts w:ascii="Arial" w:eastAsia="Arial" w:hAnsi="Arial" w:cs="Arial"/>
           <w:color w:val="111111"/>
-          <w:sz w:val="21"/>
+          <w:sz w:val="18"/>
           <w:szCs w:val="21"/>
         </w:rPr>
         <w:t>Participated in code reviews and retrospectives, applying feedback to strengthen maintainability and aligning implementation details with established team conventions.</w:t>
@@ -4233,7 +3806,7 @@
         <w:rPr>
           <w:rFonts w:ascii="Arial" w:hAnsi="Arial" w:cs="Arial"/>
           <w:color w:val="auto"/>
-          <w:sz w:val="20"/>
+          <w:sz w:val="18"/>
           <w:szCs w:val="20"/>
         </w:rPr>
       </w:pPr>
@@ -4243,7 +3816,7 @@
           <w:rFonts w:ascii="Arial" w:hAnsi="Arial" w:cs="Arial"/>
           <w:bCs w:val="0"/>
           <w:color w:val="auto"/>
-          <w:sz w:val="20"/>
+          <w:sz w:val="18"/>
           <w:szCs w:val="20"/>
         </w:rPr>
         <w:t xml:space="preserve">Multi-Tenant Workflow Platform (Cloud-Native </w:t>
@@ -4255,7 +3828,7 @@
           <w:rFonts w:ascii="Arial" w:hAnsi="Arial" w:cs="Arial"/>
           <w:bCs w:val="0"/>
           <w:color w:val="auto"/>
-          <w:sz w:val="20"/>
+          <w:sz w:val="18"/>
           <w:szCs w:val="20"/>
         </w:rPr>
         <w:t>SaaS</w:t>
@@ -4267,7 +3840,7 @@
           <w:rFonts w:ascii="Arial" w:hAnsi="Arial" w:cs="Arial"/>
           <w:bCs w:val="0"/>
           <w:color w:val="auto"/>
-          <w:sz w:val="20"/>
+          <w:sz w:val="18"/>
           <w:szCs w:val="20"/>
         </w:rPr>
         <w:t>)</w:t>
@@ -4283,14 +3856,14 @@
         <w:jc w:val="both"/>
         <w:rPr>
           <w:rFonts w:ascii="Arial" w:hAnsi="Arial" w:cs="Arial"/>
-          <w:sz w:val="20"/>
+          <w:sz w:val="18"/>
           <w:szCs w:val="20"/>
         </w:rPr>
       </w:pPr>
       <w:r>
         <w:rPr>
           <w:rFonts w:ascii="Arial" w:hAnsi="Arial" w:cs="Arial"/>
-          <w:sz w:val="20"/>
+          <w:sz w:val="18"/>
           <w:szCs w:val="20"/>
         </w:rPr>
         <w:t xml:space="preserve">Designed a multi-tenant service layer using </w:t>
@@ -4299,7 +3872,7 @@
         <w:rPr>
           <w:rStyle w:val="Strong"/>
           <w:rFonts w:ascii="Arial" w:hAnsi="Arial" w:cs="Arial"/>
-          <w:sz w:val="20"/>
+          <w:sz w:val="18"/>
           <w:szCs w:val="20"/>
         </w:rPr>
         <w:t>Node.js</w:t>
@@ -4307,7 +3880,7 @@
       <w:r>
         <w:rPr>
           <w:rFonts w:ascii="Arial" w:hAnsi="Arial" w:cs="Arial"/>
-          <w:sz w:val="20"/>
+          <w:sz w:val="18"/>
           <w:szCs w:val="20"/>
         </w:rPr>
         <w:t xml:space="preserve"> (</w:t>
@@ -4316,7 +3889,7 @@
       <w:r>
         <w:rPr>
           <w:rFonts w:ascii="Arial" w:hAnsi="Arial" w:cs="Arial"/>
-          <w:sz w:val="20"/>
+          <w:sz w:val="18"/>
           <w:szCs w:val="20"/>
         </w:rPr>
         <w:t>NestJS</w:t>
@@ -4325,7 +3898,7 @@
       <w:r>
         <w:rPr>
           <w:rFonts w:ascii="Arial" w:hAnsi="Arial" w:cs="Arial"/>
-          <w:sz w:val="20"/>
+          <w:sz w:val="18"/>
           <w:szCs w:val="20"/>
         </w:rPr>
         <w:t xml:space="preserve"> patterns) with </w:t>
@@ -4335,7 +3908,7 @@
         <w:rPr>
           <w:rStyle w:val="Strong"/>
           <w:rFonts w:ascii="Arial" w:hAnsi="Arial" w:cs="Arial"/>
-          <w:sz w:val="20"/>
+          <w:sz w:val="18"/>
           <w:szCs w:val="20"/>
         </w:rPr>
         <w:t>PostgreSQL</w:t>
@@ -4344,7 +3917,7 @@
       <w:r>
         <w:rPr>
           <w:rFonts w:ascii="Arial" w:hAnsi="Arial" w:cs="Arial"/>
-          <w:sz w:val="20"/>
+          <w:sz w:val="18"/>
           <w:szCs w:val="20"/>
         </w:rPr>
         <w:t xml:space="preserve"> schemas optimized for tenant isolation and predictable query plans.</w:t>
@@ -4360,14 +3933,14 @@
         <w:jc w:val="both"/>
         <w:rPr>
           <w:rFonts w:ascii="Arial" w:hAnsi="Arial" w:cs="Arial"/>
-          <w:sz w:val="20"/>
+          <w:sz w:val="18"/>
           <w:szCs w:val="20"/>
         </w:rPr>
       </w:pPr>
       <w:r>
         <w:rPr>
           <w:rFonts w:ascii="Arial" w:hAnsi="Arial" w:cs="Arial"/>
-          <w:sz w:val="20"/>
+          <w:sz w:val="18"/>
           <w:szCs w:val="20"/>
         </w:rPr>
         <w:t xml:space="preserve">Implemented an event-driven workflow engine using </w:t>
@@ -4376,7 +3949,7 @@
         <w:rPr>
           <w:rStyle w:val="Strong"/>
           <w:rFonts w:ascii="Arial" w:hAnsi="Arial" w:cs="Arial"/>
-          <w:sz w:val="20"/>
+          <w:sz w:val="18"/>
           <w:szCs w:val="20"/>
         </w:rPr>
         <w:t>AWS SQS/SNS</w:t>
@@ -4384,7 +3957,7 @@
       <w:r>
         <w:rPr>
           <w:rFonts w:ascii="Arial" w:hAnsi="Arial" w:cs="Arial"/>
-          <w:sz w:val="20"/>
+          <w:sz w:val="18"/>
           <w:szCs w:val="20"/>
         </w:rPr>
         <w:t xml:space="preserve"> and </w:t>
@@ -4393,7 +3966,7 @@
         <w:rPr>
           <w:rStyle w:val="Strong"/>
           <w:rFonts w:ascii="Arial" w:hAnsi="Arial" w:cs="Arial"/>
-          <w:sz w:val="20"/>
+          <w:sz w:val="18"/>
           <w:szCs w:val="20"/>
         </w:rPr>
         <w:t>Kafka</w:t>
@@ -4401,7 +3974,7 @@
       <w:r>
         <w:rPr>
           <w:rFonts w:ascii="Arial" w:hAnsi="Arial" w:cs="Arial"/>
-          <w:sz w:val="20"/>
+          <w:sz w:val="18"/>
           <w:szCs w:val="20"/>
         </w:rPr>
         <w:t xml:space="preserve">, including retries, DLQs, and </w:t>
@@ -4410,7 +3983,7 @@
       <w:r>
         <w:rPr>
           <w:rFonts w:ascii="Arial" w:hAnsi="Arial" w:cs="Arial"/>
-          <w:sz w:val="20"/>
+          <w:sz w:val="18"/>
           <w:szCs w:val="20"/>
         </w:rPr>
         <w:t>idempotency</w:t>
@@ -4419,7 +3992,7 @@
       <w:r>
         <w:rPr>
           <w:rFonts w:ascii="Arial" w:hAnsi="Arial" w:cs="Arial"/>
-          <w:sz w:val="20"/>
+          <w:sz w:val="18"/>
           <w:szCs w:val="20"/>
         </w:rPr>
         <w:t xml:space="preserve"> keys to guarantee safe replay.</w:t>
@@ -4435,14 +4008,14 @@
         <w:jc w:val="both"/>
         <w:rPr>
           <w:rFonts w:ascii="Arial" w:hAnsi="Arial" w:cs="Arial"/>
-          <w:sz w:val="20"/>
+          <w:sz w:val="18"/>
           <w:szCs w:val="20"/>
         </w:rPr>
       </w:pPr>
       <w:r>
         <w:rPr>
           <w:rFonts w:ascii="Arial" w:hAnsi="Arial" w:cs="Arial"/>
-          <w:sz w:val="20"/>
+          <w:sz w:val="18"/>
           <w:szCs w:val="20"/>
         </w:rPr>
         <w:t xml:space="preserve">Added global search and operational discovery using </w:t>
@@ -4452,7 +4025,7 @@
         <w:rPr>
           <w:rStyle w:val="Strong"/>
           <w:rFonts w:ascii="Arial" w:hAnsi="Arial" w:cs="Arial"/>
-          <w:sz w:val="20"/>
+          <w:sz w:val="18"/>
           <w:szCs w:val="20"/>
         </w:rPr>
         <w:t>Elasticsearch</w:t>
@@ -4462,7 +4035,7 @@
         <w:rPr>
           <w:rStyle w:val="Strong"/>
           <w:rFonts w:ascii="Arial" w:hAnsi="Arial" w:cs="Arial"/>
-          <w:sz w:val="20"/>
+          <w:sz w:val="18"/>
           <w:szCs w:val="20"/>
         </w:rPr>
         <w:t>/OpenSearch</w:t>
@@ -4470,7 +4043,7 @@
       <w:r>
         <w:rPr>
           <w:rFonts w:ascii="Arial" w:hAnsi="Arial" w:cs="Arial"/>
-          <w:sz w:val="20"/>
+          <w:sz w:val="18"/>
           <w:szCs w:val="20"/>
         </w:rPr>
         <w:t>, enabling fast filtering across entities while preserving tenant boundaries.</w:t>
@@ -4486,14 +4059,14 @@
         <w:jc w:val="both"/>
         <w:rPr>
           <w:rFonts w:ascii="Arial" w:hAnsi="Arial" w:cs="Arial"/>
-          <w:sz w:val="20"/>
+          <w:sz w:val="18"/>
           <w:szCs w:val="20"/>
         </w:rPr>
       </w:pPr>
       <w:r>
         <w:rPr>
           <w:rFonts w:ascii="Arial" w:hAnsi="Arial" w:cs="Arial"/>
-          <w:sz w:val="20"/>
+          <w:sz w:val="18"/>
           <w:szCs w:val="20"/>
         </w:rPr>
         <w:t xml:space="preserve">Established end-to-end </w:t>
@@ -4502,7 +4075,7 @@
       <w:r>
         <w:rPr>
           <w:rFonts w:ascii="Arial" w:hAnsi="Arial" w:cs="Arial"/>
-          <w:sz w:val="20"/>
+          <w:sz w:val="18"/>
           <w:szCs w:val="20"/>
         </w:rPr>
         <w:t>observability</w:t>
@@ -4511,7 +4084,7 @@
       <w:r>
         <w:rPr>
           <w:rFonts w:ascii="Arial" w:hAnsi="Arial" w:cs="Arial"/>
-          <w:sz w:val="20"/>
+          <w:sz w:val="18"/>
           <w:szCs w:val="20"/>
         </w:rPr>
         <w:t xml:space="preserve"> with </w:t>
@@ -4521,7 +4094,7 @@
         <w:rPr>
           <w:rStyle w:val="Strong"/>
           <w:rFonts w:ascii="Arial" w:hAnsi="Arial" w:cs="Arial"/>
-          <w:sz w:val="20"/>
+          <w:sz w:val="18"/>
           <w:szCs w:val="20"/>
         </w:rPr>
         <w:t>OpenTelemetry</w:t>
@@ -4530,7 +4103,7 @@
       <w:r>
         <w:rPr>
           <w:rFonts w:ascii="Arial" w:hAnsi="Arial" w:cs="Arial"/>
-          <w:sz w:val="20"/>
+          <w:sz w:val="18"/>
           <w:szCs w:val="20"/>
         </w:rPr>
         <w:t xml:space="preserve"> traces and structured logs shipped to </w:t>
@@ -4540,7 +4113,7 @@
         <w:rPr>
           <w:rStyle w:val="Strong"/>
           <w:rFonts w:ascii="Arial" w:hAnsi="Arial" w:cs="Arial"/>
-          <w:sz w:val="20"/>
+          <w:sz w:val="18"/>
           <w:szCs w:val="20"/>
         </w:rPr>
         <w:t>Datadog</w:t>
@@ -4549,7 +4122,7 @@
       <w:r>
         <w:rPr>
           <w:rFonts w:ascii="Arial" w:hAnsi="Arial" w:cs="Arial"/>
-          <w:sz w:val="20"/>
+          <w:sz w:val="18"/>
           <w:szCs w:val="20"/>
         </w:rPr>
         <w:t xml:space="preserve">, plus dashboards in </w:t>
@@ -4559,7 +4132,7 @@
         <w:rPr>
           <w:rStyle w:val="Strong"/>
           <w:rFonts w:ascii="Arial" w:hAnsi="Arial" w:cs="Arial"/>
-          <w:sz w:val="20"/>
+          <w:sz w:val="18"/>
           <w:szCs w:val="20"/>
         </w:rPr>
         <w:t>Grafana</w:t>
@@ -4569,7 +4142,7 @@
         <w:rPr>
           <w:rStyle w:val="Strong"/>
           <w:rFonts w:ascii="Arial" w:hAnsi="Arial" w:cs="Arial"/>
-          <w:sz w:val="20"/>
+          <w:sz w:val="18"/>
           <w:szCs w:val="20"/>
         </w:rPr>
         <w:t>/Prometheus</w:t>
@@ -4577,7 +4150,7 @@
       <w:r>
         <w:rPr>
           <w:rFonts w:ascii="Arial" w:hAnsi="Arial" w:cs="Arial"/>
-          <w:sz w:val="20"/>
+          <w:sz w:val="18"/>
           <w:szCs w:val="20"/>
         </w:rPr>
         <w:t xml:space="preserve"> for SLO tracking.</w:t>
@@ -4590,7 +4163,7 @@
         <w:rPr>
           <w:rFonts w:ascii="Arial" w:hAnsi="Arial" w:cs="Arial"/>
           <w:color w:val="auto"/>
-          <w:sz w:val="20"/>
+          <w:sz w:val="18"/>
           <w:szCs w:val="20"/>
         </w:rPr>
       </w:pPr>
@@ -4600,7 +4173,7 @@
           <w:rFonts w:ascii="Arial" w:hAnsi="Arial" w:cs="Arial"/>
           <w:bCs w:val="0"/>
           <w:color w:val="auto"/>
-          <w:sz w:val="20"/>
+          <w:sz w:val="18"/>
           <w:szCs w:val="20"/>
         </w:rPr>
         <w:t>Analytics Export &amp; Reporting Pipeline</w:t>
@@ -4616,42 +4189,32 @@
         <w:jc w:val="both"/>
         <w:rPr>
           <w:rFonts w:ascii="Arial" w:hAnsi="Arial" w:cs="Arial"/>
-          <w:sz w:val="20"/>
+          <w:sz w:val="18"/>
           <w:szCs w:val="20"/>
         </w:rPr>
       </w:pPr>
       <w:r>
         <w:rPr>
           <w:rFonts w:ascii="Arial" w:hAnsi="Arial" w:cs="Arial"/>
-          <w:sz w:val="20"/>
+          <w:sz w:val="18"/>
           <w:szCs w:val="20"/>
         </w:rPr>
-        <w:t>Built an ingestion and export pipeline that nor</w:t>
-      </w:r>
-      <w:bookmarkStart w:id="0" w:name="_GoBack"/>
-      <w:bookmarkEnd w:id="0"/>
-      <w:r>
-        <w:rPr>
-          <w:rFonts w:ascii="Arial" w:hAnsi="Arial" w:cs="Arial"/>
-          <w:sz w:val="20"/>
+        <w:t xml:space="preserve">Built an ingestion and export pipeline that normalized domain events, </w:t>
+      </w:r>
+      <w:proofErr w:type="gramStart"/>
+      <w:r>
+        <w:rPr>
+          <w:rFonts w:ascii="Arial" w:hAnsi="Arial" w:cs="Arial"/>
+          <w:sz w:val="18"/>
           <w:szCs w:val="20"/>
         </w:rPr>
-        <w:t xml:space="preserve">malized domain events, </w:t>
-      </w:r>
-      <w:proofErr w:type="gramStart"/>
-      <w:r>
-        <w:rPr>
-          <w:rFonts w:ascii="Arial" w:hAnsi="Arial" w:cs="Arial"/>
-          <w:sz w:val="20"/>
-          <w:szCs w:val="20"/>
-        </w:rPr>
         <w:t>persisted</w:t>
       </w:r>
       <w:proofErr w:type="gramEnd"/>
       <w:r>
         <w:rPr>
           <w:rFonts w:ascii="Arial" w:hAnsi="Arial" w:cs="Arial"/>
-          <w:sz w:val="20"/>
+          <w:sz w:val="18"/>
           <w:szCs w:val="20"/>
         </w:rPr>
         <w:t xml:space="preserve"> curated datasets, and enabled downstream reporting without impacting OLTP latency.</w:t>
@@ -4667,14 +4230,14 @@
         <w:jc w:val="both"/>
         <w:rPr>
           <w:rFonts w:ascii="Arial" w:hAnsi="Arial" w:cs="Arial"/>
-          <w:sz w:val="20"/>
+          <w:sz w:val="18"/>
           <w:szCs w:val="20"/>
         </w:rPr>
       </w:pPr>
       <w:r>
         <w:rPr>
           <w:rFonts w:ascii="Arial" w:hAnsi="Arial" w:cs="Arial"/>
-          <w:sz w:val="20"/>
+          <w:sz w:val="18"/>
           <w:szCs w:val="20"/>
         </w:rPr>
         <w:t xml:space="preserve">Integrated warehouse targets for analytics and exposure, including </w:t>
@@ -4683,7 +4246,7 @@
         <w:rPr>
           <w:rStyle w:val="Strong"/>
           <w:rFonts w:ascii="Arial" w:hAnsi="Arial" w:cs="Arial"/>
-          <w:sz w:val="20"/>
+          <w:sz w:val="18"/>
           <w:szCs w:val="20"/>
         </w:rPr>
         <w:t>Redshift</w:t>
@@ -4691,7 +4254,7 @@
       <w:r>
         <w:rPr>
           <w:rFonts w:ascii="Arial" w:hAnsi="Arial" w:cs="Arial"/>
-          <w:sz w:val="20"/>
+          <w:sz w:val="18"/>
           <w:szCs w:val="20"/>
         </w:rPr>
         <w:t xml:space="preserve"> and </w:t>
@@ -4701,7 +4264,7 @@
         <w:rPr>
           <w:rStyle w:val="Strong"/>
           <w:rFonts w:ascii="Arial" w:hAnsi="Arial" w:cs="Arial"/>
-          <w:sz w:val="20"/>
+          <w:sz w:val="18"/>
           <w:szCs w:val="20"/>
         </w:rPr>
         <w:t>BigQuery</w:t>
@@ -4710,7 +4273,7 @@
       <w:r>
         <w:rPr>
           <w:rFonts w:ascii="Arial" w:hAnsi="Arial" w:cs="Arial"/>
-          <w:sz w:val="20"/>
+          <w:sz w:val="18"/>
           <w:szCs w:val="20"/>
         </w:rPr>
         <w:t>, with schema evolution strategies and backfill workflows.</w:t>
@@ -4726,14 +4289,14 @@
         <w:jc w:val="both"/>
         <w:rPr>
           <w:rFonts w:ascii="Arial" w:hAnsi="Arial" w:cs="Arial"/>
-          <w:sz w:val="20"/>
+          <w:sz w:val="18"/>
           <w:szCs w:val="20"/>
         </w:rPr>
       </w:pPr>
       <w:r>
         <w:rPr>
           <w:rFonts w:ascii="Arial" w:hAnsi="Arial" w:cs="Arial"/>
-          <w:sz w:val="20"/>
+          <w:sz w:val="18"/>
           <w:szCs w:val="20"/>
         </w:rPr>
         <w:t xml:space="preserve">Automated CI/CD using </w:t>
@@ -4742,7 +4305,7 @@
       <w:r>
         <w:rPr>
           <w:rFonts w:ascii="Arial" w:hAnsi="Arial" w:cs="Arial"/>
-          <w:sz w:val="20"/>
+          <w:sz w:val="18"/>
           <w:szCs w:val="20"/>
         </w:rPr>
         <w:t>GitHub</w:t>
@@ -4751,7 +4314,7 @@
       <w:r>
         <w:rPr>
           <w:rFonts w:ascii="Arial" w:hAnsi="Arial" w:cs="Arial"/>
-          <w:sz w:val="20"/>
+          <w:sz w:val="18"/>
           <w:szCs w:val="20"/>
         </w:rPr>
         <w:t xml:space="preserve"> Actions and gated releases with </w:t>
@@ -4760,7 +4323,7 @@
         <w:rPr>
           <w:rStyle w:val="Strong"/>
           <w:rFonts w:ascii="Arial" w:hAnsi="Arial" w:cs="Arial"/>
-          <w:sz w:val="20"/>
+          <w:sz w:val="18"/>
           <w:szCs w:val="20"/>
         </w:rPr>
         <w:t>Jest</w:t>
@@ -4768,7 +4331,7 @@
       <w:r>
         <w:rPr>
           <w:rFonts w:ascii="Arial" w:hAnsi="Arial" w:cs="Arial"/>
-          <w:sz w:val="20"/>
+          <w:sz w:val="18"/>
           <w:szCs w:val="20"/>
         </w:rPr>
         <w:t xml:space="preserve">, contract tests (Pact-style), and UI smoke coverage using </w:t>
@@ -4777,7 +4340,7 @@
         <w:rPr>
           <w:rStyle w:val="Strong"/>
           <w:rFonts w:ascii="Arial" w:hAnsi="Arial" w:cs="Arial"/>
-          <w:sz w:val="20"/>
+          <w:sz w:val="18"/>
           <w:szCs w:val="20"/>
         </w:rPr>
         <w:t>Cypress/Playwright</w:t>
@@ -4785,7 +4348,7 @@
       <w:r>
         <w:rPr>
           <w:rFonts w:ascii="Arial" w:hAnsi="Arial" w:cs="Arial"/>
-          <w:sz w:val="20"/>
+          <w:sz w:val="18"/>
           <w:szCs w:val="20"/>
         </w:rPr>
         <w:t>.</w:t>
@@ -6360,6 +5923,119 @@
     </w:lvl>
   </w:abstractNum>
   <w:abstractNum w:abstractNumId="13">
+    <w:nsid w:val="78B22489"/>
+    <w:multiLevelType w:val="hybridMultilevel"/>
+    <w:tmpl w:val="C8B6827E"/>
+    <w:lvl w:ilvl="0" w:tplc="D320F798">
+      <w:start w:val="1"/>
+      <w:numFmt w:val="bullet"/>
+      <w:lvlText w:val="-"/>
+      <w:lvlJc w:val="left"/>
+      <w:pPr>
+        <w:ind w:left="360" w:hanging="360"/>
+      </w:pPr>
+      <w:rPr>
+        <w:rFonts w:ascii="Yu Gothic" w:eastAsia="Yu Gothic" w:hAnsi="Yu Gothic" w:hint="eastAsia"/>
+      </w:rPr>
+    </w:lvl>
+    <w:lvl w:ilvl="1" w:tplc="04090003" w:tentative="1">
+      <w:start w:val="1"/>
+      <w:numFmt w:val="bullet"/>
+      <w:lvlText w:val="o"/>
+      <w:lvlJc w:val="left"/>
+      <w:pPr>
+        <w:ind w:left="1080" w:hanging="360"/>
+      </w:pPr>
+      <w:rPr>
+        <w:rFonts w:ascii="Courier New" w:hAnsi="Courier New" w:cs="Courier New" w:hint="default"/>
+      </w:rPr>
+    </w:lvl>
+    <w:lvl w:ilvl="2" w:tplc="04090005" w:tentative="1">
+      <w:start w:val="1"/>
+      <w:numFmt w:val="bullet"/>
+      <w:lvlText w:val=""/>
+      <w:lvlJc w:val="left"/>
+      <w:pPr>
+        <w:ind w:left="1800" w:hanging="360"/>
+      </w:pPr>
+      <w:rPr>
+        <w:rFonts w:ascii="Wingdings" w:hAnsi="Wingdings" w:hint="default"/>
+      </w:rPr>
+    </w:lvl>
+    <w:lvl w:ilvl="3" w:tplc="04090001" w:tentative="1">
+      <w:start w:val="1"/>
+      <w:numFmt w:val="bullet"/>
+      <w:lvlText w:val=""/>
+      <w:lvlJc w:val="left"/>
+      <w:pPr>
+        <w:ind w:left="2520" w:hanging="360"/>
+      </w:pPr>
+      <w:rPr>
+        <w:rFonts w:ascii="Symbol" w:hAnsi="Symbol" w:hint="default"/>
+      </w:rPr>
+    </w:lvl>
+    <w:lvl w:ilvl="4" w:tplc="04090003" w:tentative="1">
+      <w:start w:val="1"/>
+      <w:numFmt w:val="bullet"/>
+      <w:lvlText w:val="o"/>
+      <w:lvlJc w:val="left"/>
+      <w:pPr>
+        <w:ind w:left="3240" w:hanging="360"/>
+      </w:pPr>
+      <w:rPr>
+        <w:rFonts w:ascii="Courier New" w:hAnsi="Courier New" w:cs="Courier New" w:hint="default"/>
+      </w:rPr>
+    </w:lvl>
+    <w:lvl w:ilvl="5" w:tplc="04090005" w:tentative="1">
+      <w:start w:val="1"/>
+      <w:numFmt w:val="bullet"/>
+      <w:lvlText w:val=""/>
+      <w:lvlJc w:val="left"/>
+      <w:pPr>
+        <w:ind w:left="3960" w:hanging="360"/>
+      </w:pPr>
+      <w:rPr>
+        <w:rFonts w:ascii="Wingdings" w:hAnsi="Wingdings" w:hint="default"/>
+      </w:rPr>
+    </w:lvl>
+    <w:lvl w:ilvl="6" w:tplc="04090001" w:tentative="1">
+      <w:start w:val="1"/>
+      <w:numFmt w:val="bullet"/>
+      <w:lvlText w:val=""/>
+      <w:lvlJc w:val="left"/>
+      <w:pPr>
+        <w:ind w:left="4680" w:hanging="360"/>
+      </w:pPr>
+      <w:rPr>
+        <w:rFonts w:ascii="Symbol" w:hAnsi="Symbol" w:hint="default"/>
+      </w:rPr>
+    </w:lvl>
+    <w:lvl w:ilvl="7" w:tplc="04090003" w:tentative="1">
+      <w:start w:val="1"/>
+      <w:numFmt w:val="bullet"/>
+      <w:lvlText w:val="o"/>
+      <w:lvlJc w:val="left"/>
+      <w:pPr>
+        <w:ind w:left="5400" w:hanging="360"/>
+      </w:pPr>
+      <w:rPr>
+        <w:rFonts w:ascii="Courier New" w:hAnsi="Courier New" w:cs="Courier New" w:hint="default"/>
+      </w:rPr>
+    </w:lvl>
+    <w:lvl w:ilvl="8" w:tplc="04090005" w:tentative="1">
+      <w:start w:val="1"/>
+      <w:numFmt w:val="bullet"/>
+      <w:lvlText w:val=""/>
+      <w:lvlJc w:val="left"/>
+      <w:pPr>
+        <w:ind w:left="6120" w:hanging="360"/>
+      </w:pPr>
+      <w:rPr>
+        <w:rFonts w:ascii="Wingdings" w:hAnsi="Wingdings" w:hint="default"/>
+      </w:rPr>
+    </w:lvl>
+  </w:abstractNum>
+  <w:abstractNum w:abstractNumId="14">
     <w:nsid w:val="79AD3732"/>
     <w:multiLevelType w:val="multilevel"/>
     <w:tmpl w:val="6908E6AA"/>
@@ -6542,7 +6218,7 @@
     <w:abstractNumId w:val="12"/>
   </w:num>
   <w:num w:numId="11">
-    <w:abstractNumId w:val="13"/>
+    <w:abstractNumId w:val="14"/>
   </w:num>
   <w:num w:numId="12">
     <w:abstractNumId w:val="6"/>
@@ -6552,6 +6228,9 @@
   </w:num>
   <w:num w:numId="14">
     <w:abstractNumId w:val="7"/>
+  </w:num>
+  <w:num w:numId="15">
+    <w:abstractNumId w:val="13"/>
   </w:num>
 </w:numbering>
 </file>
@@ -7505,4 +7184,16 @@
   <a:objectDefaults/>
   <a:extraClrSchemeLst/>
 </a:theme>
+</file>
+
+<file path=customXml/item1.xml><?xml version="1.0" encoding="utf-8"?>
+<b:Sources xmlns:b="http://schemas.openxmlformats.org/officeDocument/2006/bibliography" xmlns="http://schemas.openxmlformats.org/officeDocument/2006/bibliography" SelectedStyle="\APA.XSL" StyleName="APA"/>
+</file>
+
+<file path=customXml/itemProps1.xml><?xml version="1.0" encoding="utf-8"?>
+<ds:datastoreItem xmlns:ds="http://schemas.openxmlformats.org/officeDocument/2006/customXml" ds:itemID="{2D1B6144-0DA1-485E-9E7E-EB60739BC057}">
+  <ds:schemaRefs>
+    <ds:schemaRef ds:uri="http://schemas.openxmlformats.org/officeDocument/2006/bibliography"/>
+  </ds:schemaRefs>
+</ds:datastoreItem>
 </file>
--- a/idris/React/Idris_Sadiq.docx
+++ b/idris/React/Idris_Sadiq.docx
@@ -50,7 +50,6 @@
               <w:spacing w:after="40"/>
               <w:jc w:val="center"/>
             </w:pPr>
-            <w:proofErr w:type="spellStart"/>
             <w:r>
               <w:rPr>
                 <w:rFonts w:ascii="Arial" w:eastAsia="Arial" w:hAnsi="Arial" w:cs="Arial"/>
@@ -60,33 +59,8 @@
                 <w:sz w:val="48"/>
                 <w:szCs w:val="48"/>
               </w:rPr>
-              <w:t>Idris</w:t>
+              <w:t>Idris Sadiq</w:t>
             </w:r>
-            <w:proofErr w:type="spellEnd"/>
-            <w:r>
-              <w:rPr>
-                <w:rFonts w:ascii="Arial" w:eastAsia="Arial" w:hAnsi="Arial" w:cs="Arial"/>
-                <w:b/>
-                <w:bCs/>
-                <w:color w:val="FFFFFF"/>
-                <w:sz w:val="48"/>
-                <w:szCs w:val="48"/>
-              </w:rPr>
-              <w:t xml:space="preserve"> </w:t>
-            </w:r>
-            <w:proofErr w:type="spellStart"/>
-            <w:r>
-              <w:rPr>
-                <w:rFonts w:ascii="Arial" w:eastAsia="Arial" w:hAnsi="Arial" w:cs="Arial"/>
-                <w:b/>
-                <w:bCs/>
-                <w:color w:val="FFFFFF"/>
-                <w:sz w:val="48"/>
-                <w:szCs w:val="48"/>
-              </w:rPr>
-              <w:t>Sadiq</w:t>
-            </w:r>
-            <w:proofErr w:type="spellEnd"/>
           </w:p>
           <w:p>
             <w:pPr>
@@ -107,41 +81,27 @@
             <w:pPr>
               <w:spacing w:after="40"/>
               <w:jc w:val="center"/>
+              <w:rPr>
+                <w:rFonts w:ascii="Arial" w:eastAsia="Arial" w:hAnsi="Arial" w:cs="Arial"/>
+                <w:color w:val="BBBBBB"/>
+              </w:rPr>
             </w:pPr>
             <w:r>
               <w:rPr>
                 <w:rFonts w:ascii="Arial" w:eastAsia="Arial" w:hAnsi="Arial" w:cs="Arial"/>
                 <w:color w:val="BBBBBB"/>
               </w:rPr>
-              <w:t xml:space="preserve">Idrissadiq.pro@outlook.com  </w:t>
+              <w:t>Idrissdev@outlook.com | +1 (424) 458-6548 | Spring Valley, California, United States</w:t>
+            </w:r>
+            <w:r>
+              <w:t xml:space="preserve"> </w:t>
             </w:r>
             <w:r>
               <w:rPr>
                 <w:rFonts w:ascii="Arial" w:eastAsia="Arial" w:hAnsi="Arial" w:cs="Arial"/>
                 <w:color w:val="BBBBBB"/>
               </w:rPr>
-              <w:t>+1 (424) 458-6548</w:t>
-            </w:r>
-            <w:r>
-              <w:rPr>
-                <w:rFonts w:ascii="Arial" w:eastAsia="Arial" w:hAnsi="Arial" w:cs="Arial"/>
-                <w:color w:val="BBBBBB"/>
-              </w:rPr>
-              <w:t xml:space="preserve">|  </w:t>
-            </w:r>
-            <w:r>
-              <w:rPr>
-                <w:rFonts w:ascii="Arial" w:eastAsia="Arial" w:hAnsi="Arial" w:cs="Arial"/>
-                <w:color w:val="BBBBBB"/>
-              </w:rPr>
-              <w:t>Spring Valley</w:t>
-            </w:r>
-            <w:r>
-              <w:rPr>
-                <w:rFonts w:ascii="Arial" w:eastAsia="Arial" w:hAnsi="Arial" w:cs="Arial"/>
-                <w:color w:val="BBBBBB"/>
-              </w:rPr>
-              <w:t>, California, United States</w:t>
+              <w:t xml:space="preserve">https://www.linkedin.com/in/idris-sadiq-1b824b3b4 </w:t>
             </w:r>
           </w:p>
           <w:p>
@@ -153,15 +113,10 @@
                 <w:rFonts w:ascii="Arial" w:eastAsia="Arial" w:hAnsi="Arial" w:cs="Arial"/>
                 <w:color w:val="BBBBBB"/>
               </w:rPr>
-              <w:t xml:space="preserve">LinkedIn: </w:t>
+              <w:t>US citizen | White | English (Native)</w:t>
             </w:r>
-            <w:r>
-              <w:rPr>
-                <w:rFonts w:ascii="Arial" w:eastAsia="Arial" w:hAnsi="Arial" w:cs="Arial"/>
-                <w:color w:val="BBBBBB"/>
-              </w:rPr>
-              <w:t>https://www.linkedin.com/in/idris-sadiq-0640ab3b4/</w:t>
-            </w:r>
+            <w:bookmarkStart w:id="0" w:name="_GoBack"/>
+            <w:bookmarkEnd w:id="0"/>
           </w:p>
         </w:tc>
       </w:tr>
@@ -273,14 +228,7 @@
         <w:rPr>
           <w:rFonts w:ascii="Arial" w:hAnsi="Arial" w:cs="Arial"/>
         </w:rPr>
-        <w:t xml:space="preserve">. </w:t>
-      </w:r>
-      <w:proofErr w:type="gramStart"/>
-      <w:r>
-        <w:rPr>
-          <w:rFonts w:ascii="Arial" w:hAnsi="Arial" w:cs="Arial"/>
-        </w:rPr>
-        <w:t xml:space="preserve">Strong focus on </w:t>
+        <w:t xml:space="preserve">. Strong focus on </w:t>
       </w:r>
       <w:r>
         <w:rPr>
@@ -319,46 +267,21 @@
         <w:rPr>
           <w:rFonts w:ascii="Arial" w:hAnsi="Arial" w:cs="Arial"/>
         </w:rPr>
-        <w:t xml:space="preserve"> systems that turn ambiguo</w:t>
-      </w:r>
-      <w:bookmarkStart w:id="0" w:name="_GoBack"/>
-      <w:bookmarkEnd w:id="0"/>
-      <w:r>
-        <w:rPr>
-          <w:rFonts w:ascii="Arial" w:hAnsi="Arial" w:cs="Arial"/>
-        </w:rPr>
-        <w:t>us requirements into measurable outcomes.</w:t>
-      </w:r>
-      <w:proofErr w:type="gramEnd"/>
-      <w:r>
-        <w:rPr>
-          <w:rFonts w:ascii="Arial" w:hAnsi="Arial" w:cs="Arial"/>
-        </w:rPr>
-        <w:t xml:space="preserve"> Experienced modernizing legacy frontends, designing </w:t>
-      </w:r>
-      <w:r>
-        <w:rPr>
-          <w:rStyle w:val="Strong"/>
-          <w:rFonts w:ascii="Arial" w:hAnsi="Arial" w:cs="Arial"/>
-        </w:rPr>
-        <w:t>REST/</w:t>
-      </w:r>
-      <w:proofErr w:type="spellStart"/>
-      <w:r>
-        <w:rPr>
-          <w:rStyle w:val="Strong"/>
-          <w:rFonts w:ascii="Arial" w:hAnsi="Arial" w:cs="Arial"/>
-        </w:rPr>
-        <w:t>GraphQL</w:t>
-      </w:r>
-      <w:proofErr w:type="spellEnd"/>
+        <w:t xml:space="preserve"> systems that turn ambiguous requirements into measurable outcomes. Experienced modernizing legacy frontends, designing </w:t>
+      </w:r>
+      <w:r>
+        <w:rPr>
+          <w:rStyle w:val="Strong"/>
+          <w:rFonts w:ascii="Arial" w:hAnsi="Arial" w:cs="Arial"/>
+        </w:rPr>
+        <w:t>REST/GraphQL</w:t>
+      </w:r>
       <w:r>
         <w:rPr>
           <w:rFonts w:ascii="Arial" w:hAnsi="Arial" w:cs="Arial"/>
         </w:rPr>
         <w:t xml:space="preserve"> services, and improving </w:t>
       </w:r>
-      <w:proofErr w:type="spellStart"/>
       <w:r>
         <w:rPr>
           <w:rStyle w:val="Strong"/>
@@ -366,7 +289,6 @@
         </w:rPr>
         <w:t>observability</w:t>
       </w:r>
-      <w:proofErr w:type="spellEnd"/>
       <w:r>
         <w:rPr>
           <w:rFonts w:ascii="Arial" w:hAnsi="Arial" w:cs="Arial"/>
@@ -431,87 +353,7 @@
           <w:rFonts w:ascii="Arial" w:hAnsi="Arial" w:cs="Arial"/>
           <w:sz w:val="18"/>
         </w:rPr>
-        <w:t xml:space="preserve"> React, Next.js, </w:t>
-      </w:r>
-      <w:proofErr w:type="spellStart"/>
-      <w:r>
-        <w:rPr>
-          <w:rFonts w:ascii="Arial" w:hAnsi="Arial" w:cs="Arial"/>
-          <w:sz w:val="18"/>
-        </w:rPr>
-        <w:t>TypeScript</w:t>
-      </w:r>
-      <w:proofErr w:type="spellEnd"/>
-      <w:r>
-        <w:rPr>
-          <w:rFonts w:ascii="Arial" w:hAnsi="Arial" w:cs="Arial"/>
-          <w:sz w:val="18"/>
-        </w:rPr>
-        <w:t xml:space="preserve">, </w:t>
-      </w:r>
-      <w:proofErr w:type="spellStart"/>
-      <w:r>
-        <w:rPr>
-          <w:rFonts w:ascii="Arial" w:hAnsi="Arial" w:cs="Arial"/>
-          <w:sz w:val="18"/>
-        </w:rPr>
-        <w:t>Redux</w:t>
-      </w:r>
-      <w:proofErr w:type="spellEnd"/>
-      <w:r>
-        <w:rPr>
-          <w:rFonts w:ascii="Arial" w:hAnsi="Arial" w:cs="Arial"/>
-          <w:sz w:val="18"/>
-        </w:rPr>
-        <w:t xml:space="preserve">, React Query, </w:t>
-      </w:r>
-      <w:proofErr w:type="spellStart"/>
-      <w:r>
-        <w:rPr>
-          <w:rFonts w:ascii="Arial" w:hAnsi="Arial" w:cs="Arial"/>
-          <w:sz w:val="18"/>
-        </w:rPr>
-        <w:t>Formik</w:t>
-      </w:r>
-      <w:proofErr w:type="spellEnd"/>
-      <w:r>
-        <w:rPr>
-          <w:rFonts w:ascii="Arial" w:hAnsi="Arial" w:cs="Arial"/>
-          <w:sz w:val="18"/>
-        </w:rPr>
-        <w:t xml:space="preserve">, </w:t>
-      </w:r>
-      <w:proofErr w:type="spellStart"/>
-      <w:r>
-        <w:rPr>
-          <w:rFonts w:ascii="Arial" w:hAnsi="Arial" w:cs="Arial"/>
-          <w:sz w:val="18"/>
-        </w:rPr>
-        <w:t>Vite</w:t>
-      </w:r>
-      <w:proofErr w:type="spellEnd"/>
-      <w:r>
-        <w:rPr>
-          <w:rFonts w:ascii="Arial" w:hAnsi="Arial" w:cs="Arial"/>
-          <w:sz w:val="18"/>
-        </w:rPr>
-        <w:t xml:space="preserve">, </w:t>
-      </w:r>
-      <w:proofErr w:type="spellStart"/>
-      <w:r>
-        <w:rPr>
-          <w:rFonts w:ascii="Arial" w:hAnsi="Arial" w:cs="Arial"/>
-          <w:sz w:val="18"/>
-        </w:rPr>
-        <w:t>Webpack</w:t>
-      </w:r>
-      <w:proofErr w:type="spellEnd"/>
-      <w:r>
-        <w:rPr>
-          <w:rFonts w:ascii="Arial" w:hAnsi="Arial" w:cs="Arial"/>
-          <w:sz w:val="18"/>
-        </w:rPr>
-        <w:t>, Tailwind CSS, Material UI, Bootstrap, Storybook, micro-frontend patterns, accessibility-minded UI, Web Vitals/Lighthouse profiling</w:t>
+        <w:t xml:space="preserve"> React, Next.js, TypeScript, Redux, React Query, Formik, Vite, Webpack, Tailwind CSS, Material UI, Bootstrap, Storybook, micro-frontend patterns, accessibility-minded UI, Web Vitals/Lighthouse profiling</w:t>
       </w:r>
     </w:p>
     <w:p>
@@ -540,87 +382,7 @@
           <w:rFonts w:ascii="Arial" w:hAnsi="Arial" w:cs="Arial"/>
           <w:sz w:val="18"/>
         </w:rPr>
-        <w:t xml:space="preserve"> Node.js, Express, </w:t>
-      </w:r>
-      <w:proofErr w:type="spellStart"/>
-      <w:r>
-        <w:rPr>
-          <w:rFonts w:ascii="Arial" w:hAnsi="Arial" w:cs="Arial"/>
-          <w:sz w:val="18"/>
-        </w:rPr>
-        <w:t>NestJS</w:t>
-      </w:r>
-      <w:proofErr w:type="spellEnd"/>
-      <w:r>
-        <w:rPr>
-          <w:rFonts w:ascii="Arial" w:hAnsi="Arial" w:cs="Arial"/>
-          <w:sz w:val="18"/>
-        </w:rPr>
-        <w:t xml:space="preserve">, REST, </w:t>
-      </w:r>
-      <w:proofErr w:type="spellStart"/>
-      <w:r>
-        <w:rPr>
-          <w:rFonts w:ascii="Arial" w:hAnsi="Arial" w:cs="Arial"/>
-          <w:sz w:val="18"/>
-        </w:rPr>
-        <w:t>GraphQL</w:t>
-      </w:r>
-      <w:proofErr w:type="spellEnd"/>
-      <w:r>
-        <w:rPr>
-          <w:rFonts w:ascii="Arial" w:hAnsi="Arial" w:cs="Arial"/>
-          <w:sz w:val="18"/>
-        </w:rPr>
-        <w:t xml:space="preserve">, </w:t>
-      </w:r>
-      <w:proofErr w:type="spellStart"/>
-      <w:r>
-        <w:rPr>
-          <w:rFonts w:ascii="Arial" w:hAnsi="Arial" w:cs="Arial"/>
-          <w:sz w:val="18"/>
-        </w:rPr>
-        <w:t>WebSockets</w:t>
-      </w:r>
-      <w:proofErr w:type="spellEnd"/>
-      <w:r>
-        <w:rPr>
-          <w:rFonts w:ascii="Arial" w:hAnsi="Arial" w:cs="Arial"/>
-          <w:sz w:val="18"/>
-        </w:rPr>
-        <w:t xml:space="preserve">, background jobs, event-driven architecture, </w:t>
-      </w:r>
-      <w:proofErr w:type="spellStart"/>
-      <w:r>
-        <w:rPr>
-          <w:rFonts w:ascii="Arial" w:hAnsi="Arial" w:cs="Arial"/>
-          <w:sz w:val="18"/>
-        </w:rPr>
-        <w:t>webhook</w:t>
-      </w:r>
-      <w:proofErr w:type="spellEnd"/>
-      <w:r>
-        <w:rPr>
-          <w:rFonts w:ascii="Arial" w:hAnsi="Arial" w:cs="Arial"/>
-          <w:sz w:val="18"/>
-        </w:rPr>
-        <w:t xml:space="preserve"> verification, caching strategies, </w:t>
-      </w:r>
-      <w:proofErr w:type="spellStart"/>
-      <w:r>
-        <w:rPr>
-          <w:rFonts w:ascii="Arial" w:hAnsi="Arial" w:cs="Arial"/>
-          <w:sz w:val="18"/>
-        </w:rPr>
-        <w:t>idempotency</w:t>
-      </w:r>
-      <w:proofErr w:type="spellEnd"/>
-      <w:r>
-        <w:rPr>
-          <w:rFonts w:ascii="Arial" w:hAnsi="Arial" w:cs="Arial"/>
-          <w:sz w:val="18"/>
-        </w:rPr>
-        <w:t xml:space="preserve"> patterns, schema validation, pagination/filtering/sorting standards</w:t>
+        <w:t xml:space="preserve"> Node.js, Express, NestJS, REST, GraphQL, WebSockets, background jobs, event-driven architecture, webhook verification, caching strategies, idempotency patterns, schema validation, pagination/filtering/sorting standards</w:t>
       </w:r>
     </w:p>
     <w:p>
@@ -664,25 +426,8 @@
           <w:rFonts w:ascii="Arial" w:hAnsi="Arial" w:cs="Arial"/>
           <w:sz w:val="18"/>
         </w:rPr>
-        <w:t xml:space="preserve">: </w:t>
-      </w:r>
-      <w:proofErr w:type="spellStart"/>
-      <w:r>
-        <w:rPr>
-          <w:rFonts w:ascii="Arial" w:hAnsi="Arial" w:cs="Arial"/>
-          <w:sz w:val="18"/>
-        </w:rPr>
-        <w:t>PostgreSQL</w:t>
-      </w:r>
-      <w:proofErr w:type="spellEnd"/>
-      <w:r>
-        <w:rPr>
-          <w:rFonts w:ascii="Arial" w:hAnsi="Arial" w:cs="Arial"/>
-          <w:sz w:val="18"/>
-        </w:rPr>
-        <w:t xml:space="preserve">, MySQL, SQL Server | </w:t>
-      </w:r>
-      <w:proofErr w:type="spellStart"/>
+        <w:t xml:space="preserve">: PostgreSQL, MySQL, SQL Server | </w:t>
+      </w:r>
       <w:r>
         <w:rPr>
           <w:rFonts w:ascii="Arial" w:hAnsi="Arial" w:cs="Arial"/>
@@ -691,61 +436,12 @@
         </w:rPr>
         <w:t>NoSQL</w:t>
       </w:r>
-      <w:proofErr w:type="spellEnd"/>
-      <w:r>
-        <w:rPr>
-          <w:rFonts w:ascii="Arial" w:hAnsi="Arial" w:cs="Arial"/>
-          <w:sz w:val="18"/>
-        </w:rPr>
-        <w:t xml:space="preserve">: </w:t>
-      </w:r>
-      <w:proofErr w:type="spellStart"/>
-      <w:r>
-        <w:rPr>
-          <w:rFonts w:ascii="Arial" w:hAnsi="Arial" w:cs="Arial"/>
-          <w:sz w:val="18"/>
-        </w:rPr>
-        <w:t>Redis</w:t>
-      </w:r>
-      <w:proofErr w:type="spellEnd"/>
-      <w:r>
-        <w:rPr>
-          <w:rFonts w:ascii="Arial" w:hAnsi="Arial" w:cs="Arial"/>
-          <w:sz w:val="18"/>
-        </w:rPr>
-        <w:t xml:space="preserve">, </w:t>
-      </w:r>
-      <w:proofErr w:type="spellStart"/>
-      <w:r>
-        <w:rPr>
-          <w:rFonts w:ascii="Arial" w:hAnsi="Arial" w:cs="Arial"/>
-          <w:sz w:val="18"/>
-        </w:rPr>
-        <w:t>MongoDB</w:t>
-      </w:r>
-      <w:proofErr w:type="spellEnd"/>
-      <w:r>
-        <w:rPr>
-          <w:rFonts w:ascii="Arial" w:hAnsi="Arial" w:cs="Arial"/>
-          <w:sz w:val="18"/>
-        </w:rPr>
-        <w:t xml:space="preserve">, </w:t>
-      </w:r>
-      <w:proofErr w:type="spellStart"/>
-      <w:r>
-        <w:rPr>
-          <w:rFonts w:ascii="Arial" w:hAnsi="Arial" w:cs="Arial"/>
-          <w:sz w:val="18"/>
-        </w:rPr>
-        <w:t>DynamoDB</w:t>
-      </w:r>
-      <w:proofErr w:type="spellEnd"/>
-      <w:r>
-        <w:rPr>
-          <w:rFonts w:ascii="Arial" w:hAnsi="Arial" w:cs="Arial"/>
-          <w:sz w:val="18"/>
-        </w:rPr>
-        <w:t xml:space="preserve"> | </w:t>
+      <w:r>
+        <w:rPr>
+          <w:rFonts w:ascii="Arial" w:hAnsi="Arial" w:cs="Arial"/>
+          <w:sz w:val="18"/>
+        </w:rPr>
+        <w:t xml:space="preserve">: Redis, MongoDB, DynamoDB | </w:t>
       </w:r>
       <w:r>
         <w:rPr>
@@ -760,23 +456,7 @@
           <w:rFonts w:ascii="Arial" w:hAnsi="Arial" w:cs="Arial"/>
           <w:sz w:val="18"/>
         </w:rPr>
-        <w:t xml:space="preserve">: AWS SQS/SNS, Kafka, </w:t>
-      </w:r>
-      <w:proofErr w:type="spellStart"/>
-      <w:r>
-        <w:rPr>
-          <w:rFonts w:ascii="Arial" w:hAnsi="Arial" w:cs="Arial"/>
-          <w:sz w:val="18"/>
-        </w:rPr>
-        <w:t>RabbitMQ</w:t>
-      </w:r>
-      <w:proofErr w:type="spellEnd"/>
-      <w:r>
-        <w:rPr>
-          <w:rFonts w:ascii="Arial" w:hAnsi="Arial" w:cs="Arial"/>
-          <w:sz w:val="18"/>
-        </w:rPr>
-        <w:t xml:space="preserve"> | </w:t>
+        <w:t xml:space="preserve">: AWS SQS/SNS, Kafka, RabbitMQ | </w:t>
       </w:r>
       <w:r>
         <w:rPr>
@@ -791,23 +471,7 @@
           <w:rFonts w:ascii="Arial" w:hAnsi="Arial" w:cs="Arial"/>
           <w:sz w:val="18"/>
         </w:rPr>
-        <w:t xml:space="preserve">: </w:t>
-      </w:r>
-      <w:proofErr w:type="spellStart"/>
-      <w:r>
-        <w:rPr>
-          <w:rFonts w:ascii="Arial" w:hAnsi="Arial" w:cs="Arial"/>
-          <w:sz w:val="18"/>
-        </w:rPr>
-        <w:t>Elasticsearch</w:t>
-      </w:r>
-      <w:proofErr w:type="spellEnd"/>
-      <w:r>
-        <w:rPr>
-          <w:rFonts w:ascii="Arial" w:hAnsi="Arial" w:cs="Arial"/>
-          <w:sz w:val="18"/>
-        </w:rPr>
-        <w:t xml:space="preserve">, OpenSearch | </w:t>
+        <w:t xml:space="preserve">: Elasticsearch, OpenSearch | </w:t>
       </w:r>
       <w:r>
         <w:rPr>
@@ -822,17 +486,8 @@
           <w:rFonts w:ascii="Arial" w:hAnsi="Arial" w:cs="Arial"/>
           <w:sz w:val="18"/>
         </w:rPr>
-        <w:t xml:space="preserve">: Redshift, </w:t>
-      </w:r>
-      <w:proofErr w:type="spellStart"/>
-      <w:r>
-        <w:rPr>
-          <w:rFonts w:ascii="Arial" w:hAnsi="Arial" w:cs="Arial"/>
-          <w:sz w:val="18"/>
-        </w:rPr>
-        <w:t>BigQuery</w:t>
-      </w:r>
-      <w:proofErr w:type="spellEnd"/>
+        <w:t>: Redshift, BigQuery</w:t>
+      </w:r>
     </w:p>
     <w:p>
       <w:pPr>
@@ -853,112 +508,51 @@
           <w:b/>
           <w:sz w:val="18"/>
         </w:rPr>
-        <w:t xml:space="preserve">Cloud &amp; </w:t>
-      </w:r>
-      <w:proofErr w:type="spellStart"/>
+        <w:t>Cloud &amp; DevOps —</w:t>
+      </w:r>
+      <w:r>
+        <w:rPr>
+          <w:rFonts w:ascii="Arial" w:hAnsi="Arial" w:cs="Arial"/>
+          <w:sz w:val="18"/>
+        </w:rPr>
+        <w:t xml:space="preserve"> </w:t>
+      </w:r>
+      <w:r>
+        <w:rPr>
+          <w:rFonts w:ascii="Arial" w:hAnsi="Arial" w:cs="Arial"/>
+          <w:sz w:val="18"/>
+        </w:rPr>
+        <w:t xml:space="preserve">Docker, Kubernetes, Helm, Argo CD, GitOps, Terraform, CloudFormation | </w:t>
+      </w:r>
       <w:r>
         <w:rPr>
           <w:rFonts w:ascii="Arial" w:hAnsi="Arial" w:cs="Arial"/>
           <w:b/>
           <w:sz w:val="18"/>
         </w:rPr>
-        <w:t>DevOps</w:t>
-      </w:r>
-      <w:proofErr w:type="spellEnd"/>
+        <w:t>AWS</w:t>
+      </w:r>
+      <w:r>
+        <w:rPr>
+          <w:rFonts w:ascii="Arial" w:hAnsi="Arial" w:cs="Arial"/>
+          <w:sz w:val="18"/>
+        </w:rPr>
+        <w:t xml:space="preserve">: EKS, ECS, EC2, Lambda, API Gateway, S3, CloudFront, RDS, DynamoDB, ElastiCache, EventBridge, Step Functions, IAM | </w:t>
+      </w:r>
       <w:r>
         <w:rPr>
           <w:rFonts w:ascii="Arial" w:hAnsi="Arial" w:cs="Arial"/>
           <w:b/>
           <w:sz w:val="18"/>
         </w:rPr>
-        <w:t xml:space="preserve"> —</w:t>
-      </w:r>
-      <w:r>
-        <w:rPr>
-          <w:rFonts w:ascii="Arial" w:hAnsi="Arial" w:cs="Arial"/>
-          <w:sz w:val="18"/>
-        </w:rPr>
-        <w:t xml:space="preserve"> </w:t>
-      </w:r>
-      <w:proofErr w:type="spellStart"/>
-      <w:r>
-        <w:rPr>
-          <w:rFonts w:ascii="Arial" w:hAnsi="Arial" w:cs="Arial"/>
-          <w:sz w:val="18"/>
-        </w:rPr>
-        <w:t>Docker</w:t>
-      </w:r>
-      <w:proofErr w:type="spellEnd"/>
-      <w:r>
-        <w:rPr>
-          <w:rFonts w:ascii="Arial" w:hAnsi="Arial" w:cs="Arial"/>
-          <w:sz w:val="18"/>
-        </w:rPr>
-        <w:t xml:space="preserve">, </w:t>
-      </w:r>
-      <w:proofErr w:type="spellStart"/>
-      <w:r>
-        <w:rPr>
-          <w:rFonts w:ascii="Arial" w:hAnsi="Arial" w:cs="Arial"/>
-          <w:sz w:val="18"/>
-        </w:rPr>
-        <w:t>Kubernetes</w:t>
-      </w:r>
-      <w:proofErr w:type="spellEnd"/>
-      <w:r>
-        <w:rPr>
-          <w:rFonts w:ascii="Arial" w:hAnsi="Arial" w:cs="Arial"/>
-          <w:sz w:val="18"/>
-        </w:rPr>
-        <w:t xml:space="preserve">, Helm, Argo CD, </w:t>
-      </w:r>
-      <w:proofErr w:type="spellStart"/>
-      <w:r>
-        <w:rPr>
-          <w:rFonts w:ascii="Arial" w:hAnsi="Arial" w:cs="Arial"/>
-          <w:sz w:val="18"/>
-        </w:rPr>
-        <w:t>GitOps</w:t>
-      </w:r>
-      <w:proofErr w:type="spellEnd"/>
-      <w:r>
-        <w:rPr>
-          <w:rFonts w:ascii="Arial" w:hAnsi="Arial" w:cs="Arial"/>
-          <w:sz w:val="18"/>
-        </w:rPr>
-        <w:t xml:space="preserve">, </w:t>
-      </w:r>
-      <w:proofErr w:type="spellStart"/>
-      <w:r>
-        <w:rPr>
-          <w:rFonts w:ascii="Arial" w:hAnsi="Arial" w:cs="Arial"/>
-          <w:sz w:val="18"/>
-        </w:rPr>
-        <w:t>Terraform</w:t>
-      </w:r>
-      <w:proofErr w:type="spellEnd"/>
-      <w:r>
-        <w:rPr>
-          <w:rFonts w:ascii="Arial" w:hAnsi="Arial" w:cs="Arial"/>
-          <w:sz w:val="18"/>
-        </w:rPr>
-        <w:t xml:space="preserve">, </w:t>
-      </w:r>
-      <w:proofErr w:type="spellStart"/>
-      <w:r>
-        <w:rPr>
-          <w:rFonts w:ascii="Arial" w:hAnsi="Arial" w:cs="Arial"/>
-          <w:sz w:val="18"/>
-        </w:rPr>
-        <w:t>CloudFormation</w:t>
-      </w:r>
-      <w:proofErr w:type="spellEnd"/>
-      <w:r>
-        <w:rPr>
-          <w:rFonts w:ascii="Arial" w:hAnsi="Arial" w:cs="Arial"/>
-          <w:sz w:val="18"/>
-        </w:rPr>
-        <w:t xml:space="preserve"> | </w:t>
+        <w:t>Azure</w:t>
+      </w:r>
+      <w:r>
+        <w:rPr>
+          <w:rFonts w:ascii="Arial" w:hAnsi="Arial" w:cs="Arial"/>
+          <w:sz w:val="18"/>
+        </w:rPr>
+        <w:t xml:space="preserve">: AKS, App Service, Azure SQL, Service Bus, Key Vault, Application Insights | </w:t>
       </w:r>
       <w:r>
         <w:rPr>
@@ -966,78 +560,14 @@
           <w:b/>
           <w:sz w:val="18"/>
         </w:rPr>
-        <w:t>AWS</w:t>
-      </w:r>
-      <w:r>
-        <w:rPr>
-          <w:rFonts w:ascii="Arial" w:hAnsi="Arial" w:cs="Arial"/>
-          <w:sz w:val="18"/>
-        </w:rPr>
-        <w:t xml:space="preserve">: EKS, ECS, EC2, Lambda, API Gateway, S3, </w:t>
-      </w:r>
-      <w:proofErr w:type="spellStart"/>
-      <w:r>
-        <w:rPr>
-          <w:rFonts w:ascii="Arial" w:hAnsi="Arial" w:cs="Arial"/>
-          <w:sz w:val="18"/>
-        </w:rPr>
-        <w:t>CloudFront</w:t>
-      </w:r>
-      <w:proofErr w:type="spellEnd"/>
-      <w:r>
-        <w:rPr>
-          <w:rFonts w:ascii="Arial" w:hAnsi="Arial" w:cs="Arial"/>
-          <w:sz w:val="18"/>
-        </w:rPr>
-        <w:t xml:space="preserve">, RDS, </w:t>
-      </w:r>
-      <w:proofErr w:type="spellStart"/>
-      <w:r>
-        <w:rPr>
-          <w:rFonts w:ascii="Arial" w:hAnsi="Arial" w:cs="Arial"/>
-          <w:sz w:val="18"/>
-        </w:rPr>
-        <w:t>DynamoDB</w:t>
-      </w:r>
-      <w:proofErr w:type="spellEnd"/>
-      <w:r>
-        <w:rPr>
-          <w:rFonts w:ascii="Arial" w:hAnsi="Arial" w:cs="Arial"/>
-          <w:sz w:val="18"/>
-        </w:rPr>
-        <w:t xml:space="preserve">, </w:t>
-      </w:r>
-      <w:proofErr w:type="spellStart"/>
-      <w:r>
-        <w:rPr>
-          <w:rFonts w:ascii="Arial" w:hAnsi="Arial" w:cs="Arial"/>
-          <w:sz w:val="18"/>
-        </w:rPr>
-        <w:t>ElastiCache</w:t>
-      </w:r>
-      <w:proofErr w:type="spellEnd"/>
-      <w:r>
-        <w:rPr>
-          <w:rFonts w:ascii="Arial" w:hAnsi="Arial" w:cs="Arial"/>
-          <w:sz w:val="18"/>
-        </w:rPr>
-        <w:t xml:space="preserve">, </w:t>
-      </w:r>
-      <w:proofErr w:type="spellStart"/>
-      <w:r>
-        <w:rPr>
-          <w:rFonts w:ascii="Arial" w:hAnsi="Arial" w:cs="Arial"/>
-          <w:sz w:val="18"/>
-        </w:rPr>
-        <w:t>EventBridge</w:t>
-      </w:r>
-      <w:proofErr w:type="spellEnd"/>
-      <w:r>
-        <w:rPr>
-          <w:rFonts w:ascii="Arial" w:hAnsi="Arial" w:cs="Arial"/>
-          <w:sz w:val="18"/>
-        </w:rPr>
-        <w:t xml:space="preserve">, Step Functions, IAM | </w:t>
+        <w:t>GCP</w:t>
+      </w:r>
+      <w:r>
+        <w:rPr>
+          <w:rFonts w:ascii="Arial" w:hAnsi="Arial" w:cs="Arial"/>
+          <w:sz w:val="18"/>
+        </w:rPr>
+        <w:t xml:space="preserve">: GKE, Cloud Run, Pub/Sub, Cloud Storage, BigQuery | </w:t>
       </w:r>
       <w:r>
         <w:rPr>
@@ -1045,52 +575,6 @@
           <w:b/>
           <w:sz w:val="18"/>
         </w:rPr>
-        <w:t>Azure</w:t>
-      </w:r>
-      <w:r>
-        <w:rPr>
-          <w:rFonts w:ascii="Arial" w:hAnsi="Arial" w:cs="Arial"/>
-          <w:sz w:val="18"/>
-        </w:rPr>
-        <w:t xml:space="preserve">: AKS, App Service, Azure SQL, Service Bus, Key Vault, Application Insights | </w:t>
-      </w:r>
-      <w:r>
-        <w:rPr>
-          <w:rFonts w:ascii="Arial" w:hAnsi="Arial" w:cs="Arial"/>
-          <w:b/>
-          <w:sz w:val="18"/>
-        </w:rPr>
-        <w:t>GCP</w:t>
-      </w:r>
-      <w:r>
-        <w:rPr>
-          <w:rFonts w:ascii="Arial" w:hAnsi="Arial" w:cs="Arial"/>
-          <w:sz w:val="18"/>
-        </w:rPr>
-        <w:t xml:space="preserve">: GKE, Cloud Run, Pub/Sub, Cloud Storage, </w:t>
-      </w:r>
-      <w:proofErr w:type="spellStart"/>
-      <w:r>
-        <w:rPr>
-          <w:rFonts w:ascii="Arial" w:hAnsi="Arial" w:cs="Arial"/>
-          <w:sz w:val="18"/>
-        </w:rPr>
-        <w:t>BigQuery</w:t>
-      </w:r>
-      <w:proofErr w:type="spellEnd"/>
-      <w:r>
-        <w:rPr>
-          <w:rFonts w:ascii="Arial" w:hAnsi="Arial" w:cs="Arial"/>
-          <w:sz w:val="18"/>
-        </w:rPr>
-        <w:t xml:space="preserve"> | </w:t>
-      </w:r>
-      <w:r>
-        <w:rPr>
-          <w:rFonts w:ascii="Arial" w:hAnsi="Arial" w:cs="Arial"/>
-          <w:b/>
-          <w:sz w:val="18"/>
-        </w:rPr>
         <w:t>CI/CD</w:t>
       </w:r>
       <w:r>
@@ -1098,65 +582,8 @@
           <w:rFonts w:ascii="Arial" w:hAnsi="Arial" w:cs="Arial"/>
           <w:sz w:val="18"/>
         </w:rPr>
-        <w:t xml:space="preserve">: </w:t>
-      </w:r>
-      <w:proofErr w:type="spellStart"/>
-      <w:r>
-        <w:rPr>
-          <w:rFonts w:ascii="Arial" w:hAnsi="Arial" w:cs="Arial"/>
-          <w:sz w:val="18"/>
-        </w:rPr>
-        <w:t>GitHub</w:t>
-      </w:r>
-      <w:proofErr w:type="spellEnd"/>
-      <w:r>
-        <w:rPr>
-          <w:rFonts w:ascii="Arial" w:hAnsi="Arial" w:cs="Arial"/>
-          <w:sz w:val="18"/>
-        </w:rPr>
-        <w:t xml:space="preserve"> Actions, </w:t>
-      </w:r>
-      <w:proofErr w:type="spellStart"/>
-      <w:r>
-        <w:rPr>
-          <w:rFonts w:ascii="Arial" w:hAnsi="Arial" w:cs="Arial"/>
-          <w:sz w:val="18"/>
-        </w:rPr>
-        <w:t>GitLab</w:t>
-      </w:r>
-      <w:proofErr w:type="spellEnd"/>
-      <w:r>
-        <w:rPr>
-          <w:rFonts w:ascii="Arial" w:hAnsi="Arial" w:cs="Arial"/>
-          <w:sz w:val="18"/>
-        </w:rPr>
-        <w:t xml:space="preserve"> CI, Jenkins, Azure </w:t>
-      </w:r>
-      <w:proofErr w:type="spellStart"/>
-      <w:r>
-        <w:rPr>
-          <w:rFonts w:ascii="Arial" w:hAnsi="Arial" w:cs="Arial"/>
-          <w:sz w:val="18"/>
-        </w:rPr>
-        <w:t>DevOps</w:t>
-      </w:r>
-      <w:proofErr w:type="spellEnd"/>
-      <w:r>
-        <w:rPr>
-          <w:rFonts w:ascii="Arial" w:hAnsi="Arial" w:cs="Arial"/>
-          <w:sz w:val="18"/>
-        </w:rPr>
-        <w:t xml:space="preserve">, </w:t>
-      </w:r>
-      <w:proofErr w:type="spellStart"/>
-      <w:r>
-        <w:rPr>
-          <w:rFonts w:ascii="Arial" w:hAnsi="Arial" w:cs="Arial"/>
-          <w:sz w:val="18"/>
-        </w:rPr>
-        <w:t>CircleCI</w:t>
-      </w:r>
-      <w:proofErr w:type="spellEnd"/>
+        <w:t>: GitHub Actions, GitLab CI, Jenkins, Azure DevOps, CircleCI</w:t>
+      </w:r>
     </w:p>
     <w:p>
       <w:pPr>
@@ -1171,94 +598,35 @@
           <w:sz w:val="18"/>
         </w:rPr>
       </w:pPr>
-      <w:proofErr w:type="spellStart"/>
       <w:r>
         <w:rPr>
           <w:rFonts w:ascii="Arial" w:hAnsi="Arial" w:cs="Arial"/>
           <w:b/>
           <w:sz w:val="18"/>
         </w:rPr>
-        <w:t>Observability</w:t>
-      </w:r>
-      <w:proofErr w:type="spellEnd"/>
+        <w:t>Observability, Quality &amp; Security —</w:t>
+      </w:r>
+      <w:r>
+        <w:rPr>
+          <w:rFonts w:ascii="Arial" w:hAnsi="Arial" w:cs="Arial"/>
+          <w:sz w:val="18"/>
+        </w:rPr>
+        <w:t xml:space="preserve"> OpenTelemetry, Datadog, Prometheus, Grafana, ELK/EFK, CloudWatch, structured logging | </w:t>
+      </w:r>
       <w:r>
         <w:rPr>
           <w:rFonts w:ascii="Arial" w:hAnsi="Arial" w:cs="Arial"/>
           <w:b/>
           <w:sz w:val="18"/>
         </w:rPr>
-        <w:t>, Quality &amp; Security —</w:t>
-      </w:r>
-      <w:r>
-        <w:rPr>
-          <w:rFonts w:ascii="Arial" w:hAnsi="Arial" w:cs="Arial"/>
-          <w:sz w:val="18"/>
-        </w:rPr>
-        <w:t xml:space="preserve"> </w:t>
-      </w:r>
-      <w:proofErr w:type="spellStart"/>
-      <w:r>
-        <w:rPr>
-          <w:rFonts w:ascii="Arial" w:hAnsi="Arial" w:cs="Arial"/>
-          <w:sz w:val="18"/>
-        </w:rPr>
-        <w:t>OpenTelemetry</w:t>
-      </w:r>
-      <w:proofErr w:type="spellEnd"/>
-      <w:r>
-        <w:rPr>
-          <w:rFonts w:ascii="Arial" w:hAnsi="Arial" w:cs="Arial"/>
-          <w:sz w:val="18"/>
-        </w:rPr>
-        <w:t xml:space="preserve">, </w:t>
-      </w:r>
-      <w:proofErr w:type="spellStart"/>
-      <w:r>
-        <w:rPr>
-          <w:rFonts w:ascii="Arial" w:hAnsi="Arial" w:cs="Arial"/>
-          <w:sz w:val="18"/>
-        </w:rPr>
-        <w:t>Datadog</w:t>
-      </w:r>
-      <w:proofErr w:type="spellEnd"/>
-      <w:r>
-        <w:rPr>
-          <w:rFonts w:ascii="Arial" w:hAnsi="Arial" w:cs="Arial"/>
-          <w:sz w:val="18"/>
-        </w:rPr>
-        <w:t xml:space="preserve">, Prometheus, </w:t>
-      </w:r>
-      <w:proofErr w:type="spellStart"/>
-      <w:r>
-        <w:rPr>
-          <w:rFonts w:ascii="Arial" w:hAnsi="Arial" w:cs="Arial"/>
-          <w:sz w:val="18"/>
-        </w:rPr>
-        <w:t>Grafana</w:t>
-      </w:r>
-      <w:proofErr w:type="spellEnd"/>
-      <w:r>
-        <w:rPr>
-          <w:rFonts w:ascii="Arial" w:hAnsi="Arial" w:cs="Arial"/>
-          <w:sz w:val="18"/>
-        </w:rPr>
-        <w:t xml:space="preserve">, ELK/EFK, </w:t>
-      </w:r>
-      <w:proofErr w:type="spellStart"/>
-      <w:r>
-        <w:rPr>
-          <w:rFonts w:ascii="Arial" w:hAnsi="Arial" w:cs="Arial"/>
-          <w:sz w:val="18"/>
-        </w:rPr>
-        <w:t>CloudWatch</w:t>
-      </w:r>
-      <w:proofErr w:type="spellEnd"/>
-      <w:r>
-        <w:rPr>
-          <w:rFonts w:ascii="Arial" w:hAnsi="Arial" w:cs="Arial"/>
-          <w:sz w:val="18"/>
-        </w:rPr>
-        <w:t xml:space="preserve">, structured logging | </w:t>
+        <w:t>Testing</w:t>
+      </w:r>
+      <w:r>
+        <w:rPr>
+          <w:rFonts w:ascii="Arial" w:hAnsi="Arial" w:cs="Arial"/>
+          <w:sz w:val="18"/>
+        </w:rPr>
+        <w:t xml:space="preserve">: Jest, Mocha, Chai, React Testing Library, Cypress, Playwright, API contract tests (Pact-style) | </w:t>
       </w:r>
       <w:r>
         <w:rPr>
@@ -1266,21 +634,6 @@
           <w:b/>
           <w:sz w:val="18"/>
         </w:rPr>
-        <w:t>Testing</w:t>
-      </w:r>
-      <w:r>
-        <w:rPr>
-          <w:rFonts w:ascii="Arial" w:hAnsi="Arial" w:cs="Arial"/>
-          <w:sz w:val="18"/>
-        </w:rPr>
-        <w:t xml:space="preserve">: Jest, Mocha, Chai, React Testing Library, Cypress, Playwright, API contract tests (Pact-style) | </w:t>
-      </w:r>
-      <w:r>
-        <w:rPr>
-          <w:rFonts w:ascii="Arial" w:hAnsi="Arial" w:cs="Arial"/>
-          <w:b/>
-          <w:sz w:val="18"/>
-        </w:rPr>
         <w:t>Security</w:t>
       </w:r>
       <w:r>
@@ -1288,55 +641,7 @@
           <w:rFonts w:ascii="Arial" w:hAnsi="Arial" w:cs="Arial"/>
           <w:sz w:val="18"/>
         </w:rPr>
-        <w:t xml:space="preserve">: OAuth2, </w:t>
-      </w:r>
-      <w:proofErr w:type="spellStart"/>
-      <w:r>
-        <w:rPr>
-          <w:rFonts w:ascii="Arial" w:hAnsi="Arial" w:cs="Arial"/>
-          <w:sz w:val="18"/>
-        </w:rPr>
-        <w:t>OpenID</w:t>
-      </w:r>
-      <w:proofErr w:type="spellEnd"/>
-      <w:r>
-        <w:rPr>
-          <w:rFonts w:ascii="Arial" w:hAnsi="Arial" w:cs="Arial"/>
-          <w:sz w:val="18"/>
-        </w:rPr>
-        <w:t xml:space="preserve"> Connect, JWT, </w:t>
-      </w:r>
-      <w:proofErr w:type="spellStart"/>
-      <w:r>
-        <w:rPr>
-          <w:rFonts w:ascii="Arial" w:hAnsi="Arial" w:cs="Arial"/>
-          <w:sz w:val="18"/>
-        </w:rPr>
-        <w:t>Okta</w:t>
-      </w:r>
-      <w:proofErr w:type="spellEnd"/>
-      <w:r>
-        <w:rPr>
-          <w:rFonts w:ascii="Arial" w:hAnsi="Arial" w:cs="Arial"/>
-          <w:sz w:val="18"/>
-        </w:rPr>
-        <w:t xml:space="preserve">, Auth0, AWS </w:t>
-      </w:r>
-      <w:proofErr w:type="spellStart"/>
-      <w:r>
-        <w:rPr>
-          <w:rFonts w:ascii="Arial" w:hAnsi="Arial" w:cs="Arial"/>
-          <w:sz w:val="18"/>
-        </w:rPr>
-        <w:t>Cognito</w:t>
-      </w:r>
-      <w:proofErr w:type="spellEnd"/>
-      <w:r>
-        <w:rPr>
-          <w:rFonts w:ascii="Arial" w:hAnsi="Arial" w:cs="Arial"/>
-          <w:sz w:val="18"/>
-        </w:rPr>
-        <w:t>, rate limiting, RBAC/ABAC, audit logging</w:t>
+        <w:t>: OAuth2, OpenID Connect, JWT, Okta, Auth0, AWS Cognito, rate limiting, RBAC/ABAC, audit logging</w:t>
       </w:r>
     </w:p>
     <w:p>
@@ -1371,8 +676,6 @@
       </w:r>
     </w:p>
     <w:p>
-      <w:proofErr w:type="spellStart"/>
-      <w:proofErr w:type="gramStart"/>
       <w:r>
         <w:rPr>
           <w:rFonts w:ascii="Arial" w:eastAsia="Arial" w:hAnsi="Arial" w:cs="Arial"/>
@@ -1380,27 +683,7 @@
           <w:sz w:val="21"/>
           <w:szCs w:val="21"/>
         </w:rPr>
-        <w:t>SumatoSoft</w:t>
-      </w:r>
-      <w:proofErr w:type="spellEnd"/>
-      <w:r>
-        <w:rPr>
-          <w:rFonts w:ascii="Arial" w:eastAsia="Arial" w:hAnsi="Arial" w:cs="Arial"/>
-          <w:color w:val="555555"/>
-          <w:sz w:val="21"/>
-          <w:szCs w:val="21"/>
-        </w:rPr>
-        <w:t xml:space="preserve">  |</w:t>
-      </w:r>
-      <w:proofErr w:type="gramEnd"/>
-      <w:r>
-        <w:rPr>
-          <w:rFonts w:ascii="Arial" w:eastAsia="Arial" w:hAnsi="Arial" w:cs="Arial"/>
-          <w:color w:val="555555"/>
-          <w:sz w:val="21"/>
-          <w:szCs w:val="21"/>
-        </w:rPr>
-        <w:t xml:space="preserve">  January 2021 - December 2025</w:t>
+        <w:t>SumatoSoft  |  January 2021 - December 2025</w:t>
       </w:r>
     </w:p>
     <w:p>
@@ -1438,7 +721,6 @@
         </w:rPr>
         <w:t xml:space="preserve"> + </w:t>
       </w:r>
-      <w:proofErr w:type="spellStart"/>
       <w:r>
         <w:rPr>
           <w:rStyle w:val="Strong"/>
@@ -1447,29 +729,12 @@
         </w:rPr>
         <w:t>TypeScript</w:t>
       </w:r>
-      <w:proofErr w:type="spellEnd"/>
-      <w:r>
-        <w:rPr>
-          <w:rFonts w:ascii="Arial" w:hAnsi="Arial" w:cs="Arial"/>
-          <w:sz w:val="18"/>
-        </w:rPr>
-        <w:t xml:space="preserve"> modernization that replaced legacy UI layers with </w:t>
-      </w:r>
-      <w:proofErr w:type="spellStart"/>
-      <w:r>
-        <w:rPr>
-          <w:rFonts w:ascii="Arial" w:hAnsi="Arial" w:cs="Arial"/>
-          <w:sz w:val="18"/>
-        </w:rPr>
-        <w:t>composable</w:t>
-      </w:r>
-      <w:proofErr w:type="spellEnd"/>
-      <w:r>
-        <w:rPr>
-          <w:rFonts w:ascii="Arial" w:hAnsi="Arial" w:cs="Arial"/>
-          <w:sz w:val="18"/>
-        </w:rPr>
-        <w:t xml:space="preserve"> components and improved release confidence via predictable state boundaries.</w:t>
+      <w:r>
+        <w:rPr>
+          <w:rFonts w:ascii="Arial" w:hAnsi="Arial" w:cs="Arial"/>
+          <w:sz w:val="18"/>
+        </w:rPr>
+        <w:t xml:space="preserve"> modernization that replaced legacy UI layers with composable components and improved release confidence via predictable state boundaries.</w:t>
       </w:r>
     </w:p>
     <w:p>
@@ -1547,23 +812,7 @@
           <w:rFonts w:ascii="Arial" w:hAnsi="Arial" w:cs="Arial"/>
           <w:sz w:val="18"/>
         </w:rPr>
-        <w:t xml:space="preserve">Implemented resilient data-fetching with </w:t>
-      </w:r>
-      <w:proofErr w:type="spellStart"/>
-      <w:r>
-        <w:rPr>
-          <w:rFonts w:ascii="Arial" w:hAnsi="Arial" w:cs="Arial"/>
-          <w:sz w:val="18"/>
-        </w:rPr>
-        <w:t>deduplication</w:t>
-      </w:r>
-      <w:proofErr w:type="spellEnd"/>
-      <w:r>
-        <w:rPr>
-          <w:rFonts w:ascii="Arial" w:hAnsi="Arial" w:cs="Arial"/>
-          <w:sz w:val="18"/>
-        </w:rPr>
-        <w:t>, cache control, and safe retries, reducing noisy loading states and preventing accidental double-submits.</w:t>
+        <w:t>Implemented resilient data-fetching with deduplication, cache control, and safe retries, reducing noisy loading states and preventing accidental double-submits.</w:t>
       </w:r>
     </w:p>
     <w:p>
@@ -1637,23 +886,13 @@
         </w:rPr>
         <w:t xml:space="preserve"> / </w:t>
       </w:r>
-      <w:proofErr w:type="spellStart"/>
-      <w:r>
-        <w:rPr>
-          <w:rStyle w:val="Strong"/>
-          <w:rFonts w:ascii="Arial" w:hAnsi="Arial" w:cs="Arial"/>
-          <w:sz w:val="18"/>
-        </w:rPr>
-        <w:t>OpenID</w:t>
-      </w:r>
-      <w:proofErr w:type="spellEnd"/>
-      <w:r>
-        <w:rPr>
-          <w:rStyle w:val="Strong"/>
-          <w:rFonts w:ascii="Arial" w:hAnsi="Arial" w:cs="Arial"/>
-          <w:sz w:val="18"/>
-        </w:rPr>
-        <w:t xml:space="preserve"> Connect</w:t>
+      <w:r>
+        <w:rPr>
+          <w:rStyle w:val="Strong"/>
+          <w:rFonts w:ascii="Arial" w:hAnsi="Arial" w:cs="Arial"/>
+          <w:sz w:val="18"/>
+        </w:rPr>
+        <w:t>OpenID Connect</w:t>
       </w:r>
       <w:r>
         <w:rPr>
@@ -1764,7 +1003,6 @@
         </w:rPr>
         <w:t xml:space="preserve">Built long-running workflow orchestration with </w:t>
       </w:r>
-      <w:proofErr w:type="spellStart"/>
       <w:r>
         <w:rPr>
           <w:rStyle w:val="Strong"/>
@@ -1773,7 +1011,6 @@
         </w:rPr>
         <w:t>EventBridge</w:t>
       </w:r>
-      <w:proofErr w:type="spellEnd"/>
       <w:r>
         <w:rPr>
           <w:rFonts w:ascii="Arial" w:hAnsi="Arial" w:cs="Arial"/>
@@ -1794,23 +1031,7 @@
           <w:rFonts w:ascii="Arial" w:hAnsi="Arial" w:cs="Arial"/>
           <w:sz w:val="18"/>
         </w:rPr>
-        <w:t xml:space="preserve">, ensuring resilient state transitions, timeout handling, and </w:t>
-      </w:r>
-      <w:proofErr w:type="spellStart"/>
-      <w:r>
-        <w:rPr>
-          <w:rFonts w:ascii="Arial" w:hAnsi="Arial" w:cs="Arial"/>
-          <w:sz w:val="18"/>
-        </w:rPr>
-        <w:t>replayable</w:t>
-      </w:r>
-      <w:proofErr w:type="spellEnd"/>
-      <w:r>
-        <w:rPr>
-          <w:rFonts w:ascii="Arial" w:hAnsi="Arial" w:cs="Arial"/>
-          <w:sz w:val="18"/>
-        </w:rPr>
-        <w:t xml:space="preserve"> execution paths.</w:t>
+        <w:t>, ensuring resilient state transitions, timeout handling, and replayable execution paths.</w:t>
       </w:r>
     </w:p>
     <w:p>
@@ -1833,7 +1054,6 @@
         </w:rPr>
         <w:t xml:space="preserve">Modeled multi-tenant schemas in </w:t>
       </w:r>
-      <w:proofErr w:type="spellStart"/>
       <w:r>
         <w:rPr>
           <w:rStyle w:val="Strong"/>
@@ -1842,7 +1062,6 @@
         </w:rPr>
         <w:t>PostgreSQL</w:t>
       </w:r>
-      <w:proofErr w:type="spellEnd"/>
       <w:r>
         <w:rPr>
           <w:rFonts w:ascii="Arial" w:hAnsi="Arial" w:cs="Arial"/>
@@ -1850,34 +1069,14 @@
         </w:rPr>
         <w:t xml:space="preserve"> (with targeted indexing and query tuning) and used </w:t>
       </w:r>
-      <w:proofErr w:type="spellStart"/>
-      <w:r>
-        <w:rPr>
-          <w:rStyle w:val="Strong"/>
-          <w:rFonts w:ascii="Arial" w:hAnsi="Arial" w:cs="Arial"/>
-          <w:sz w:val="18"/>
-        </w:rPr>
-        <w:t>Redis</w:t>
-      </w:r>
-      <w:proofErr w:type="spellEnd"/>
-      <w:r>
-        <w:rPr>
-          <w:rStyle w:val="Strong"/>
-          <w:rFonts w:ascii="Arial" w:hAnsi="Arial" w:cs="Arial"/>
-          <w:sz w:val="18"/>
-        </w:rPr>
-        <w:t>/</w:t>
-      </w:r>
-      <w:proofErr w:type="spellStart"/>
-      <w:r>
-        <w:rPr>
-          <w:rStyle w:val="Strong"/>
-          <w:rFonts w:ascii="Arial" w:hAnsi="Arial" w:cs="Arial"/>
-          <w:sz w:val="18"/>
-        </w:rPr>
-        <w:t>ElastiCache</w:t>
-      </w:r>
-      <w:proofErr w:type="spellEnd"/>
+      <w:r>
+        <w:rPr>
+          <w:rStyle w:val="Strong"/>
+          <w:rFonts w:ascii="Arial" w:hAnsi="Arial" w:cs="Arial"/>
+          <w:sz w:val="18"/>
+        </w:rPr>
+        <w:t>Redis/ElastiCache</w:t>
+      </w:r>
       <w:r>
         <w:rPr>
           <w:rFonts w:ascii="Arial" w:hAnsi="Arial" w:cs="Arial"/>
@@ -1906,7 +1105,6 @@
         </w:rPr>
         <w:t xml:space="preserve">Introduced search indexing with </w:t>
       </w:r>
-      <w:proofErr w:type="spellStart"/>
       <w:r>
         <w:rPr>
           <w:rStyle w:val="Strong"/>
@@ -1915,7 +1113,6 @@
         </w:rPr>
         <w:t>Elasticsearch</w:t>
       </w:r>
-      <w:proofErr w:type="spellEnd"/>
       <w:r>
         <w:rPr>
           <w:rFonts w:ascii="Arial" w:hAnsi="Arial" w:cs="Arial"/>
@@ -1974,7 +1171,6 @@
         </w:rPr>
         <w:t xml:space="preserve"> and integrated consumer reporting via </w:t>
       </w:r>
-      <w:proofErr w:type="spellStart"/>
       <w:r>
         <w:rPr>
           <w:rStyle w:val="Strong"/>
@@ -1983,7 +1179,6 @@
         </w:rPr>
         <w:t>BigQuery</w:t>
       </w:r>
-      <w:proofErr w:type="spellEnd"/>
       <w:r>
         <w:rPr>
           <w:rFonts w:ascii="Arial" w:hAnsi="Arial" w:cs="Arial"/>
@@ -2027,7 +1222,6 @@
         </w:rPr>
         <w:t xml:space="preserve"> signed URLs and server-side verification, fronted by </w:t>
       </w:r>
-      <w:proofErr w:type="spellStart"/>
       <w:r>
         <w:rPr>
           <w:rStyle w:val="Strong"/>
@@ -2036,7 +1230,6 @@
         </w:rPr>
         <w:t>CloudFront</w:t>
       </w:r>
-      <w:proofErr w:type="spellEnd"/>
       <w:r>
         <w:rPr>
           <w:rFonts w:ascii="Arial" w:hAnsi="Arial" w:cs="Arial"/>
@@ -2093,39 +1286,7 @@
           <w:rFonts w:ascii="Arial" w:hAnsi="Arial" w:cs="Arial"/>
           <w:sz w:val="18"/>
         </w:rPr>
-        <w:t xml:space="preserve"> with </w:t>
-      </w:r>
-      <w:proofErr w:type="spellStart"/>
-      <w:r>
-        <w:rPr>
-          <w:rFonts w:ascii="Arial" w:hAnsi="Arial" w:cs="Arial"/>
-          <w:sz w:val="18"/>
-        </w:rPr>
-        <w:t>Dockerized</w:t>
-      </w:r>
-      <w:proofErr w:type="spellEnd"/>
-      <w:r>
-        <w:rPr>
-          <w:rFonts w:ascii="Arial" w:hAnsi="Arial" w:cs="Arial"/>
-          <w:sz w:val="18"/>
-        </w:rPr>
-        <w:t xml:space="preserve"> services, Helm releases, and </w:t>
-      </w:r>
-      <w:proofErr w:type="spellStart"/>
-      <w:r>
-        <w:rPr>
-          <w:rFonts w:ascii="Arial" w:hAnsi="Arial" w:cs="Arial"/>
-          <w:sz w:val="18"/>
-        </w:rPr>
-        <w:t>GitOps</w:t>
-      </w:r>
-      <w:proofErr w:type="spellEnd"/>
-      <w:r>
-        <w:rPr>
-          <w:rFonts w:ascii="Arial" w:hAnsi="Arial" w:cs="Arial"/>
-          <w:sz w:val="18"/>
-        </w:rPr>
-        <w:t xml:space="preserve"> patterns to standardize deploys across environments.</w:t>
+        <w:t xml:space="preserve"> with Dockerized services, Helm releases, and GitOps patterns to standardize deploys across environments.</w:t>
       </w:r>
     </w:p>
     <w:p>
@@ -2148,7 +1309,6 @@
         </w:rPr>
         <w:t xml:space="preserve">Implemented </w:t>
       </w:r>
-      <w:proofErr w:type="spellStart"/>
       <w:r>
         <w:rPr>
           <w:rStyle w:val="Strong"/>
@@ -2157,7 +1317,6 @@
         </w:rPr>
         <w:t>OpenTelemetry</w:t>
       </w:r>
-      <w:proofErr w:type="spellEnd"/>
       <w:r>
         <w:rPr>
           <w:rFonts w:ascii="Arial" w:hAnsi="Arial" w:cs="Arial"/>
@@ -2165,7 +1324,6 @@
         </w:rPr>
         <w:t xml:space="preserve"> tracing with structured logs into </w:t>
       </w:r>
-      <w:proofErr w:type="spellStart"/>
       <w:r>
         <w:rPr>
           <w:rStyle w:val="Strong"/>
@@ -2174,7 +1332,6 @@
         </w:rPr>
         <w:t>Datadog</w:t>
       </w:r>
-      <w:proofErr w:type="spellEnd"/>
       <w:r>
         <w:rPr>
           <w:rFonts w:ascii="Arial" w:hAnsi="Arial" w:cs="Arial"/>
@@ -2182,23 +1339,13 @@
         </w:rPr>
         <w:t xml:space="preserve">, </w:t>
       </w:r>
-      <w:proofErr w:type="spellStart"/>
-      <w:r>
-        <w:rPr>
-          <w:rStyle w:val="Strong"/>
-          <w:rFonts w:ascii="Arial" w:hAnsi="Arial" w:cs="Arial"/>
-          <w:sz w:val="18"/>
-        </w:rPr>
-        <w:t>Grafana</w:t>
-      </w:r>
-      <w:proofErr w:type="spellEnd"/>
-      <w:r>
-        <w:rPr>
-          <w:rStyle w:val="Strong"/>
-          <w:rFonts w:ascii="Arial" w:hAnsi="Arial" w:cs="Arial"/>
-          <w:sz w:val="18"/>
-        </w:rPr>
-        <w:t>/Prometheus</w:t>
+      <w:r>
+        <w:rPr>
+          <w:rStyle w:val="Strong"/>
+          <w:rFonts w:ascii="Arial" w:hAnsi="Arial" w:cs="Arial"/>
+          <w:sz w:val="18"/>
+        </w:rPr>
+        <w:t>Grafana/Prometheus</w:t>
       </w:r>
       <w:r>
         <w:rPr>
@@ -2222,7 +1369,6 @@
         </w:rPr>
         <w:t xml:space="preserve">, and </w:t>
       </w:r>
-      <w:proofErr w:type="spellStart"/>
       <w:r>
         <w:rPr>
           <w:rStyle w:val="Strong"/>
@@ -2231,7 +1377,6 @@
         </w:rPr>
         <w:t>CloudWatch</w:t>
       </w:r>
-      <w:proofErr w:type="spellEnd"/>
       <w:r>
         <w:rPr>
           <w:rFonts w:ascii="Arial" w:hAnsi="Arial" w:cs="Arial"/>
@@ -2261,7 +1406,6 @@
         <w:lastRenderedPageBreak/>
         <w:t xml:space="preserve">Improved delivery reliability using </w:t>
       </w:r>
-      <w:proofErr w:type="spellStart"/>
       <w:r>
         <w:rPr>
           <w:rStyle w:val="Strong"/>
@@ -2270,7 +1414,6 @@
         </w:rPr>
         <w:t>Terraform</w:t>
       </w:r>
-      <w:proofErr w:type="spellEnd"/>
       <w:r>
         <w:rPr>
           <w:rFonts w:ascii="Arial" w:hAnsi="Arial" w:cs="Arial"/>
@@ -2278,7 +1421,6 @@
         </w:rPr>
         <w:t xml:space="preserve"> and </w:t>
       </w:r>
-      <w:proofErr w:type="spellStart"/>
       <w:r>
         <w:rPr>
           <w:rStyle w:val="Strong"/>
@@ -2287,7 +1429,6 @@
         </w:rPr>
         <w:t>CloudFormation</w:t>
       </w:r>
-      <w:proofErr w:type="spellEnd"/>
       <w:r>
         <w:rPr>
           <w:rFonts w:ascii="Arial" w:hAnsi="Arial" w:cs="Arial"/>
@@ -2308,23 +1449,7 @@
           <w:rFonts w:ascii="Arial" w:hAnsi="Arial" w:cs="Arial"/>
           <w:sz w:val="18"/>
         </w:rPr>
-        <w:t>, plus CI/CD pipelines (</w:t>
-      </w:r>
-      <w:proofErr w:type="spellStart"/>
-      <w:r>
-        <w:rPr>
-          <w:rFonts w:ascii="Arial" w:hAnsi="Arial" w:cs="Arial"/>
-          <w:sz w:val="18"/>
-        </w:rPr>
-        <w:t>GitHub</w:t>
-      </w:r>
-      <w:proofErr w:type="spellEnd"/>
-      <w:r>
-        <w:rPr>
-          <w:rFonts w:ascii="Arial" w:hAnsi="Arial" w:cs="Arial"/>
-          <w:sz w:val="18"/>
-        </w:rPr>
-        <w:t xml:space="preserve"> Actions/Jenkins) gated by unit, integration, and contract tests.</w:t>
+        <w:t>, plus CI/CD pipelines (GitHub Actions/Jenkins) gated by unit, integration, and contract tests.</w:t>
       </w:r>
     </w:p>
     <w:p>
@@ -2348,27 +1473,7 @@
           <w:sz w:val="21"/>
           <w:szCs w:val="21"/>
         </w:rPr>
-        <w:t xml:space="preserve">High Touch </w:t>
-      </w:r>
-      <w:proofErr w:type="gramStart"/>
-      <w:r>
-        <w:rPr>
-          <w:rFonts w:ascii="Arial" w:eastAsia="Arial" w:hAnsi="Arial" w:cs="Arial"/>
-          <w:color w:val="555555"/>
-          <w:sz w:val="21"/>
-          <w:szCs w:val="21"/>
-        </w:rPr>
-        <w:t>Technologies  |</w:t>
-      </w:r>
-      <w:proofErr w:type="gramEnd"/>
-      <w:r>
-        <w:rPr>
-          <w:rFonts w:ascii="Arial" w:eastAsia="Arial" w:hAnsi="Arial" w:cs="Arial"/>
-          <w:color w:val="555555"/>
-          <w:sz w:val="21"/>
-          <w:szCs w:val="21"/>
-        </w:rPr>
-        <w:t xml:space="preserve">  June 2018 - December 2020</w:t>
+        <w:t>High Touch Technologies  |  June 2018 - December 2020</w:t>
       </w:r>
     </w:p>
     <w:p>
@@ -2467,23 +1572,7 @@
           <w:rFonts w:ascii="Arial" w:hAnsi="Arial" w:cs="Arial"/>
           <w:sz w:val="18"/>
         </w:rPr>
-        <w:t xml:space="preserve">Optimized frontend performance through render profiling, </w:t>
-      </w:r>
-      <w:proofErr w:type="spellStart"/>
-      <w:r>
-        <w:rPr>
-          <w:rFonts w:ascii="Arial" w:hAnsi="Arial" w:cs="Arial"/>
-          <w:sz w:val="18"/>
-        </w:rPr>
-        <w:t>memoization</w:t>
-      </w:r>
-      <w:proofErr w:type="spellEnd"/>
-      <w:r>
-        <w:rPr>
-          <w:rFonts w:ascii="Arial" w:hAnsi="Arial" w:cs="Arial"/>
-          <w:sz w:val="18"/>
-        </w:rPr>
-        <w:t>/virtualization patterns, and route-based chunking to improve responsiveness under constrained networks.</w:t>
+        <w:t>Optimized frontend performance through render profiling, memoization/virtualization patterns, and route-based chunking to improve responsiveness under constrained networks.</w:t>
       </w:r>
     </w:p>
     <w:p>
@@ -2542,8 +1631,6 @@
         </w:rPr>
         <w:t xml:space="preserve">Implemented caching strategies using </w:t>
       </w:r>
-      <w:proofErr w:type="spellStart"/>
-      <w:proofErr w:type="gramStart"/>
       <w:r>
         <w:rPr>
           <w:rStyle w:val="Strong"/>
@@ -2552,8 +1639,6 @@
         </w:rPr>
         <w:t>Redis</w:t>
       </w:r>
-      <w:proofErr w:type="spellEnd"/>
-      <w:proofErr w:type="gramEnd"/>
       <w:r>
         <w:rPr>
           <w:rFonts w:ascii="Arial" w:hAnsi="Arial" w:cs="Arial"/>
@@ -2580,23 +1665,7 @@
           <w:rFonts w:ascii="Arial" w:hAnsi="Arial" w:cs="Arial"/>
           <w:sz w:val="18"/>
         </w:rPr>
-        <w:t xml:space="preserve">Added reliability controls with rate limiting, retries, and </w:t>
-      </w:r>
-      <w:proofErr w:type="spellStart"/>
-      <w:r>
-        <w:rPr>
-          <w:rFonts w:ascii="Arial" w:hAnsi="Arial" w:cs="Arial"/>
-          <w:sz w:val="18"/>
-        </w:rPr>
-        <w:t>idempotency</w:t>
-      </w:r>
-      <w:proofErr w:type="spellEnd"/>
-      <w:r>
-        <w:rPr>
-          <w:rFonts w:ascii="Arial" w:hAnsi="Arial" w:cs="Arial"/>
-          <w:sz w:val="18"/>
-        </w:rPr>
-        <w:t xml:space="preserve"> on critical operations to prevent duplicate writes and cascading failures.</w:t>
+        <w:t>Added reliability controls with rate limiting, retries, and idempotency on critical operations to prevent duplicate writes and cascading failures.</w:t>
       </w:r>
     </w:p>
     <w:p>
@@ -2619,7 +1688,6 @@
         </w:rPr>
         <w:t xml:space="preserve">Introduced asynchronous processing via </w:t>
       </w:r>
-      <w:proofErr w:type="spellStart"/>
       <w:r>
         <w:rPr>
           <w:rStyle w:val="Strong"/>
@@ -2628,7 +1696,6 @@
         </w:rPr>
         <w:t>RabbitMQ</w:t>
       </w:r>
-      <w:proofErr w:type="spellEnd"/>
       <w:r>
         <w:rPr>
           <w:rFonts w:ascii="Arial" w:hAnsi="Arial" w:cs="Arial"/>
@@ -2672,23 +1739,13 @@
         </w:rPr>
         <w:t xml:space="preserve">Implemented search features backed by </w:t>
       </w:r>
-      <w:proofErr w:type="spellStart"/>
-      <w:r>
-        <w:rPr>
-          <w:rStyle w:val="Strong"/>
-          <w:rFonts w:ascii="Arial" w:hAnsi="Arial" w:cs="Arial"/>
-          <w:sz w:val="18"/>
-        </w:rPr>
-        <w:t>Elasticsearch</w:t>
-      </w:r>
-      <w:proofErr w:type="spellEnd"/>
-      <w:r>
-        <w:rPr>
-          <w:rStyle w:val="Strong"/>
-          <w:rFonts w:ascii="Arial" w:hAnsi="Arial" w:cs="Arial"/>
-          <w:sz w:val="18"/>
-        </w:rPr>
-        <w:t>/OpenSearch</w:t>
+      <w:r>
+        <w:rPr>
+          <w:rStyle w:val="Strong"/>
+          <w:rFonts w:ascii="Arial" w:hAnsi="Arial" w:cs="Arial"/>
+          <w:sz w:val="18"/>
+        </w:rPr>
+        <w:t>Elasticsearch/OpenSearch</w:t>
       </w:r>
       <w:r>
         <w:rPr>
@@ -2716,25 +1773,8 @@
           <w:rFonts w:ascii="Arial" w:hAnsi="Arial" w:cs="Arial"/>
           <w:sz w:val="18"/>
         </w:rPr>
-        <w:t xml:space="preserve">Improved </w:t>
-      </w:r>
-      <w:proofErr w:type="spellStart"/>
-      <w:r>
-        <w:rPr>
-          <w:rFonts w:ascii="Arial" w:hAnsi="Arial" w:cs="Arial"/>
-          <w:sz w:val="18"/>
-        </w:rPr>
-        <w:t>observability</w:t>
-      </w:r>
-      <w:proofErr w:type="spellEnd"/>
-      <w:r>
-        <w:rPr>
-          <w:rFonts w:ascii="Arial" w:hAnsi="Arial" w:cs="Arial"/>
-          <w:sz w:val="18"/>
-        </w:rPr>
-        <w:t xml:space="preserve"> with structured logging, correlation IDs, and dashboards in </w:t>
-      </w:r>
-      <w:proofErr w:type="spellStart"/>
+        <w:t xml:space="preserve">Improved observability with structured logging, correlation IDs, and dashboards in </w:t>
+      </w:r>
       <w:r>
         <w:rPr>
           <w:rStyle w:val="Strong"/>
@@ -2743,7 +1783,6 @@
         </w:rPr>
         <w:t>Datadog</w:t>
       </w:r>
-      <w:proofErr w:type="spellEnd"/>
       <w:r>
         <w:rPr>
           <w:rFonts w:ascii="Arial" w:hAnsi="Arial" w:cs="Arial"/>
@@ -2757,18 +1796,8 @@
           <w:rFonts w:ascii="Arial" w:hAnsi="Arial" w:cs="Arial"/>
           <w:sz w:val="18"/>
         </w:rPr>
-        <w:t>Prometheus/</w:t>
-      </w:r>
-      <w:proofErr w:type="spellStart"/>
-      <w:r>
-        <w:rPr>
-          <w:rStyle w:val="Strong"/>
-          <w:rFonts w:ascii="Arial" w:hAnsi="Arial" w:cs="Arial"/>
-          <w:sz w:val="18"/>
-        </w:rPr>
-        <w:t>Grafana</w:t>
-      </w:r>
-      <w:proofErr w:type="spellEnd"/>
+        <w:t>Prometheus/Grafana</w:t>
+      </w:r>
       <w:r>
         <w:rPr>
           <w:rFonts w:ascii="Arial" w:hAnsi="Arial" w:cs="Arial"/>
@@ -2810,23 +1839,7 @@
           <w:rFonts w:ascii="Arial" w:hAnsi="Arial" w:cs="Arial"/>
           <w:sz w:val="18"/>
         </w:rPr>
-        <w:t xml:space="preserve">Built CI/CD workflows using </w:t>
-      </w:r>
-      <w:proofErr w:type="spellStart"/>
-      <w:r>
-        <w:rPr>
-          <w:rFonts w:ascii="Arial" w:hAnsi="Arial" w:cs="Arial"/>
-          <w:sz w:val="18"/>
-        </w:rPr>
-        <w:t>GitHub</w:t>
-      </w:r>
-      <w:proofErr w:type="spellEnd"/>
-      <w:r>
-        <w:rPr>
-          <w:rFonts w:ascii="Arial" w:hAnsi="Arial" w:cs="Arial"/>
-          <w:sz w:val="18"/>
-        </w:rPr>
-        <w:t xml:space="preserve"> Actions and Jenkins that gated deploys on </w:t>
+        <w:t xml:space="preserve">Built CI/CD workflows using GitHub Actions and Jenkins that gated deploys on </w:t>
       </w:r>
       <w:r>
         <w:rPr>
@@ -2924,23 +1937,13 @@
         </w:rPr>
         <w:t xml:space="preserve"> and enterprise providers (</w:t>
       </w:r>
-      <w:proofErr w:type="spellStart"/>
-      <w:r>
-        <w:rPr>
-          <w:rStyle w:val="Strong"/>
-          <w:rFonts w:ascii="Arial" w:hAnsi="Arial" w:cs="Arial"/>
-          <w:sz w:val="18"/>
-        </w:rPr>
-        <w:t>Okta</w:t>
-      </w:r>
-      <w:proofErr w:type="spellEnd"/>
-      <w:r>
-        <w:rPr>
-          <w:rStyle w:val="Strong"/>
-          <w:rFonts w:ascii="Arial" w:hAnsi="Arial" w:cs="Arial"/>
-          <w:sz w:val="18"/>
-        </w:rPr>
-        <w:t>/Auth0</w:t>
+      <w:r>
+        <w:rPr>
+          <w:rStyle w:val="Strong"/>
+          <w:rFonts w:ascii="Arial" w:hAnsi="Arial" w:cs="Arial"/>
+          <w:sz w:val="18"/>
+        </w:rPr>
+        <w:t>Okta/Auth0</w:t>
       </w:r>
       <w:r>
         <w:rPr>
@@ -2968,23 +1971,7 @@
           <w:rFonts w:ascii="Arial" w:hAnsi="Arial" w:cs="Arial"/>
           <w:sz w:val="18"/>
         </w:rPr>
-        <w:t xml:space="preserve">Partnered with product and support to define </w:t>
-      </w:r>
-      <w:proofErr w:type="spellStart"/>
-      <w:r>
-        <w:rPr>
-          <w:rFonts w:ascii="Arial" w:hAnsi="Arial" w:cs="Arial"/>
-          <w:sz w:val="18"/>
-        </w:rPr>
-        <w:t>runbooks</w:t>
-      </w:r>
-      <w:proofErr w:type="spellEnd"/>
-      <w:r>
-        <w:rPr>
-          <w:rFonts w:ascii="Arial" w:hAnsi="Arial" w:cs="Arial"/>
-          <w:sz w:val="18"/>
-        </w:rPr>
-        <w:t xml:space="preserve"> and rollout plans, turning recurring issues into documented operational workflows.</w:t>
+        <w:t>Partnered with product and support to define runbooks and rollout plans, turning recurring issues into documented operational workflows.</w:t>
       </w:r>
     </w:p>
     <w:p>
@@ -3001,7 +1988,6 @@
       </w:r>
     </w:p>
     <w:p>
-      <w:proofErr w:type="gramStart"/>
       <w:r>
         <w:rPr>
           <w:rFonts w:ascii="Arial" w:eastAsia="Arial" w:hAnsi="Arial" w:cs="Arial"/>
@@ -3009,37 +1995,7 @@
           <w:sz w:val="21"/>
           <w:szCs w:val="21"/>
         </w:rPr>
-        <w:t>Centric Tech Inc.</w:t>
-      </w:r>
-      <w:proofErr w:type="gramEnd"/>
-      <w:r>
-        <w:rPr>
-          <w:rFonts w:ascii="Arial" w:eastAsia="Arial" w:hAnsi="Arial" w:cs="Arial"/>
-          <w:color w:val="555555"/>
-          <w:sz w:val="21"/>
-          <w:szCs w:val="21"/>
-        </w:rPr>
-        <w:t xml:space="preserve">  </w:t>
-      </w:r>
-      <w:proofErr w:type="gramStart"/>
-      <w:r>
-        <w:rPr>
-          <w:rFonts w:ascii="Arial" w:eastAsia="Arial" w:hAnsi="Arial" w:cs="Arial"/>
-          <w:color w:val="555555"/>
-          <w:sz w:val="21"/>
-          <w:szCs w:val="21"/>
-        </w:rPr>
-        <w:t>|  September</w:t>
-      </w:r>
-      <w:proofErr w:type="gramEnd"/>
-      <w:r>
-        <w:rPr>
-          <w:rFonts w:ascii="Arial" w:eastAsia="Arial" w:hAnsi="Arial" w:cs="Arial"/>
-          <w:color w:val="555555"/>
-          <w:sz w:val="21"/>
-          <w:szCs w:val="21"/>
-        </w:rPr>
-        <w:t xml:space="preserve"> 2015 - May 2018</w:t>
+        <w:t>Centric Tech Inc.  |  September 2015 - May 2018</w:t>
       </w:r>
     </w:p>
     <w:p>
@@ -3212,7 +2168,6 @@
         </w:rPr>
         <w:t xml:space="preserve">Added caching patterns with </w:t>
       </w:r>
-      <w:proofErr w:type="spellStart"/>
       <w:r>
         <w:rPr>
           <w:rStyle w:val="Strong"/>
@@ -3221,7 +2176,6 @@
         </w:rPr>
         <w:t>Redis</w:t>
       </w:r>
-      <w:proofErr w:type="spellEnd"/>
       <w:r>
         <w:rPr>
           <w:rFonts w:ascii="Arial" w:hAnsi="Arial" w:cs="Arial"/>
@@ -3250,7 +2204,6 @@
         </w:rPr>
         <w:t xml:space="preserve">Introduced asynchronous processing using </w:t>
       </w:r>
-      <w:proofErr w:type="spellStart"/>
       <w:r>
         <w:rPr>
           <w:rStyle w:val="Strong"/>
@@ -3259,7 +2212,6 @@
         </w:rPr>
         <w:t>RabbitMQ</w:t>
       </w:r>
-      <w:proofErr w:type="spellEnd"/>
       <w:r>
         <w:rPr>
           <w:rFonts w:ascii="Arial" w:hAnsi="Arial" w:cs="Arial"/>
@@ -3288,7 +2240,6 @@
         </w:rPr>
         <w:t xml:space="preserve">Implemented search indexing with </w:t>
       </w:r>
-      <w:proofErr w:type="spellStart"/>
       <w:r>
         <w:rPr>
           <w:rStyle w:val="Strong"/>
@@ -3297,7 +2248,6 @@
         </w:rPr>
         <w:t>Elasticsearch</w:t>
       </w:r>
-      <w:proofErr w:type="spellEnd"/>
       <w:r>
         <w:rPr>
           <w:rFonts w:ascii="Arial" w:hAnsi="Arial" w:cs="Arial"/>
@@ -3324,23 +2274,7 @@
           <w:rFonts w:ascii="Arial" w:hAnsi="Arial" w:cs="Arial"/>
           <w:sz w:val="18"/>
         </w:rPr>
-        <w:t xml:space="preserve">Containerized key services with </w:t>
-      </w:r>
-      <w:proofErr w:type="spellStart"/>
-      <w:r>
-        <w:rPr>
-          <w:rFonts w:ascii="Arial" w:hAnsi="Arial" w:cs="Arial"/>
-          <w:sz w:val="18"/>
-        </w:rPr>
-        <w:t>Docker</w:t>
-      </w:r>
-      <w:proofErr w:type="spellEnd"/>
-      <w:r>
-        <w:rPr>
-          <w:rFonts w:ascii="Arial" w:hAnsi="Arial" w:cs="Arial"/>
-          <w:sz w:val="18"/>
-        </w:rPr>
-        <w:t xml:space="preserve"> and supported repeatable builds to reduce environment drift and onboarding friction.</w:t>
+        <w:t>Containerized key services with Docker and supported repeatable builds to reduce environment drift and onboarding friction.</w:t>
       </w:r>
     </w:p>
     <w:p>
@@ -3363,34 +2297,14 @@
         </w:rPr>
         <w:t xml:space="preserve">Established infrastructure automation foundations using </w:t>
       </w:r>
-      <w:proofErr w:type="spellStart"/>
-      <w:r>
-        <w:rPr>
-          <w:rStyle w:val="Strong"/>
-          <w:rFonts w:ascii="Arial" w:hAnsi="Arial" w:cs="Arial"/>
-          <w:sz w:val="18"/>
-        </w:rPr>
-        <w:t>Terraform</w:t>
-      </w:r>
-      <w:proofErr w:type="spellEnd"/>
-      <w:r>
-        <w:rPr>
-          <w:rStyle w:val="Strong"/>
-          <w:rFonts w:ascii="Arial" w:hAnsi="Arial" w:cs="Arial"/>
-          <w:sz w:val="18"/>
-        </w:rPr>
-        <w:t>/</w:t>
-      </w:r>
-      <w:proofErr w:type="spellStart"/>
-      <w:r>
-        <w:rPr>
-          <w:rStyle w:val="Strong"/>
-          <w:rFonts w:ascii="Arial" w:hAnsi="Arial" w:cs="Arial"/>
-          <w:sz w:val="18"/>
-        </w:rPr>
-        <w:t>CloudFormation</w:t>
-      </w:r>
-      <w:proofErr w:type="spellEnd"/>
+      <w:r>
+        <w:rPr>
+          <w:rStyle w:val="Strong"/>
+          <w:rFonts w:ascii="Arial" w:hAnsi="Arial" w:cs="Arial"/>
+          <w:sz w:val="18"/>
+        </w:rPr>
+        <w:t>Terraform/CloudFormation</w:t>
+      </w:r>
       <w:r>
         <w:rPr>
           <w:rFonts w:ascii="Arial" w:hAnsi="Arial" w:cs="Arial"/>
@@ -3434,7 +2348,6 @@
         </w:rPr>
         <w:t xml:space="preserve">Improved release reliability by wiring monitoring hooks and structured logs into </w:t>
       </w:r>
-      <w:proofErr w:type="spellStart"/>
       <w:r>
         <w:rPr>
           <w:rStyle w:val="Strong"/>
@@ -3443,7 +2356,6 @@
         </w:rPr>
         <w:t>CloudWatch</w:t>
       </w:r>
-      <w:proofErr w:type="spellEnd"/>
       <w:r>
         <w:rPr>
           <w:rFonts w:ascii="Arial" w:hAnsi="Arial" w:cs="Arial"/>
@@ -3481,7 +2393,6 @@
       </w:r>
     </w:p>
     <w:p>
-      <w:proofErr w:type="gramStart"/>
       <w:r>
         <w:rPr>
           <w:rFonts w:ascii="Arial" w:eastAsia="Arial" w:hAnsi="Arial" w:cs="Arial"/>
@@ -3489,17 +2400,7 @@
           <w:sz w:val="21"/>
           <w:szCs w:val="21"/>
         </w:rPr>
-        <w:t>Microsoft  |</w:t>
-      </w:r>
-      <w:proofErr w:type="gramEnd"/>
-      <w:r>
-        <w:rPr>
-          <w:rFonts w:ascii="Arial" w:eastAsia="Arial" w:hAnsi="Arial" w:cs="Arial"/>
-          <w:color w:val="555555"/>
-          <w:sz w:val="21"/>
-          <w:szCs w:val="21"/>
-        </w:rPr>
-        <w:t xml:space="preserve">  September 2014 - August 2015</w:t>
+        <w:t>Microsoft  |  September 2014 - August 2015</w:t>
       </w:r>
     </w:p>
     <w:p>
@@ -3819,31 +2720,7 @@
           <w:sz w:val="18"/>
           <w:szCs w:val="20"/>
         </w:rPr>
-        <w:t xml:space="preserve">Multi-Tenant Workflow Platform (Cloud-Native </w:t>
-      </w:r>
-      <w:proofErr w:type="spellStart"/>
-      <w:r>
-        <w:rPr>
-          <w:rStyle w:val="Strong"/>
-          <w:rFonts w:ascii="Arial" w:hAnsi="Arial" w:cs="Arial"/>
-          <w:bCs w:val="0"/>
-          <w:color w:val="auto"/>
-          <w:sz w:val="18"/>
-          <w:szCs w:val="20"/>
-        </w:rPr>
-        <w:t>SaaS</w:t>
-      </w:r>
-      <w:proofErr w:type="spellEnd"/>
-      <w:r>
-        <w:rPr>
-          <w:rStyle w:val="Strong"/>
-          <w:rFonts w:ascii="Arial" w:hAnsi="Arial" w:cs="Arial"/>
-          <w:bCs w:val="0"/>
-          <w:color w:val="auto"/>
-          <w:sz w:val="18"/>
-          <w:szCs w:val="20"/>
-        </w:rPr>
-        <w:t>)</w:t>
+        <w:t>Multi-Tenant Workflow Platform (Cloud-Native SaaS)</w:t>
       </w:r>
     </w:p>
     <w:p>
@@ -3883,37 +2760,17 @@
           <w:sz w:val="18"/>
           <w:szCs w:val="20"/>
         </w:rPr>
-        <w:t xml:space="preserve"> (</w:t>
-      </w:r>
-      <w:proofErr w:type="spellStart"/>
-      <w:r>
-        <w:rPr>
+        <w:t xml:space="preserve"> (NestJS patterns) with </w:t>
+      </w:r>
+      <w:r>
+        <w:rPr>
+          <w:rStyle w:val="Strong"/>
           <w:rFonts w:ascii="Arial" w:hAnsi="Arial" w:cs="Arial"/>
           <w:sz w:val="18"/>
           <w:szCs w:val="20"/>
         </w:rPr>
-        <w:t>NestJS</w:t>
-      </w:r>
-      <w:proofErr w:type="spellEnd"/>
-      <w:r>
-        <w:rPr>
-          <w:rFonts w:ascii="Arial" w:hAnsi="Arial" w:cs="Arial"/>
-          <w:sz w:val="18"/>
-          <w:szCs w:val="20"/>
-        </w:rPr>
-        <w:t xml:space="preserve"> patterns) with </w:t>
-      </w:r>
-      <w:proofErr w:type="spellStart"/>
-      <w:r>
-        <w:rPr>
-          <w:rStyle w:val="Strong"/>
-          <w:rFonts w:ascii="Arial" w:hAnsi="Arial" w:cs="Arial"/>
-          <w:sz w:val="18"/>
-          <w:szCs w:val="20"/>
-        </w:rPr>
         <w:t>PostgreSQL</w:t>
       </w:r>
-      <w:proofErr w:type="spellEnd"/>
       <w:r>
         <w:rPr>
           <w:rFonts w:ascii="Arial" w:hAnsi="Arial" w:cs="Arial"/>
@@ -3977,25 +2834,7 @@
           <w:sz w:val="18"/>
           <w:szCs w:val="20"/>
         </w:rPr>
-        <w:t xml:space="preserve">, including retries, DLQs, and </w:t>
-      </w:r>
-      <w:proofErr w:type="spellStart"/>
-      <w:r>
-        <w:rPr>
-          <w:rFonts w:ascii="Arial" w:hAnsi="Arial" w:cs="Arial"/>
-          <w:sz w:val="18"/>
-          <w:szCs w:val="20"/>
-        </w:rPr>
-        <w:t>idempotency</w:t>
-      </w:r>
-      <w:proofErr w:type="spellEnd"/>
-      <w:r>
-        <w:rPr>
-          <w:rFonts w:ascii="Arial" w:hAnsi="Arial" w:cs="Arial"/>
-          <w:sz w:val="18"/>
-          <w:szCs w:val="20"/>
-        </w:rPr>
-        <w:t xml:space="preserve"> keys to guarantee safe replay.</w:t>
+        <w:t>, including retries, DLQs, and idempotency keys to guarantee safe replay.</w:t>
       </w:r>
     </w:p>
     <w:p>
@@ -4020,7 +2859,6 @@
         </w:rPr>
         <w:t xml:space="preserve">Added global search and operational discovery using </w:t>
       </w:r>
-      <w:proofErr w:type="spellStart"/>
       <w:r>
         <w:rPr>
           <w:rStyle w:val="Strong"/>
@@ -4028,17 +2866,7 @@
           <w:sz w:val="18"/>
           <w:szCs w:val="20"/>
         </w:rPr>
-        <w:t>Elasticsearch</w:t>
-      </w:r>
-      <w:proofErr w:type="spellEnd"/>
-      <w:r>
-        <w:rPr>
-          <w:rStyle w:val="Strong"/>
-          <w:rFonts w:ascii="Arial" w:hAnsi="Arial" w:cs="Arial"/>
-          <w:sz w:val="18"/>
-          <w:szCs w:val="20"/>
-        </w:rPr>
-        <w:t>/OpenSearch</w:t>
+        <w:t>Elasticsearch/OpenSearch</w:t>
       </w:r>
       <w:r>
         <w:rPr>
@@ -4069,27 +2897,25 @@
           <w:sz w:val="18"/>
           <w:szCs w:val="20"/>
         </w:rPr>
-        <w:t xml:space="preserve">Established end-to-end </w:t>
-      </w:r>
-      <w:proofErr w:type="spellStart"/>
-      <w:r>
-        <w:rPr>
+        <w:t xml:space="preserve">Established end-to-end observability with </w:t>
+      </w:r>
+      <w:r>
+        <w:rPr>
+          <w:rStyle w:val="Strong"/>
           <w:rFonts w:ascii="Arial" w:hAnsi="Arial" w:cs="Arial"/>
           <w:sz w:val="18"/>
           <w:szCs w:val="20"/>
         </w:rPr>
-        <w:t>observability</w:t>
-      </w:r>
-      <w:proofErr w:type="spellEnd"/>
+        <w:t>OpenTelemetry</w:t>
+      </w:r>
       <w:r>
         <w:rPr>
           <w:rFonts w:ascii="Arial" w:hAnsi="Arial" w:cs="Arial"/>
           <w:sz w:val="18"/>
           <w:szCs w:val="20"/>
         </w:rPr>
-        <w:t xml:space="preserve"> with </w:t>
-      </w:r>
-      <w:proofErr w:type="spellStart"/>
+        <w:t xml:space="preserve"> traces and structured logs shipped to </w:t>
+      </w:r>
       <w:r>
         <w:rPr>
           <w:rStyle w:val="Strong"/>
@@ -4097,18 +2923,16 @@
           <w:sz w:val="18"/>
           <w:szCs w:val="20"/>
         </w:rPr>
-        <w:t>OpenTelemetry</w:t>
-      </w:r>
-      <w:proofErr w:type="spellEnd"/>
+        <w:t>Datadog</w:t>
+      </w:r>
       <w:r>
         <w:rPr>
           <w:rFonts w:ascii="Arial" w:hAnsi="Arial" w:cs="Arial"/>
           <w:sz w:val="18"/>
           <w:szCs w:val="20"/>
         </w:rPr>
-        <w:t xml:space="preserve"> traces and structured logs shipped to </w:t>
-      </w:r>
-      <w:proofErr w:type="spellStart"/>
+        <w:t xml:space="preserve">, plus dashboards in </w:t>
+      </w:r>
       <w:r>
         <w:rPr>
           <w:rStyle w:val="Strong"/>
@@ -4116,36 +2940,7 @@
           <w:sz w:val="18"/>
           <w:szCs w:val="20"/>
         </w:rPr>
-        <w:t>Datadog</w:t>
-      </w:r>
-      <w:proofErr w:type="spellEnd"/>
-      <w:r>
-        <w:rPr>
-          <w:rFonts w:ascii="Arial" w:hAnsi="Arial" w:cs="Arial"/>
-          <w:sz w:val="18"/>
-          <w:szCs w:val="20"/>
-        </w:rPr>
-        <w:t xml:space="preserve">, plus dashboards in </w:t>
-      </w:r>
-      <w:proofErr w:type="spellStart"/>
-      <w:r>
-        <w:rPr>
-          <w:rStyle w:val="Strong"/>
-          <w:rFonts w:ascii="Arial" w:hAnsi="Arial" w:cs="Arial"/>
-          <w:sz w:val="18"/>
-          <w:szCs w:val="20"/>
-        </w:rPr>
-        <w:t>Grafana</w:t>
-      </w:r>
-      <w:proofErr w:type="spellEnd"/>
-      <w:r>
-        <w:rPr>
-          <w:rStyle w:val="Strong"/>
-          <w:rFonts w:ascii="Arial" w:hAnsi="Arial" w:cs="Arial"/>
-          <w:sz w:val="18"/>
-          <w:szCs w:val="20"/>
-        </w:rPr>
-        <w:t>/Prometheus</w:t>
+        <w:t>Grafana/Prometheus</w:t>
       </w:r>
       <w:r>
         <w:rPr>
@@ -4199,25 +2994,7 @@
           <w:sz w:val="18"/>
           <w:szCs w:val="20"/>
         </w:rPr>
-        <w:t xml:space="preserve">Built an ingestion and export pipeline that normalized domain events, </w:t>
-      </w:r>
-      <w:proofErr w:type="gramStart"/>
-      <w:r>
-        <w:rPr>
-          <w:rFonts w:ascii="Arial" w:hAnsi="Arial" w:cs="Arial"/>
-          <w:sz w:val="18"/>
-          <w:szCs w:val="20"/>
-        </w:rPr>
-        <w:t>persisted</w:t>
-      </w:r>
-      <w:proofErr w:type="gramEnd"/>
-      <w:r>
-        <w:rPr>
-          <w:rFonts w:ascii="Arial" w:hAnsi="Arial" w:cs="Arial"/>
-          <w:sz w:val="18"/>
-          <w:szCs w:val="20"/>
-        </w:rPr>
-        <w:t xml:space="preserve"> curated datasets, and enabled downstream reporting without impacting OLTP latency.</w:t>
+        <w:t>Built an ingestion and export pipeline that normalized domain events, persisted curated datasets, and enabled downstream reporting without impacting OLTP latency.</w:t>
       </w:r>
     </w:p>
     <w:p>
@@ -4259,7 +3036,6 @@
         </w:rPr>
         <w:t xml:space="preserve"> and </w:t>
       </w:r>
-      <w:proofErr w:type="spellStart"/>
       <w:r>
         <w:rPr>
           <w:rStyle w:val="Strong"/>
@@ -4269,7 +3045,6 @@
         </w:rPr>
         <w:t>BigQuery</w:t>
       </w:r>
-      <w:proofErr w:type="spellEnd"/>
       <w:r>
         <w:rPr>
           <w:rFonts w:ascii="Arial" w:hAnsi="Arial" w:cs="Arial"/>
@@ -4299,25 +3074,7 @@
           <w:sz w:val="18"/>
           <w:szCs w:val="20"/>
         </w:rPr>
-        <w:t xml:space="preserve">Automated CI/CD using </w:t>
-      </w:r>
-      <w:proofErr w:type="spellStart"/>
-      <w:r>
-        <w:rPr>
-          <w:rFonts w:ascii="Arial" w:hAnsi="Arial" w:cs="Arial"/>
-          <w:sz w:val="18"/>
-          <w:szCs w:val="20"/>
-        </w:rPr>
-        <w:t>GitHub</w:t>
-      </w:r>
-      <w:proofErr w:type="spellEnd"/>
-      <w:r>
-        <w:rPr>
-          <w:rFonts w:ascii="Arial" w:hAnsi="Arial" w:cs="Arial"/>
-          <w:sz w:val="18"/>
-          <w:szCs w:val="20"/>
-        </w:rPr>
-        <w:t xml:space="preserve"> Actions and gated releases with </w:t>
+        <w:t xml:space="preserve">Automated CI/CD using GitHub Actions and gated releases with </w:t>
       </w:r>
       <w:r>
         <w:rPr>
@@ -7191,7 +5948,7 @@
 </file>
 
 <file path=customXml/itemProps1.xml><?xml version="1.0" encoding="utf-8"?>
-<ds:datastoreItem xmlns:ds="http://schemas.openxmlformats.org/officeDocument/2006/customXml" ds:itemID="{2D1B6144-0DA1-485E-9E7E-EB60739BC057}">
+<ds:datastoreItem xmlns:ds="http://schemas.openxmlformats.org/officeDocument/2006/customXml" ds:itemID="{BF43BF93-AE08-4DD3-8623-37584E87A768}">
   <ds:schemaRefs>
     <ds:schemaRef ds:uri="http://schemas.openxmlformats.org/officeDocument/2006/bibliography"/>
   </ds:schemaRefs>
